--- a/documentacion/Anexo_Metodologia_Scrum_Documentacion.docx
+++ b/documentacion/Anexo_Metodologia_Scrum_Documentacion.docx
@@ -39,7 +39,7 @@
           <w:i/>
           <w:iCs/>
         </w:rPr>
-        <w:t xml:space="preserve">Autor: [NOMBRE DEL INVESTIGADOR]  ·  Asesor: [NOMBRE DEL ASESOR]  ·  Periodo de ejecución: 05/07/2026 – 23/08/2026</w:t>
+        <w:t xml:space="preserve">Autor: [NOMBRE DEL INVESTIGADOR]  ·  Asesor: [NOMBRE DEL ASESOR]  ·  Periodo de ejecución: 05/07/2026 – 28/08/2026</w:t>
       </w:r>
     </w:p>
     <w:p>
@@ -966,7 +966,7 @@
           <w:i w:val="false"/>
           <w:iCs w:val="false"/>
         </w:rPr>
-        <w:t xml:space="preserve">El desarrollo se organizó en un Sprint 0 de preparación del entorno, correspondiente al 05 de julio de 2026, seguido de siete sprints de desarrollo comprendidos entre el 06 de julio y el 23 de agosto de 2026, para un total de ocho ciclos. El avance del proyecto fue presentado el 22 de julio de 2026, fecha que se ubica dentro del desarrollo del Sprint 3, con los Sprints 0, 1 y 2 completados en su totalidad.</w:t>
+        <w:t xml:space="preserve">El desarrollo se organizó en un Sprint 0 de preparación del entorno, correspondiente al 05 de julio de 2026, seguido de ocho sprints de desarrollo comprendidos entre el 06 de julio y el 28 de agosto de 2026, para un total de nueve ciclos. El avance del proyecto fue presentado el 22 de julio de 2026, fecha que se ubica dentro del desarrollo del Sprint 3, con los Sprints 0, 1 y 2 completados en su totalidad. El Sprint 8, incorporado tras la primera revisión del sistema, recogió funcionalidades complementarias solicitadas para enriquecer la experiencia de uso por rol (agenda propia del médico, historial clínico del paciente, filtros avanzados de citas, gestión de descansos y vacaciones médicas y triaje de enfermería).</w:t>
       </w:r>
     </w:p>
     <w:p>
@@ -1641,7 +1641,7 @@
           <w:i w:val="false"/>
           <w:iCs w:val="false"/>
         </w:rPr>
-        <w:t xml:space="preserve">La figura siguiente representa el ciclo Scrum aplicado, mostrando la relación entre el Product Backlog, los eventos de cada sprint y la generación incremental del producto a lo largo de los ocho ciclos del proyecto (Sprint 0 a Sprint 7).</w:t>
+        <w:t xml:space="preserve">La figura siguiente representa el ciclo Scrum aplicado, mostrando la relación entre el Product Backlog, los eventos de cada sprint y la generación incremental del producto a lo largo de los nueve ciclos del proyecto (Sprint 0 a Sprint 8).</w:t>
       </w:r>
     </w:p>
     <w:p>
@@ -10529,6 +10529,648 @@
     </w:tbl>
     <w:p>
       <w:pPr>
+        <w:pStyle w:val="Heading2"/>
+        <w:spacing w:after="120" w:before="250"/>
+      </w:pPr>
+      <w:r>
+        <w:t xml:space="preserve">9.5 Mi agenda (vista propia del médico)</w:t>
+      </w:r>
+    </w:p>
+    <w:p>
+      <w:pPr>
+        <w:spacing w:after="60"/>
+        <w:jc w:val="center"/>
+      </w:pPr>
+      <w:r>
+        <w:drawing>
+          <wp:inline distT="0" distB="0" distL="0" distR="0">
+            <wp:extent cx="5334000" cy="3629025"/>
+            <wp:effectExtent t="0" r="0" b="0" l="0"/>
+            <wp:docPr id="1" name="" descr="" title=""/>
+            <wp:cNvGraphicFramePr>
+              <a:graphicFrameLocks xmlns:a="http://schemas.openxmlformats.org/drawingml/2006/main" noChangeAspect="1"/>
+            </wp:cNvGraphicFramePr>
+            <a:graphic xmlns:a="http://schemas.openxmlformats.org/drawingml/2006/main">
+              <a:graphicData uri="http://schemas.openxmlformats.org/drawingml/2006/picture">
+                <pic:pic xmlns:pic="http://schemas.openxmlformats.org/drawingml/2006/picture">
+                  <pic:nvPicPr>
+                    <pic:cNvPr id="0" name="" descr=""/>
+                    <pic:cNvPicPr>
+                      <a:picLocks noChangeAspect="1" noChangeArrowheads="1"/>
+                    </pic:cNvPicPr>
+                  </pic:nvPicPr>
+                  <pic:blipFill>
+                    <a:blip r:embed="rId15" cstate="none"/>
+                    <a:srcRect/>
+                    <a:stretch>
+                      <a:fillRect/>
+                    </a:stretch>
+                  </pic:blipFill>
+                  <pic:spPr bwMode="auto">
+                    <a:xfrm>
+                      <a:off x="0" y="0"/>
+                      <a:ext cx="5334000" cy="3629025"/>
+                    </a:xfrm>
+                    <a:prstGeom prst="rect">
+                      <a:avLst/>
+                    </a:prstGeom>
+                  </pic:spPr>
+                </pic:pic>
+              </a:graphicData>
+            </a:graphic>
+          </wp:inline>
+        </w:drawing>
+      </w:r>
+    </w:p>
+    <w:p>
+      <w:pPr>
+        <w:spacing w:after="240"/>
+        <w:jc w:val="center"/>
+      </w:pPr>
+      <w:r>
+        <w:rPr>
+          <w:i/>
+          <w:iCs/>
+          <w:sz w:val="20"/>
+          <w:szCs w:val="20"/>
+        </w:rPr>
+        <w:t xml:space="preserve">Figura 9. Prototipo de la agenda diaria propia del médico. Elaboración propia.</w:t>
+      </w:r>
+    </w:p>
+    <w:tbl>
+      <w:tblPr>
+        <w:tblW w:type="pct" w:w="100%"/>
+        <w:tblBorders>
+          <w:top w:val="single" w:color="auto" w:sz="4"/>
+          <w:left w:val="single" w:color="auto" w:sz="4"/>
+          <w:bottom w:val="single" w:color="auto" w:sz="4"/>
+          <w:right w:val="single" w:color="auto" w:sz="4"/>
+          <w:insideH w:val="single" w:color="auto" w:sz="4"/>
+          <w:insideV w:val="single" w:color="auto" w:sz="4"/>
+        </w:tblBorders>
+      </w:tblPr>
+      <w:tblGrid>
+        <w:gridCol w:w="100"/>
+        <w:gridCol w:w="100"/>
+      </w:tblGrid>
+      <w:tr>
+        <w:tc>
+          <w:tcPr>
+            <w:tcW w:type="pct" w:w="40%"/>
+            <w:tcBorders>
+              <w:top w:val="single" w:color="999999" w:sz="2"/>
+              <w:left w:val="single" w:color="999999" w:sz="2"/>
+              <w:bottom w:val="single" w:color="999999" w:sz="2"/>
+              <w:right w:val="single" w:color="999999" w:sz="2"/>
+            </w:tcBorders>
+            <w:shd w:fill="D9D9D9" w:color="auto" w:val="clear"/>
+            <w:vAlign w:val="center"/>
+          </w:tcPr>
+          <w:p>
+            <w:pPr>
+              <w:spacing w:after="40"/>
+            </w:pPr>
+            <w:r>
+              <w:rPr>
+                <w:b/>
+                <w:bCs/>
+              </w:rPr>
+              <w:t xml:space="preserve">Elemento de interfaz</w:t>
+            </w:r>
+          </w:p>
+        </w:tc>
+        <w:tc>
+          <w:tcPr>
+            <w:tcW w:type="pct" w:w="60%"/>
+            <w:tcBorders>
+              <w:top w:val="single" w:color="999999" w:sz="2"/>
+              <w:left w:val="single" w:color="999999" w:sz="2"/>
+              <w:bottom w:val="single" w:color="999999" w:sz="2"/>
+              <w:right w:val="single" w:color="999999" w:sz="2"/>
+            </w:tcBorders>
+            <w:shd w:fill="D9D9D9" w:color="auto" w:val="clear"/>
+            <w:vAlign w:val="center"/>
+          </w:tcPr>
+          <w:p>
+            <w:pPr>
+              <w:spacing w:after="40"/>
+            </w:pPr>
+            <w:r>
+              <w:rPr>
+                <w:b/>
+                <w:bCs/>
+              </w:rPr>
+              <w:t xml:space="preserve">Funcionalidad / Historia de Usuario relacionada</w:t>
+            </w:r>
+          </w:p>
+        </w:tc>
+      </w:tr>
+      <w:tr>
+        <w:tc>
+          <w:tcPr>
+            <w:tcW w:type="pct" w:w="40%"/>
+            <w:tcBorders>
+              <w:top w:val="single" w:color="999999" w:sz="2"/>
+              <w:left w:val="single" w:color="999999" w:sz="2"/>
+              <w:bottom w:val="single" w:color="999999" w:sz="2"/>
+              <w:right w:val="single" w:color="999999" w:sz="2"/>
+            </w:tcBorders>
+            <w:vAlign w:val="center"/>
+          </w:tcPr>
+          <w:p>
+            <w:pPr>
+              <w:spacing w:after="40"/>
+            </w:pPr>
+            <w:r>
+              <w:rPr>
+                <w:b w:val="false"/>
+                <w:bCs w:val="false"/>
+              </w:rPr>
+              <w:t xml:space="preserve">Navegación por día (anterior / siguiente / hoy)</w:t>
+            </w:r>
+          </w:p>
+        </w:tc>
+        <w:tc>
+          <w:tcPr>
+            <w:tcW w:type="pct" w:w="60%"/>
+            <w:tcBorders>
+              <w:top w:val="single" w:color="999999" w:sz="2"/>
+              <w:left w:val="single" w:color="999999" w:sz="2"/>
+              <w:bottom w:val="single" w:color="999999" w:sz="2"/>
+              <w:right w:val="single" w:color="999999" w:sz="2"/>
+            </w:tcBorders>
+            <w:vAlign w:val="center"/>
+          </w:tcPr>
+          <w:p>
+            <w:pPr>
+              <w:spacing w:after="40"/>
+            </w:pPr>
+            <w:r>
+              <w:rPr>
+                <w:b w:val="false"/>
+                <w:bCs w:val="false"/>
+              </w:rPr>
+              <w:t xml:space="preserve">Vista de agenda diaria diferenciada por rol (HU-21)</w:t>
+            </w:r>
+          </w:p>
+        </w:tc>
+      </w:tr>
+      <w:tr>
+        <w:tc>
+          <w:tcPr>
+            <w:tcW w:type="pct" w:w="40%"/>
+            <w:tcBorders>
+              <w:top w:val="single" w:color="999999" w:sz="2"/>
+              <w:left w:val="single" w:color="999999" w:sz="2"/>
+              <w:bottom w:val="single" w:color="999999" w:sz="2"/>
+              <w:right w:val="single" w:color="999999" w:sz="2"/>
+            </w:tcBorders>
+            <w:vAlign w:val="center"/>
+          </w:tcPr>
+          <w:p>
+            <w:pPr>
+              <w:spacing w:after="40"/>
+            </w:pPr>
+            <w:r>
+              <w:rPr>
+                <w:b w:val="false"/>
+                <w:bCs w:val="false"/>
+              </w:rPr>
+              <w:t xml:space="preserve">Tabla de citas del día, filtrada al médico autenticado</w:t>
+            </w:r>
+          </w:p>
+        </w:tc>
+        <w:tc>
+          <w:tcPr>
+            <w:tcW w:type="pct" w:w="60%"/>
+            <w:tcBorders>
+              <w:top w:val="single" w:color="999999" w:sz="2"/>
+              <w:left w:val="single" w:color="999999" w:sz="2"/>
+              <w:bottom w:val="single" w:color="999999" w:sz="2"/>
+              <w:right w:val="single" w:color="999999" w:sz="2"/>
+            </w:tcBorders>
+            <w:vAlign w:val="center"/>
+          </w:tcPr>
+          <w:p>
+            <w:pPr>
+              <w:spacing w:after="40"/>
+            </w:pPr>
+            <w:r>
+              <w:rPr>
+                <w:b w:val="false"/>
+                <w:bCs w:val="false"/>
+              </w:rPr>
+              <w:t xml:space="preserve">Vista de agenda diaria diferenciada por rol (HU-21)</w:t>
+            </w:r>
+          </w:p>
+        </w:tc>
+      </w:tr>
+      <w:tr>
+        <w:tc>
+          <w:tcPr>
+            <w:tcW w:type="pct" w:w="40%"/>
+            <w:tcBorders>
+              <w:top w:val="single" w:color="999999" w:sz="2"/>
+              <w:left w:val="single" w:color="999999" w:sz="2"/>
+              <w:bottom w:val="single" w:color="999999" w:sz="2"/>
+              <w:right w:val="single" w:color="999999" w:sz="2"/>
+            </w:tcBorders>
+            <w:vAlign w:val="center"/>
+          </w:tcPr>
+          <w:p>
+            <w:pPr>
+              <w:spacing w:after="40"/>
+            </w:pPr>
+            <w:r>
+              <w:rPr>
+                <w:b w:val="false"/>
+                <w:bCs w:val="false"/>
+              </w:rPr>
+              <w:t xml:space="preserve">Columna "Triaje"</w:t>
+            </w:r>
+          </w:p>
+        </w:tc>
+        <w:tc>
+          <w:tcPr>
+            <w:tcW w:type="pct" w:w="60%"/>
+            <w:tcBorders>
+              <w:top w:val="single" w:color="999999" w:sz="2"/>
+              <w:left w:val="single" w:color="999999" w:sz="2"/>
+              <w:bottom w:val="single" w:color="999999" w:sz="2"/>
+              <w:right w:val="single" w:color="999999" w:sz="2"/>
+            </w:tcBorders>
+            <w:vAlign w:val="center"/>
+          </w:tcPr>
+          <w:p>
+            <w:pPr>
+              <w:spacing w:after="40"/>
+            </w:pPr>
+            <w:r>
+              <w:rPr>
+                <w:b w:val="false"/>
+                <w:bCs w:val="false"/>
+              </w:rPr>
+              <w:t xml:space="preserve">Registro opcional de triaje de enfermería, en modo de solo lectura (HU-25)</w:t>
+            </w:r>
+          </w:p>
+        </w:tc>
+      </w:tr>
+      <w:tr>
+        <w:tc>
+          <w:tcPr>
+            <w:tcW w:type="pct" w:w="40%"/>
+            <w:tcBorders>
+              <w:top w:val="single" w:color="999999" w:sz="2"/>
+              <w:left w:val="single" w:color="999999" w:sz="2"/>
+              <w:bottom w:val="single" w:color="999999" w:sz="2"/>
+              <w:right w:val="single" w:color="999999" w:sz="2"/>
+            </w:tcBorders>
+            <w:vAlign w:val="center"/>
+          </w:tcPr>
+          <w:p>
+            <w:pPr>
+              <w:spacing w:after="40"/>
+            </w:pPr>
+            <w:r>
+              <w:rPr>
+                <w:b w:val="false"/>
+                <w:bCs w:val="false"/>
+              </w:rPr>
+              <w:t xml:space="preserve">Acciones "Iniciar consulta" / "Completar"</w:t>
+            </w:r>
+          </w:p>
+        </w:tc>
+        <w:tc>
+          <w:tcPr>
+            <w:tcW w:type="pct" w:w="60%"/>
+            <w:tcBorders>
+              <w:top w:val="single" w:color="999999" w:sz="2"/>
+              <w:left w:val="single" w:color="999999" w:sz="2"/>
+              <w:bottom w:val="single" w:color="999999" w:sz="2"/>
+              <w:right w:val="single" w:color="999999" w:sz="2"/>
+            </w:tcBorders>
+            <w:vAlign w:val="center"/>
+          </w:tcPr>
+          <w:p>
+            <w:pPr>
+              <w:spacing w:after="40"/>
+            </w:pPr>
+            <w:r>
+              <w:rPr>
+                <w:b w:val="false"/>
+                <w:bCs w:val="false"/>
+              </w:rPr>
+              <w:t xml:space="preserve">Cambios de estado de la cita (HU-09)</w:t>
+            </w:r>
+          </w:p>
+        </w:tc>
+      </w:tr>
+    </w:tbl>
+    <w:p>
+      <w:pPr>
+        <w:pStyle w:val="Heading2"/>
+        <w:spacing w:after="120" w:before="250"/>
+      </w:pPr>
+      <w:r>
+        <w:t xml:space="preserve">9.6 Historial clínico del paciente</w:t>
+      </w:r>
+    </w:p>
+    <w:p>
+      <w:pPr>
+        <w:spacing w:after="60"/>
+        <w:jc w:val="center"/>
+      </w:pPr>
+      <w:r>
+        <w:drawing>
+          <wp:inline distT="0" distB="0" distL="0" distR="0">
+            <wp:extent cx="5334000" cy="3629025"/>
+            <wp:effectExtent t="0" r="0" b="0" l="0"/>
+            <wp:docPr id="1" name="" descr="" title=""/>
+            <wp:cNvGraphicFramePr>
+              <a:graphicFrameLocks xmlns:a="http://schemas.openxmlformats.org/drawingml/2006/main" noChangeAspect="1"/>
+            </wp:cNvGraphicFramePr>
+            <a:graphic xmlns:a="http://schemas.openxmlformats.org/drawingml/2006/main">
+              <a:graphicData uri="http://schemas.openxmlformats.org/drawingml/2006/picture">
+                <pic:pic xmlns:pic="http://schemas.openxmlformats.org/drawingml/2006/picture">
+                  <pic:nvPicPr>
+                    <pic:cNvPr id="0" name="" descr=""/>
+                    <pic:cNvPicPr>
+                      <a:picLocks noChangeAspect="1" noChangeArrowheads="1"/>
+                    </pic:cNvPicPr>
+                  </pic:nvPicPr>
+                  <pic:blipFill>
+                    <a:blip r:embed="rId16" cstate="none"/>
+                    <a:srcRect/>
+                    <a:stretch>
+                      <a:fillRect/>
+                    </a:stretch>
+                  </pic:blipFill>
+                  <pic:spPr bwMode="auto">
+                    <a:xfrm>
+                      <a:off x="0" y="0"/>
+                      <a:ext cx="5334000" cy="3629025"/>
+                    </a:xfrm>
+                    <a:prstGeom prst="rect">
+                      <a:avLst/>
+                    </a:prstGeom>
+                  </pic:spPr>
+                </pic:pic>
+              </a:graphicData>
+            </a:graphic>
+          </wp:inline>
+        </w:drawing>
+      </w:r>
+    </w:p>
+    <w:p>
+      <w:pPr>
+        <w:spacing w:after="240"/>
+        <w:jc w:val="center"/>
+      </w:pPr>
+      <w:r>
+        <w:rPr>
+          <w:i/>
+          <w:iCs/>
+          <w:sz w:val="20"/>
+          <w:szCs w:val="20"/>
+        </w:rPr>
+        <w:t xml:space="preserve">Figura 10. Prototipo del historial de citas de un paciente. Elaboración propia.</w:t>
+      </w:r>
+    </w:p>
+    <w:tbl>
+      <w:tblPr>
+        <w:tblW w:type="pct" w:w="100%"/>
+        <w:tblBorders>
+          <w:top w:val="single" w:color="auto" w:sz="4"/>
+          <w:left w:val="single" w:color="auto" w:sz="4"/>
+          <w:bottom w:val="single" w:color="auto" w:sz="4"/>
+          <w:right w:val="single" w:color="auto" w:sz="4"/>
+          <w:insideH w:val="single" w:color="auto" w:sz="4"/>
+          <w:insideV w:val="single" w:color="auto" w:sz="4"/>
+        </w:tblBorders>
+      </w:tblPr>
+      <w:tblGrid>
+        <w:gridCol w:w="100"/>
+        <w:gridCol w:w="100"/>
+      </w:tblGrid>
+      <w:tr>
+        <w:tc>
+          <w:tcPr>
+            <w:tcW w:type="pct" w:w="40%"/>
+            <w:tcBorders>
+              <w:top w:val="single" w:color="999999" w:sz="2"/>
+              <w:left w:val="single" w:color="999999" w:sz="2"/>
+              <w:bottom w:val="single" w:color="999999" w:sz="2"/>
+              <w:right w:val="single" w:color="999999" w:sz="2"/>
+            </w:tcBorders>
+            <w:shd w:fill="D9D9D9" w:color="auto" w:val="clear"/>
+            <w:vAlign w:val="center"/>
+          </w:tcPr>
+          <w:p>
+            <w:pPr>
+              <w:spacing w:after="40"/>
+            </w:pPr>
+            <w:r>
+              <w:rPr>
+                <w:b/>
+                <w:bCs/>
+              </w:rPr>
+              <w:t xml:space="preserve">Elemento de interfaz</w:t>
+            </w:r>
+          </w:p>
+        </w:tc>
+        <w:tc>
+          <w:tcPr>
+            <w:tcW w:type="pct" w:w="60%"/>
+            <w:tcBorders>
+              <w:top w:val="single" w:color="999999" w:sz="2"/>
+              <w:left w:val="single" w:color="999999" w:sz="2"/>
+              <w:bottom w:val="single" w:color="999999" w:sz="2"/>
+              <w:right w:val="single" w:color="999999" w:sz="2"/>
+            </w:tcBorders>
+            <w:shd w:fill="D9D9D9" w:color="auto" w:val="clear"/>
+            <w:vAlign w:val="center"/>
+          </w:tcPr>
+          <w:p>
+            <w:pPr>
+              <w:spacing w:after="40"/>
+            </w:pPr>
+            <w:r>
+              <w:rPr>
+                <w:b/>
+                <w:bCs/>
+              </w:rPr>
+              <w:t xml:space="preserve">Funcionalidad / Historia de Usuario relacionada</w:t>
+            </w:r>
+          </w:p>
+        </w:tc>
+      </w:tr>
+      <w:tr>
+        <w:tc>
+          <w:tcPr>
+            <w:tcW w:type="pct" w:w="40%"/>
+            <w:tcBorders>
+              <w:top w:val="single" w:color="999999" w:sz="2"/>
+              <w:left w:val="single" w:color="999999" w:sz="2"/>
+              <w:bottom w:val="single" w:color="999999" w:sz="2"/>
+              <w:right w:val="single" w:color="999999" w:sz="2"/>
+            </w:tcBorders>
+            <w:vAlign w:val="center"/>
+          </w:tcPr>
+          <w:p>
+            <w:pPr>
+              <w:spacing w:after="40"/>
+            </w:pPr>
+            <w:r>
+              <w:rPr>
+                <w:b w:val="false"/>
+                <w:bCs w:val="false"/>
+              </w:rPr>
+              <w:t xml:space="preserve">Tabla de citas pasadas y futuras del paciente</w:t>
+            </w:r>
+          </w:p>
+        </w:tc>
+        <w:tc>
+          <w:tcPr>
+            <w:tcW w:type="pct" w:w="60%"/>
+            <w:tcBorders>
+              <w:top w:val="single" w:color="999999" w:sz="2"/>
+              <w:left w:val="single" w:color="999999" w:sz="2"/>
+              <w:bottom w:val="single" w:color="999999" w:sz="2"/>
+              <w:right w:val="single" w:color="999999" w:sz="2"/>
+            </w:tcBorders>
+            <w:vAlign w:val="center"/>
+          </w:tcPr>
+          <w:p>
+            <w:pPr>
+              <w:spacing w:after="40"/>
+            </w:pPr>
+            <w:r>
+              <w:rPr>
+                <w:b w:val="false"/>
+                <w:bCs w:val="false"/>
+              </w:rPr>
+              <w:t xml:space="preserve">Historial clínico consultable por paciente (HU-22)</w:t>
+            </w:r>
+          </w:p>
+        </w:tc>
+      </w:tr>
+      <w:tr>
+        <w:tc>
+          <w:tcPr>
+            <w:tcW w:type="pct" w:w="40%"/>
+            <w:tcBorders>
+              <w:top w:val="single" w:color="999999" w:sz="2"/>
+              <w:left w:val="single" w:color="999999" w:sz="2"/>
+              <w:bottom w:val="single" w:color="999999" w:sz="2"/>
+              <w:right w:val="single" w:color="999999" w:sz="2"/>
+            </w:tcBorders>
+            <w:vAlign w:val="center"/>
+          </w:tcPr>
+          <w:p>
+            <w:pPr>
+              <w:spacing w:after="40"/>
+            </w:pPr>
+            <w:r>
+              <w:rPr>
+                <w:b w:val="false"/>
+                <w:bCs w:val="false"/>
+              </w:rPr>
+              <w:t xml:space="preserve">Columna "Espera real"</w:t>
+            </w:r>
+          </w:p>
+        </w:tc>
+        <w:tc>
+          <w:tcPr>
+            <w:tcW w:type="pct" w:w="60%"/>
+            <w:tcBorders>
+              <w:top w:val="single" w:color="999999" w:sz="2"/>
+              <w:left w:val="single" w:color="999999" w:sz="2"/>
+              <w:bottom w:val="single" w:color="999999" w:sz="2"/>
+              <w:right w:val="single" w:color="999999" w:sz="2"/>
+            </w:tcBorders>
+            <w:vAlign w:val="center"/>
+          </w:tcPr>
+          <w:p>
+            <w:pPr>
+              <w:spacing w:after="40"/>
+            </w:pPr>
+            <w:r>
+              <w:rPr>
+                <w:b w:val="false"/>
+                <w:bCs w:val="false"/>
+              </w:rPr>
+              <w:t xml:space="preserve">Check-in / check-out y captura de tiempos reales (HU-08)</w:t>
+            </w:r>
+          </w:p>
+        </w:tc>
+      </w:tr>
+      <w:tr>
+        <w:tc>
+          <w:tcPr>
+            <w:tcW w:type="pct" w:w="40%"/>
+            <w:tcBorders>
+              <w:top w:val="single" w:color="999999" w:sz="2"/>
+              <w:left w:val="single" w:color="999999" w:sz="2"/>
+              <w:bottom w:val="single" w:color="999999" w:sz="2"/>
+              <w:right w:val="single" w:color="999999" w:sz="2"/>
+            </w:tcBorders>
+            <w:vAlign w:val="center"/>
+          </w:tcPr>
+          <w:p>
+            <w:pPr>
+              <w:spacing w:after="40"/>
+            </w:pPr>
+            <w:r>
+              <w:rPr>
+                <w:b w:val="false"/>
+                <w:bCs w:val="false"/>
+              </w:rPr>
+              <w:t xml:space="preserve">Columna "Triaje"</w:t>
+            </w:r>
+          </w:p>
+        </w:tc>
+        <w:tc>
+          <w:tcPr>
+            <w:tcW w:type="pct" w:w="60%"/>
+            <w:tcBorders>
+              <w:top w:val="single" w:color="999999" w:sz="2"/>
+              <w:left w:val="single" w:color="999999" w:sz="2"/>
+              <w:bottom w:val="single" w:color="999999" w:sz="2"/>
+              <w:right w:val="single" w:color="999999" w:sz="2"/>
+            </w:tcBorders>
+            <w:vAlign w:val="center"/>
+          </w:tcPr>
+          <w:p>
+            <w:pPr>
+              <w:spacing w:after="40"/>
+            </w:pPr>
+            <w:r>
+              <w:rPr>
+                <w:b w:val="false"/>
+                <w:bCs w:val="false"/>
+              </w:rPr>
+              <w:t xml:space="preserve">Registro opcional de triaje de enfermería (HU-25)</w:t>
+            </w:r>
+          </w:p>
+        </w:tc>
+      </w:tr>
+    </w:tbl>
+    <w:p>
+      <w:pPr>
+        <w:spacing w:after="200"/>
+      </w:pPr>
+      <w:r>
+        <w:rPr>
+          <w:i/>
+          <w:iCs/>
+          <w:sz w:val="20"/>
+          <w:szCs w:val="20"/>
+        </w:rPr>
+        <w:t xml:space="preserve">Nota. La gestión de descansos y vacaciones de médicos (HU-24) y los filtros de especialidad y rango de fechas en la gestión de citas (HU-23) se incorporaron como controles adicionales sobre las pantallas de Médicos y Citas ya prototipadas, sin requerir una pantalla independiente. Elaboración propia.</w:t>
+      </w:r>
+    </w:p>
+    <w:p>
+      <w:pPr>
         <w:pStyle w:val="Heading1"/>
         <w:spacing w:after="150" w:before="300"/>
       </w:pPr>
@@ -12725,6 +13367,594 @@
                 <w:bCs w:val="false"/>
               </w:rPr>
               <w:t xml:space="preserve">Validación mediante retroalimentación registrada del personal capacitado</w:t>
+            </w:r>
+          </w:p>
+        </w:tc>
+      </w:tr>
+      <w:tr>
+        <w:tc>
+          <w:tcPr>
+            <w:tcW w:type="pct" w:w="26%"/>
+            <w:tcBorders>
+              <w:top w:val="single" w:color="999999" w:sz="2"/>
+              <w:left w:val="single" w:color="999999" w:sz="2"/>
+              <w:bottom w:val="single" w:color="999999" w:sz="2"/>
+              <w:right w:val="single" w:color="999999" w:sz="2"/>
+            </w:tcBorders>
+            <w:vAlign w:val="center"/>
+          </w:tcPr>
+          <w:p>
+            <w:pPr>
+              <w:spacing w:after="40"/>
+            </w:pPr>
+            <w:r>
+              <w:rPr>
+                <w:b w:val="false"/>
+                <w:bCs w:val="false"/>
+              </w:rPr>
+              <w:t xml:space="preserve">Vista de agenda diaria diferenciada por rol (Mi Agenda)</w:t>
+            </w:r>
+          </w:p>
+        </w:tc>
+        <w:tc>
+          <w:tcPr>
+            <w:tcW w:type="pct" w:w="8%"/>
+            <w:tcBorders>
+              <w:top w:val="single" w:color="999999" w:sz="2"/>
+              <w:left w:val="single" w:color="999999" w:sz="2"/>
+              <w:bottom w:val="single" w:color="999999" w:sz="2"/>
+              <w:right w:val="single" w:color="999999" w:sz="2"/>
+            </w:tcBorders>
+            <w:vAlign w:val="center"/>
+          </w:tcPr>
+          <w:p>
+            <w:pPr>
+              <w:spacing w:after="40"/>
+            </w:pPr>
+            <w:r>
+              <w:rPr>
+                <w:b w:val="false"/>
+                <w:bCs w:val="false"/>
+              </w:rPr>
+              <w:t xml:space="preserve">HU-21</w:t>
+            </w:r>
+          </w:p>
+        </w:tc>
+        <w:tc>
+          <w:tcPr>
+            <w:tcW w:type="pct" w:w="36%"/>
+            <w:tcBorders>
+              <w:top w:val="single" w:color="999999" w:sz="2"/>
+              <w:left w:val="single" w:color="999999" w:sz="2"/>
+              <w:bottom w:val="single" w:color="999999" w:sz="2"/>
+              <w:right w:val="single" w:color="999999" w:sz="2"/>
+            </w:tcBorders>
+            <w:vAlign w:val="center"/>
+          </w:tcPr>
+          <w:p>
+            <w:pPr>
+              <w:spacing w:after="40"/>
+            </w:pPr>
+            <w:r>
+              <w:rPr>
+                <w:b w:val="false"/>
+                <w:bCs w:val="false"/>
+              </w:rPr>
+              <w:t xml:space="preserve">Atender a mis pacientes sin depender de filtros manuales ni ver información de otros médicos</w:t>
+            </w:r>
+          </w:p>
+        </w:tc>
+        <w:tc>
+          <w:tcPr>
+            <w:tcW w:type="pct" w:w="30%"/>
+            <w:tcBorders>
+              <w:top w:val="single" w:color="999999" w:sz="2"/>
+              <w:left w:val="single" w:color="999999" w:sz="2"/>
+              <w:bottom w:val="single" w:color="999999" w:sz="2"/>
+              <w:right w:val="single" w:color="999999" w:sz="2"/>
+            </w:tcBorders>
+            <w:vAlign w:val="center"/>
+          </w:tcPr>
+          <w:p>
+            <w:pPr>
+              <w:spacing w:after="40"/>
+            </w:pPr>
+            <w:r>
+              <w:rPr>
+                <w:b w:val="false"/>
+                <w:bCs w:val="false"/>
+              </w:rPr>
+              <w:t xml:space="preserve">Prueba end-to-end de inicio de sesión por rol, verificando que un médico solo vea su propia agenda y que no se produzca el bucle de redirección corregido</w:t>
+            </w:r>
+          </w:p>
+        </w:tc>
+      </w:tr>
+      <w:tr>
+        <w:tc>
+          <w:tcPr>
+            <w:tcW w:type="pct" w:w="26%"/>
+            <w:tcBorders>
+              <w:top w:val="single" w:color="999999" w:sz="2"/>
+              <w:left w:val="single" w:color="999999" w:sz="2"/>
+              <w:bottom w:val="single" w:color="999999" w:sz="2"/>
+              <w:right w:val="single" w:color="999999" w:sz="2"/>
+            </w:tcBorders>
+            <w:vAlign w:val="center"/>
+          </w:tcPr>
+          <w:p>
+            <w:pPr>
+              <w:spacing w:after="40"/>
+            </w:pPr>
+            <w:r>
+              <w:rPr>
+                <w:b w:val="false"/>
+                <w:bCs w:val="false"/>
+              </w:rPr>
+              <w:t xml:space="preserve">Historial clínico consultable por paciente</w:t>
+            </w:r>
+          </w:p>
+        </w:tc>
+        <w:tc>
+          <w:tcPr>
+            <w:tcW w:type="pct" w:w="8%"/>
+            <w:tcBorders>
+              <w:top w:val="single" w:color="999999" w:sz="2"/>
+              <w:left w:val="single" w:color="999999" w:sz="2"/>
+              <w:bottom w:val="single" w:color="999999" w:sz="2"/>
+              <w:right w:val="single" w:color="999999" w:sz="2"/>
+            </w:tcBorders>
+            <w:vAlign w:val="center"/>
+          </w:tcPr>
+          <w:p>
+            <w:pPr>
+              <w:spacing w:after="40"/>
+            </w:pPr>
+            <w:r>
+              <w:rPr>
+                <w:b w:val="false"/>
+                <w:bCs w:val="false"/>
+              </w:rPr>
+              <w:t xml:space="preserve">HU-22</w:t>
+            </w:r>
+          </w:p>
+        </w:tc>
+        <w:tc>
+          <w:tcPr>
+            <w:tcW w:type="pct" w:w="36%"/>
+            <w:tcBorders>
+              <w:top w:val="single" w:color="999999" w:sz="2"/>
+              <w:left w:val="single" w:color="999999" w:sz="2"/>
+              <w:bottom w:val="single" w:color="999999" w:sz="2"/>
+              <w:right w:val="single" w:color="999999" w:sz="2"/>
+            </w:tcBorders>
+            <w:vAlign w:val="center"/>
+          </w:tcPr>
+          <w:p>
+            <w:pPr>
+              <w:spacing w:after="40"/>
+            </w:pPr>
+            <w:r>
+              <w:rPr>
+                <w:b w:val="false"/>
+                <w:bCs w:val="false"/>
+              </w:rPr>
+              <w:t xml:space="preserve">Contar con el contexto de continuidad de atención del paciente antes de una nueva consulta</w:t>
+            </w:r>
+          </w:p>
+        </w:tc>
+        <w:tc>
+          <w:tcPr>
+            <w:tcW w:type="pct" w:w="30%"/>
+            <w:tcBorders>
+              <w:top w:val="single" w:color="999999" w:sz="2"/>
+              <w:left w:val="single" w:color="999999" w:sz="2"/>
+              <w:bottom w:val="single" w:color="999999" w:sz="2"/>
+              <w:right w:val="single" w:color="999999" w:sz="2"/>
+            </w:tcBorders>
+            <w:vAlign w:val="center"/>
+          </w:tcPr>
+          <w:p>
+            <w:pPr>
+              <w:spacing w:after="40"/>
+            </w:pPr>
+            <w:r>
+              <w:rPr>
+                <w:b w:val="false"/>
+                <w:bCs w:val="false"/>
+              </w:rPr>
+              <w:t xml:space="preserve">Prueba de integración sobre el historial de citas de un paciente, verificando que incluya tiempo de espera real y triaje</w:t>
+            </w:r>
+          </w:p>
+        </w:tc>
+      </w:tr>
+      <w:tr>
+        <w:tc>
+          <w:tcPr>
+            <w:tcW w:type="pct" w:w="26%"/>
+            <w:tcBorders>
+              <w:top w:val="single" w:color="999999" w:sz="2"/>
+              <w:left w:val="single" w:color="999999" w:sz="2"/>
+              <w:bottom w:val="single" w:color="999999" w:sz="2"/>
+              <w:right w:val="single" w:color="999999" w:sz="2"/>
+            </w:tcBorders>
+            <w:vAlign w:val="center"/>
+          </w:tcPr>
+          <w:p>
+            <w:pPr>
+              <w:spacing w:after="40"/>
+            </w:pPr>
+            <w:r>
+              <w:rPr>
+                <w:b w:val="false"/>
+                <w:bCs w:val="false"/>
+              </w:rPr>
+              <w:t xml:space="preserve">Filtros avanzados en la gestión de citas</w:t>
+            </w:r>
+          </w:p>
+        </w:tc>
+        <w:tc>
+          <w:tcPr>
+            <w:tcW w:type="pct" w:w="8%"/>
+            <w:tcBorders>
+              <w:top w:val="single" w:color="999999" w:sz="2"/>
+              <w:left w:val="single" w:color="999999" w:sz="2"/>
+              <w:bottom w:val="single" w:color="999999" w:sz="2"/>
+              <w:right w:val="single" w:color="999999" w:sz="2"/>
+            </w:tcBorders>
+            <w:vAlign w:val="center"/>
+          </w:tcPr>
+          <w:p>
+            <w:pPr>
+              <w:spacing w:after="40"/>
+            </w:pPr>
+            <w:r>
+              <w:rPr>
+                <w:b w:val="false"/>
+                <w:bCs w:val="false"/>
+              </w:rPr>
+              <w:t xml:space="preserve">HU-23</w:t>
+            </w:r>
+          </w:p>
+        </w:tc>
+        <w:tc>
+          <w:tcPr>
+            <w:tcW w:type="pct" w:w="36%"/>
+            <w:tcBorders>
+              <w:top w:val="single" w:color="999999" w:sz="2"/>
+              <w:left w:val="single" w:color="999999" w:sz="2"/>
+              <w:bottom w:val="single" w:color="999999" w:sz="2"/>
+              <w:right w:val="single" w:color="999999" w:sz="2"/>
+            </w:tcBorders>
+            <w:vAlign w:val="center"/>
+          </w:tcPr>
+          <w:p>
+            <w:pPr>
+              <w:spacing w:after="40"/>
+            </w:pPr>
+            <w:r>
+              <w:rPr>
+                <w:b w:val="false"/>
+                <w:bCs w:val="false"/>
+              </w:rPr>
+              <w:t xml:space="preserve">Ubicar rápidamente las citas relevantes sin depender de una única fecha exacta ni desplazarme por el listado completo</w:t>
+            </w:r>
+          </w:p>
+        </w:tc>
+        <w:tc>
+          <w:tcPr>
+            <w:tcW w:type="pct" w:w="30%"/>
+            <w:tcBorders>
+              <w:top w:val="single" w:color="999999" w:sz="2"/>
+              <w:left w:val="single" w:color="999999" w:sz="2"/>
+              <w:bottom w:val="single" w:color="999999" w:sz="2"/>
+              <w:right w:val="single" w:color="999999" w:sz="2"/>
+            </w:tcBorders>
+            <w:vAlign w:val="center"/>
+          </w:tcPr>
+          <w:p>
+            <w:pPr>
+              <w:spacing w:after="40"/>
+            </w:pPr>
+            <w:r>
+              <w:rPr>
+                <w:b w:val="false"/>
+                <w:bCs w:val="false"/>
+              </w:rPr>
+              <w:t xml:space="preserve">Prueba de integración sobre los filtros de especialidad y rango de fechas del listado de citas</w:t>
+            </w:r>
+          </w:p>
+        </w:tc>
+      </w:tr>
+      <w:tr>
+        <w:tc>
+          <w:tcPr>
+            <w:tcW w:type="pct" w:w="26%"/>
+            <w:tcBorders>
+              <w:top w:val="single" w:color="999999" w:sz="2"/>
+              <w:left w:val="single" w:color="999999" w:sz="2"/>
+              <w:bottom w:val="single" w:color="999999" w:sz="2"/>
+              <w:right w:val="single" w:color="999999" w:sz="2"/>
+            </w:tcBorders>
+            <w:vAlign w:val="center"/>
+          </w:tcPr>
+          <w:p>
+            <w:pPr>
+              <w:spacing w:after="40"/>
+            </w:pPr>
+            <w:r>
+              <w:rPr>
+                <w:b w:val="false"/>
+                <w:bCs w:val="false"/>
+              </w:rPr>
+              <w:t xml:space="preserve">Gestión de descansos y vacaciones de médicos</w:t>
+            </w:r>
+          </w:p>
+        </w:tc>
+        <w:tc>
+          <w:tcPr>
+            <w:tcW w:type="pct" w:w="8%"/>
+            <w:tcBorders>
+              <w:top w:val="single" w:color="999999" w:sz="2"/>
+              <w:left w:val="single" w:color="999999" w:sz="2"/>
+              <w:bottom w:val="single" w:color="999999" w:sz="2"/>
+              <w:right w:val="single" w:color="999999" w:sz="2"/>
+            </w:tcBorders>
+            <w:vAlign w:val="center"/>
+          </w:tcPr>
+          <w:p>
+            <w:pPr>
+              <w:spacing w:after="40"/>
+            </w:pPr>
+            <w:r>
+              <w:rPr>
+                <w:b w:val="false"/>
+                <w:bCs w:val="false"/>
+              </w:rPr>
+              <w:t xml:space="preserve">HU-24</w:t>
+            </w:r>
+          </w:p>
+        </w:tc>
+        <w:tc>
+          <w:tcPr>
+            <w:tcW w:type="pct" w:w="36%"/>
+            <w:tcBorders>
+              <w:top w:val="single" w:color="999999" w:sz="2"/>
+              <w:left w:val="single" w:color="999999" w:sz="2"/>
+              <w:bottom w:val="single" w:color="999999" w:sz="2"/>
+              <w:right w:val="single" w:color="999999" w:sz="2"/>
+            </w:tcBorders>
+            <w:vAlign w:val="center"/>
+          </w:tcPr>
+          <w:p>
+            <w:pPr>
+              <w:spacing w:after="40"/>
+            </w:pPr>
+            <w:r>
+              <w:rPr>
+                <w:b w:val="false"/>
+                <w:bCs w:val="false"/>
+              </w:rPr>
+              <w:t xml:space="preserve">Que esas fechas dejen de ofrecerse automáticamente al momento de asignar citas, evitando agendar contra días en los que el médico no atenderá</w:t>
+            </w:r>
+          </w:p>
+        </w:tc>
+        <w:tc>
+          <w:tcPr>
+            <w:tcW w:type="pct" w:w="30%"/>
+            <w:tcBorders>
+              <w:top w:val="single" w:color="999999" w:sz="2"/>
+              <w:left w:val="single" w:color="999999" w:sz="2"/>
+              <w:bottom w:val="single" w:color="999999" w:sz="2"/>
+              <w:right w:val="single" w:color="999999" w:sz="2"/>
+            </w:tcBorders>
+            <w:vAlign w:val="center"/>
+          </w:tcPr>
+          <w:p>
+            <w:pPr>
+              <w:spacing w:after="40"/>
+            </w:pPr>
+            <w:r>
+              <w:rPr>
+                <w:b w:val="false"/>
+                <w:bCs w:val="false"/>
+              </w:rPr>
+              <w:t xml:space="preserve">Prueba end-to-end de registro de un descanso médico y verificación de que las fechas bloqueadas dejan de ofrecerse al agendar</w:t>
+            </w:r>
+          </w:p>
+        </w:tc>
+      </w:tr>
+      <w:tr>
+        <w:tc>
+          <w:tcPr>
+            <w:tcW w:type="pct" w:w="26%"/>
+            <w:tcBorders>
+              <w:top w:val="single" w:color="999999" w:sz="2"/>
+              <w:left w:val="single" w:color="999999" w:sz="2"/>
+              <w:bottom w:val="single" w:color="999999" w:sz="2"/>
+              <w:right w:val="single" w:color="999999" w:sz="2"/>
+            </w:tcBorders>
+            <w:vAlign w:val="center"/>
+          </w:tcPr>
+          <w:p>
+            <w:pPr>
+              <w:spacing w:after="40"/>
+            </w:pPr>
+            <w:r>
+              <w:rPr>
+                <w:b w:val="false"/>
+                <w:bCs w:val="false"/>
+              </w:rPr>
+              <w:t xml:space="preserve">Registro opcional de triaje de enfermería</w:t>
+            </w:r>
+          </w:p>
+        </w:tc>
+        <w:tc>
+          <w:tcPr>
+            <w:tcW w:type="pct" w:w="8%"/>
+            <w:tcBorders>
+              <w:top w:val="single" w:color="999999" w:sz="2"/>
+              <w:left w:val="single" w:color="999999" w:sz="2"/>
+              <w:bottom w:val="single" w:color="999999" w:sz="2"/>
+              <w:right w:val="single" w:color="999999" w:sz="2"/>
+            </w:tcBorders>
+            <w:vAlign w:val="center"/>
+          </w:tcPr>
+          <w:p>
+            <w:pPr>
+              <w:spacing w:after="40"/>
+            </w:pPr>
+            <w:r>
+              <w:rPr>
+                <w:b w:val="false"/>
+                <w:bCs w:val="false"/>
+              </w:rPr>
+              <w:t xml:space="preserve">HU-25</w:t>
+            </w:r>
+          </w:p>
+        </w:tc>
+        <w:tc>
+          <w:tcPr>
+            <w:tcW w:type="pct" w:w="36%"/>
+            <w:tcBorders>
+              <w:top w:val="single" w:color="999999" w:sz="2"/>
+              <w:left w:val="single" w:color="999999" w:sz="2"/>
+              <w:bottom w:val="single" w:color="999999" w:sz="2"/>
+              <w:right w:val="single" w:color="999999" w:sz="2"/>
+            </w:tcBorders>
+            <w:vAlign w:val="center"/>
+          </w:tcPr>
+          <w:p>
+            <w:pPr>
+              <w:spacing w:after="40"/>
+            </w:pPr>
+            <w:r>
+              <w:rPr>
+                <w:b w:val="false"/>
+                <w:bCs w:val="false"/>
+              </w:rPr>
+              <w:t xml:space="preserve">Que el médico cuente con esa información clínica antes de iniciar la consulta</w:t>
+            </w:r>
+          </w:p>
+        </w:tc>
+        <w:tc>
+          <w:tcPr>
+            <w:tcW w:type="pct" w:w="30%"/>
+            <w:tcBorders>
+              <w:top w:val="single" w:color="999999" w:sz="2"/>
+              <w:left w:val="single" w:color="999999" w:sz="2"/>
+              <w:bottom w:val="single" w:color="999999" w:sz="2"/>
+              <w:right w:val="single" w:color="999999" w:sz="2"/>
+            </w:tcBorders>
+            <w:vAlign w:val="center"/>
+          </w:tcPr>
+          <w:p>
+            <w:pPr>
+              <w:spacing w:after="40"/>
+            </w:pPr>
+            <w:r>
+              <w:rPr>
+                <w:b w:val="false"/>
+                <w:bCs w:val="false"/>
+              </w:rPr>
+              <w:t xml:space="preserve">Prueba end-to-end de registro de triaje y verificación de su visualización en el historial del paciente y en la agenda del médico</w:t>
+            </w:r>
+          </w:p>
+        </w:tc>
+      </w:tr>
+      <w:tr>
+        <w:tc>
+          <w:tcPr>
+            <w:tcW w:type="pct" w:w="26%"/>
+            <w:tcBorders>
+              <w:top w:val="single" w:color="999999" w:sz="2"/>
+              <w:left w:val="single" w:color="999999" w:sz="2"/>
+              <w:bottom w:val="single" w:color="999999" w:sz="2"/>
+              <w:right w:val="single" w:color="999999" w:sz="2"/>
+            </w:tcBorders>
+            <w:vAlign w:val="center"/>
+          </w:tcPr>
+          <w:p>
+            <w:pPr>
+              <w:spacing w:after="40"/>
+            </w:pPr>
+            <w:r>
+              <w:rPr>
+                <w:b w:val="false"/>
+                <w:bCs w:val="false"/>
+              </w:rPr>
+              <w:t xml:space="preserve">Datos de demostración realistas y publicación del repositorio</w:t>
+            </w:r>
+          </w:p>
+        </w:tc>
+        <w:tc>
+          <w:tcPr>
+            <w:tcW w:type="pct" w:w="8%"/>
+            <w:tcBorders>
+              <w:top w:val="single" w:color="999999" w:sz="2"/>
+              <w:left w:val="single" w:color="999999" w:sz="2"/>
+              <w:bottom w:val="single" w:color="999999" w:sz="2"/>
+              <w:right w:val="single" w:color="999999" w:sz="2"/>
+            </w:tcBorders>
+            <w:vAlign w:val="center"/>
+          </w:tcPr>
+          <w:p>
+            <w:pPr>
+              <w:spacing w:after="40"/>
+            </w:pPr>
+            <w:r>
+              <w:rPr>
+                <w:b w:val="false"/>
+                <w:bCs w:val="false"/>
+              </w:rPr>
+              <w:t xml:space="preserve">HU-26</w:t>
+            </w:r>
+          </w:p>
+        </w:tc>
+        <w:tc>
+          <w:tcPr>
+            <w:tcW w:type="pct" w:w="36%"/>
+            <w:tcBorders>
+              <w:top w:val="single" w:color="999999" w:sz="2"/>
+              <w:left w:val="single" w:color="999999" w:sz="2"/>
+              <w:bottom w:val="single" w:color="999999" w:sz="2"/>
+              <w:right w:val="single" w:color="999999" w:sz="2"/>
+            </w:tcBorders>
+            <w:vAlign w:val="center"/>
+          </w:tcPr>
+          <w:p>
+            <w:pPr>
+              <w:spacing w:after="40"/>
+            </w:pPr>
+            <w:r>
+              <w:rPr>
+                <w:b w:val="false"/>
+                <w:bCs w:val="false"/>
+              </w:rPr>
+              <w:t xml:space="preserve">Poder demostrar el sistema en un uso habitual y respaldar el trabajo desarrollado en un repositorio versionado</w:t>
+            </w:r>
+          </w:p>
+        </w:tc>
+        <w:tc>
+          <w:tcPr>
+            <w:tcW w:type="pct" w:w="30%"/>
+            <w:tcBorders>
+              <w:top w:val="single" w:color="999999" w:sz="2"/>
+              <w:left w:val="single" w:color="999999" w:sz="2"/>
+              <w:bottom w:val="single" w:color="999999" w:sz="2"/>
+              <w:right w:val="single" w:color="999999" w:sz="2"/>
+            </w:tcBorders>
+            <w:vAlign w:val="center"/>
+          </w:tcPr>
+          <w:p>
+            <w:pPr>
+              <w:spacing w:after="40"/>
+            </w:pPr>
+            <w:r>
+              <w:rPr>
+                <w:b w:val="false"/>
+                <w:bCs w:val="false"/>
+              </w:rPr>
+              <w:t xml:space="preserve">Verificación manual de la carga de datos de demostración y del acceso al repositorio publicado</w:t>
             </w:r>
           </w:p>
         </w:tc>
@@ -13130,7 +14360,7 @@
           <w:i w:val="false"/>
           <w:iCs w:val="false"/>
         </w:rPr>
-        <w:t xml:space="preserve">En la siguiente tabla se presenta el listado completo de Historias de Usuario definidas para el desarrollo del sistema, distribuidas en los ocho ciclos de la metodología Scrum aplicada.</w:t>
+        <w:t xml:space="preserve">En la siguiente tabla se presenta el listado completo de Historias de Usuario definidas para el desarrollo del sistema, distribuidas en los nueve ciclos de la metodología Scrum aplicada.</w:t>
       </w:r>
     </w:p>
     <w:tbl>
@@ -14781,6 +16011,450 @@
           </w:p>
         </w:tc>
       </w:tr>
+      <w:tr>
+        <w:tc>
+          <w:tcPr>
+            <w:tcW w:type="pct" w:w="10%"/>
+            <w:tcBorders>
+              <w:top w:val="single" w:color="999999" w:sz="2"/>
+              <w:left w:val="single" w:color="999999" w:sz="2"/>
+              <w:bottom w:val="single" w:color="999999" w:sz="2"/>
+              <w:right w:val="single" w:color="999999" w:sz="2"/>
+            </w:tcBorders>
+            <w:vAlign w:val="center"/>
+          </w:tcPr>
+          <w:p>
+            <w:pPr>
+              <w:spacing w:after="40"/>
+            </w:pPr>
+            <w:r>
+              <w:rPr>
+                <w:b w:val="false"/>
+                <w:bCs w:val="false"/>
+              </w:rPr>
+              <w:t xml:space="preserve">HU-21</w:t>
+            </w:r>
+          </w:p>
+        </w:tc>
+        <w:tc>
+          <w:tcPr>
+            <w:tcW w:type="pct" w:w="25%"/>
+            <w:tcBorders>
+              <w:top w:val="single" w:color="999999" w:sz="2"/>
+              <w:left w:val="single" w:color="999999" w:sz="2"/>
+              <w:bottom w:val="single" w:color="999999" w:sz="2"/>
+              <w:right w:val="single" w:color="999999" w:sz="2"/>
+            </w:tcBorders>
+            <w:vAlign w:val="center"/>
+          </w:tcPr>
+          <w:p>
+            <w:pPr>
+              <w:spacing w:after="40"/>
+            </w:pPr>
+            <w:r>
+              <w:rPr>
+                <w:b w:val="false"/>
+                <w:bCs w:val="false"/>
+              </w:rPr>
+              <w:t xml:space="preserve">Vista de agenda diaria diferenciada por rol (Mi Agenda)</w:t>
+            </w:r>
+          </w:p>
+        </w:tc>
+        <w:tc>
+          <w:tcPr>
+            <w:tcW w:type="pct" w:w="65%"/>
+            <w:tcBorders>
+              <w:top w:val="single" w:color="999999" w:sz="2"/>
+              <w:left w:val="single" w:color="999999" w:sz="2"/>
+              <w:bottom w:val="single" w:color="999999" w:sz="2"/>
+              <w:right w:val="single" w:color="999999" w:sz="2"/>
+            </w:tcBorders>
+            <w:vAlign w:val="center"/>
+          </w:tcPr>
+          <w:p>
+            <w:pPr>
+              <w:spacing w:after="40"/>
+            </w:pPr>
+            <w:r>
+              <w:rPr>
+                <w:b w:val="false"/>
+                <w:bCs w:val="false"/>
+              </w:rPr>
+              <w:t xml:space="preserve">Como médico, quiero ver únicamente mi propia agenda del día, con navegación por fecha y acciones rápidas, para atender a mis pacientes sin tener que filtrar manualmente entre las citas de todos los médicos.</w:t>
+            </w:r>
+          </w:p>
+        </w:tc>
+      </w:tr>
+      <w:tr>
+        <w:tc>
+          <w:tcPr>
+            <w:tcW w:type="pct" w:w="10%"/>
+            <w:tcBorders>
+              <w:top w:val="single" w:color="999999" w:sz="2"/>
+              <w:left w:val="single" w:color="999999" w:sz="2"/>
+              <w:bottom w:val="single" w:color="999999" w:sz="2"/>
+              <w:right w:val="single" w:color="999999" w:sz="2"/>
+            </w:tcBorders>
+            <w:vAlign w:val="center"/>
+          </w:tcPr>
+          <w:p>
+            <w:pPr>
+              <w:spacing w:after="40"/>
+            </w:pPr>
+            <w:r>
+              <w:rPr>
+                <w:b w:val="false"/>
+                <w:bCs w:val="false"/>
+              </w:rPr>
+              <w:t xml:space="preserve">HU-22</w:t>
+            </w:r>
+          </w:p>
+        </w:tc>
+        <w:tc>
+          <w:tcPr>
+            <w:tcW w:type="pct" w:w="25%"/>
+            <w:tcBorders>
+              <w:top w:val="single" w:color="999999" w:sz="2"/>
+              <w:left w:val="single" w:color="999999" w:sz="2"/>
+              <w:bottom w:val="single" w:color="999999" w:sz="2"/>
+              <w:right w:val="single" w:color="999999" w:sz="2"/>
+            </w:tcBorders>
+            <w:vAlign w:val="center"/>
+          </w:tcPr>
+          <w:p>
+            <w:pPr>
+              <w:spacing w:after="40"/>
+            </w:pPr>
+            <w:r>
+              <w:rPr>
+                <w:b w:val="false"/>
+                <w:bCs w:val="false"/>
+              </w:rPr>
+              <w:t xml:space="preserve">Historial clínico consultable por paciente</w:t>
+            </w:r>
+          </w:p>
+        </w:tc>
+        <w:tc>
+          <w:tcPr>
+            <w:tcW w:type="pct" w:w="65%"/>
+            <w:tcBorders>
+              <w:top w:val="single" w:color="999999" w:sz="2"/>
+              <w:left w:val="single" w:color="999999" w:sz="2"/>
+              <w:bottom w:val="single" w:color="999999" w:sz="2"/>
+              <w:right w:val="single" w:color="999999" w:sz="2"/>
+            </w:tcBorders>
+            <w:vAlign w:val="center"/>
+          </w:tcPr>
+          <w:p>
+            <w:pPr>
+              <w:spacing w:after="40"/>
+            </w:pPr>
+            <w:r>
+              <w:rPr>
+                <w:b w:val="false"/>
+                <w:bCs w:val="false"/>
+              </w:rPr>
+              <w:t xml:space="preserve">Como administrador, recepcionista o médico, quiero consultar el historial completo de citas de un paciente, para tener contexto de su atención previa antes de una nueva consulta.</w:t>
+            </w:r>
+          </w:p>
+        </w:tc>
+      </w:tr>
+      <w:tr>
+        <w:tc>
+          <w:tcPr>
+            <w:tcW w:type="pct" w:w="10%"/>
+            <w:tcBorders>
+              <w:top w:val="single" w:color="999999" w:sz="2"/>
+              <w:left w:val="single" w:color="999999" w:sz="2"/>
+              <w:bottom w:val="single" w:color="999999" w:sz="2"/>
+              <w:right w:val="single" w:color="999999" w:sz="2"/>
+            </w:tcBorders>
+            <w:vAlign w:val="center"/>
+          </w:tcPr>
+          <w:p>
+            <w:pPr>
+              <w:spacing w:after="40"/>
+            </w:pPr>
+            <w:r>
+              <w:rPr>
+                <w:b w:val="false"/>
+                <w:bCs w:val="false"/>
+              </w:rPr>
+              <w:t xml:space="preserve">HU-23</w:t>
+            </w:r>
+          </w:p>
+        </w:tc>
+        <w:tc>
+          <w:tcPr>
+            <w:tcW w:type="pct" w:w="25%"/>
+            <w:tcBorders>
+              <w:top w:val="single" w:color="999999" w:sz="2"/>
+              <w:left w:val="single" w:color="999999" w:sz="2"/>
+              <w:bottom w:val="single" w:color="999999" w:sz="2"/>
+              <w:right w:val="single" w:color="999999" w:sz="2"/>
+            </w:tcBorders>
+            <w:vAlign w:val="center"/>
+          </w:tcPr>
+          <w:p>
+            <w:pPr>
+              <w:spacing w:after="40"/>
+            </w:pPr>
+            <w:r>
+              <w:rPr>
+                <w:b w:val="false"/>
+                <w:bCs w:val="false"/>
+              </w:rPr>
+              <w:t xml:space="preserve">Filtros avanzados en la gestión de citas</w:t>
+            </w:r>
+          </w:p>
+        </w:tc>
+        <w:tc>
+          <w:tcPr>
+            <w:tcW w:type="pct" w:w="65%"/>
+            <w:tcBorders>
+              <w:top w:val="single" w:color="999999" w:sz="2"/>
+              <w:left w:val="single" w:color="999999" w:sz="2"/>
+              <w:bottom w:val="single" w:color="999999" w:sz="2"/>
+              <w:right w:val="single" w:color="999999" w:sz="2"/>
+            </w:tcBorders>
+            <w:vAlign w:val="center"/>
+          </w:tcPr>
+          <w:p>
+            <w:pPr>
+              <w:spacing w:after="40"/>
+            </w:pPr>
+            <w:r>
+              <w:rPr>
+                <w:b w:val="false"/>
+                <w:bCs w:val="false"/>
+              </w:rPr>
+              <w:t xml:space="preserve">Como administrador o recepcionista, quiero filtrar el listado de citas por especialidad médica y por un rango de fechas, para ubicar rápidamente las citas relevantes sin desplazarme por cientos de registros.</w:t>
+            </w:r>
+          </w:p>
+        </w:tc>
+      </w:tr>
+      <w:tr>
+        <w:tc>
+          <w:tcPr>
+            <w:tcW w:type="pct" w:w="10%"/>
+            <w:tcBorders>
+              <w:top w:val="single" w:color="999999" w:sz="2"/>
+              <w:left w:val="single" w:color="999999" w:sz="2"/>
+              <w:bottom w:val="single" w:color="999999" w:sz="2"/>
+              <w:right w:val="single" w:color="999999" w:sz="2"/>
+            </w:tcBorders>
+            <w:vAlign w:val="center"/>
+          </w:tcPr>
+          <w:p>
+            <w:pPr>
+              <w:spacing w:after="40"/>
+            </w:pPr>
+            <w:r>
+              <w:rPr>
+                <w:b w:val="false"/>
+                <w:bCs w:val="false"/>
+              </w:rPr>
+              <w:t xml:space="preserve">HU-24</w:t>
+            </w:r>
+          </w:p>
+        </w:tc>
+        <w:tc>
+          <w:tcPr>
+            <w:tcW w:type="pct" w:w="25%"/>
+            <w:tcBorders>
+              <w:top w:val="single" w:color="999999" w:sz="2"/>
+              <w:left w:val="single" w:color="999999" w:sz="2"/>
+              <w:bottom w:val="single" w:color="999999" w:sz="2"/>
+              <w:right w:val="single" w:color="999999" w:sz="2"/>
+            </w:tcBorders>
+            <w:vAlign w:val="center"/>
+          </w:tcPr>
+          <w:p>
+            <w:pPr>
+              <w:spacing w:after="40"/>
+            </w:pPr>
+            <w:r>
+              <w:rPr>
+                <w:b w:val="false"/>
+                <w:bCs w:val="false"/>
+              </w:rPr>
+              <w:t xml:space="preserve">Gestión de descansos y vacaciones de médicos</w:t>
+            </w:r>
+          </w:p>
+        </w:tc>
+        <w:tc>
+          <w:tcPr>
+            <w:tcW w:type="pct" w:w="65%"/>
+            <w:tcBorders>
+              <w:top w:val="single" w:color="999999" w:sz="2"/>
+              <w:left w:val="single" w:color="999999" w:sz="2"/>
+              <w:bottom w:val="single" w:color="999999" w:sz="2"/>
+              <w:right w:val="single" w:color="999999" w:sz="2"/>
+            </w:tcBorders>
+            <w:vAlign w:val="center"/>
+          </w:tcPr>
+          <w:p>
+            <w:pPr>
+              <w:spacing w:after="40"/>
+            </w:pPr>
+            <w:r>
+              <w:rPr>
+                <w:b w:val="false"/>
+                <w:bCs w:val="false"/>
+              </w:rPr>
+              <w:t xml:space="preserve">Como administrador, quiero registrar los periodos de descanso o vacaciones de un médico, para que esas fechas dejen de ofrecerse automáticamente al momento de asignar citas.</w:t>
+            </w:r>
+          </w:p>
+        </w:tc>
+      </w:tr>
+      <w:tr>
+        <w:tc>
+          <w:tcPr>
+            <w:tcW w:type="pct" w:w="10%"/>
+            <w:tcBorders>
+              <w:top w:val="single" w:color="999999" w:sz="2"/>
+              <w:left w:val="single" w:color="999999" w:sz="2"/>
+              <w:bottom w:val="single" w:color="999999" w:sz="2"/>
+              <w:right w:val="single" w:color="999999" w:sz="2"/>
+            </w:tcBorders>
+            <w:vAlign w:val="center"/>
+          </w:tcPr>
+          <w:p>
+            <w:pPr>
+              <w:spacing w:after="40"/>
+            </w:pPr>
+            <w:r>
+              <w:rPr>
+                <w:b w:val="false"/>
+                <w:bCs w:val="false"/>
+              </w:rPr>
+              <w:t xml:space="preserve">HU-25</w:t>
+            </w:r>
+          </w:p>
+        </w:tc>
+        <w:tc>
+          <w:tcPr>
+            <w:tcW w:type="pct" w:w="25%"/>
+            <w:tcBorders>
+              <w:top w:val="single" w:color="999999" w:sz="2"/>
+              <w:left w:val="single" w:color="999999" w:sz="2"/>
+              <w:bottom w:val="single" w:color="999999" w:sz="2"/>
+              <w:right w:val="single" w:color="999999" w:sz="2"/>
+            </w:tcBorders>
+            <w:vAlign w:val="center"/>
+          </w:tcPr>
+          <w:p>
+            <w:pPr>
+              <w:spacing w:after="40"/>
+            </w:pPr>
+            <w:r>
+              <w:rPr>
+                <w:b w:val="false"/>
+                <w:bCs w:val="false"/>
+              </w:rPr>
+              <w:t xml:space="preserve">Registro opcional de triaje de enfermería</w:t>
+            </w:r>
+          </w:p>
+        </w:tc>
+        <w:tc>
+          <w:tcPr>
+            <w:tcW w:type="pct" w:w="65%"/>
+            <w:tcBorders>
+              <w:top w:val="single" w:color="999999" w:sz="2"/>
+              <w:left w:val="single" w:color="999999" w:sz="2"/>
+              <w:bottom w:val="single" w:color="999999" w:sz="2"/>
+              <w:right w:val="single" w:color="999999" w:sz="2"/>
+            </w:tcBorders>
+            <w:vAlign w:val="center"/>
+          </w:tcPr>
+          <w:p>
+            <w:pPr>
+              <w:spacing w:after="40"/>
+            </w:pPr>
+            <w:r>
+              <w:rPr>
+                <w:b w:val="false"/>
+                <w:bCs w:val="false"/>
+              </w:rPr>
+              <w:t xml:space="preserve">Como recepcionista, quiero registrar de forma opcional los signos vitales y la prioridad de atención de un paciente al hacer check-in, para que el médico cuente con esa información antes de iniciar la consulta.</w:t>
+            </w:r>
+          </w:p>
+        </w:tc>
+      </w:tr>
+      <w:tr>
+        <w:tc>
+          <w:tcPr>
+            <w:tcW w:type="pct" w:w="10%"/>
+            <w:tcBorders>
+              <w:top w:val="single" w:color="999999" w:sz="2"/>
+              <w:left w:val="single" w:color="999999" w:sz="2"/>
+              <w:bottom w:val="single" w:color="999999" w:sz="2"/>
+              <w:right w:val="single" w:color="999999" w:sz="2"/>
+            </w:tcBorders>
+            <w:vAlign w:val="center"/>
+          </w:tcPr>
+          <w:p>
+            <w:pPr>
+              <w:spacing w:after="40"/>
+            </w:pPr>
+            <w:r>
+              <w:rPr>
+                <w:b w:val="false"/>
+                <w:bCs w:val="false"/>
+              </w:rPr>
+              <w:t xml:space="preserve">HU-26</w:t>
+            </w:r>
+          </w:p>
+        </w:tc>
+        <w:tc>
+          <w:tcPr>
+            <w:tcW w:type="pct" w:w="25%"/>
+            <w:tcBorders>
+              <w:top w:val="single" w:color="999999" w:sz="2"/>
+              <w:left w:val="single" w:color="999999" w:sz="2"/>
+              <w:bottom w:val="single" w:color="999999" w:sz="2"/>
+              <w:right w:val="single" w:color="999999" w:sz="2"/>
+            </w:tcBorders>
+            <w:vAlign w:val="center"/>
+          </w:tcPr>
+          <w:p>
+            <w:pPr>
+              <w:spacing w:after="40"/>
+            </w:pPr>
+            <w:r>
+              <w:rPr>
+                <w:b w:val="false"/>
+                <w:bCs w:val="false"/>
+              </w:rPr>
+              <w:t xml:space="preserve">Datos de demostración realistas y publicación del repositorio</w:t>
+            </w:r>
+          </w:p>
+        </w:tc>
+        <w:tc>
+          <w:tcPr>
+            <w:tcW w:type="pct" w:w="65%"/>
+            <w:tcBorders>
+              <w:top w:val="single" w:color="999999" w:sz="2"/>
+              <w:left w:val="single" w:color="999999" w:sz="2"/>
+              <w:bottom w:val="single" w:color="999999" w:sz="2"/>
+              <w:right w:val="single" w:color="999999" w:sz="2"/>
+            </w:tcBorders>
+            <w:vAlign w:val="center"/>
+          </w:tcPr>
+          <w:p>
+            <w:pPr>
+              <w:spacing w:after="40"/>
+            </w:pPr>
+            <w:r>
+              <w:rPr>
+                <w:b w:val="false"/>
+                <w:bCs w:val="false"/>
+              </w:rPr>
+              <w:t xml:space="preserve">Como investigador, necesito poblar el sistema con datos ficticios realistas y publicar el código fuente en un repositorio, para poder demostrar el funcionamiento del sistema en un uso habitual y respaldar el trabajo desarrollado.</w:t>
+            </w:r>
+          </w:p>
+        </w:tc>
+      </w:tr>
     </w:tbl>
     <w:p>
       <w:pPr>
@@ -14793,7 +16467,7 @@
           <w:sz w:val="20"/>
           <w:szCs w:val="20"/>
         </w:rPr>
-        <w:t xml:space="preserve">Nota. HU-00 corresponde al Sprint 0. HU-01 a HU-03 al Sprint 1. HU-04 a HU-06 al Sprint 2. HU-07 a HU-09 al Sprint 3. HU-10 y HU-11 al Sprint 4. HU-12 y HU-13 al Sprint 5. HU-14 a HU-16 al Sprint 6. HU-17 a HU-20 al Sprint 7. Elaboración propia.</w:t>
+        <w:t xml:space="preserve">Nota. HU-00 corresponde al Sprint 0. HU-01 a HU-03 al Sprint 1. HU-04 a HU-06 al Sprint 2. HU-07 a HU-09 al Sprint 3. HU-10 y HU-11 al Sprint 4. HU-12 y HU-13 al Sprint 5. HU-14 a HU-16 al Sprint 6. HU-17 a HU-20 al Sprint 7. HU-21 a HU-26 al Sprint 8. Elaboración propia.</w:t>
       </w:r>
     </w:p>
     <w:p>
@@ -15177,7 +16851,7 @@
                 <w:b w:val="false"/>
                 <w:bCs w:val="false"/>
               </w:rPr>
-              <w:t xml:space="preserve">23 de agosto de 2026 (8 ciclos: Sprint 0 + 7 sprints)</w:t>
+              <w:t xml:space="preserve">28 de agosto de 2026 (9 ciclos: Sprint 0 + 8 sprints)</w:t>
             </w:r>
           </w:p>
         </w:tc>
@@ -17225,6 +18899,302 @@
                 <w:b w:val="false"/>
                 <w:bCs w:val="false"/>
               </w:rPr>
+              <w:t xml:space="preserve">Refinamiento por rol y funcionalidades complementarias</w:t>
+            </w:r>
+          </w:p>
+        </w:tc>
+        <w:tc>
+          <w:tcPr>
+            <w:tcW w:type="pct" w:w="20%"/>
+            <w:tcBorders>
+              <w:top w:val="single" w:color="999999" w:sz="2"/>
+              <w:left w:val="single" w:color="999999" w:sz="2"/>
+              <w:bottom w:val="single" w:color="999999" w:sz="2"/>
+              <w:right w:val="single" w:color="999999" w:sz="2"/>
+            </w:tcBorders>
+            <w:vAlign w:val="center"/>
+          </w:tcPr>
+          <w:p>
+            <w:pPr>
+              <w:spacing w:after="40"/>
+            </w:pPr>
+            <w:r>
+              <w:rPr>
+                <w:b w:val="false"/>
+                <w:bCs w:val="false"/>
+              </w:rPr>
+              <w:t xml:space="preserve">S8</w:t>
+            </w:r>
+          </w:p>
+        </w:tc>
+      </w:tr>
+      <w:tr>
+        <w:tc>
+          <w:tcPr>
+            <w:tcW w:type="pct" w:w="12%"/>
+            <w:tcBorders>
+              <w:top w:val="single" w:color="999999" w:sz="2"/>
+              <w:left w:val="single" w:color="999999" w:sz="2"/>
+              <w:bottom w:val="single" w:color="999999" w:sz="2"/>
+              <w:right w:val="single" w:color="999999" w:sz="2"/>
+            </w:tcBorders>
+            <w:vAlign w:val="center"/>
+          </w:tcPr>
+          <w:p>
+            <w:pPr>
+              <w:spacing w:after="40"/>
+            </w:pPr>
+            <w:r>
+              <w:rPr>
+                <w:b w:val="false"/>
+                <w:bCs w:val="false"/>
+              </w:rPr>
+              <w:t xml:space="preserve">5.1</w:t>
+            </w:r>
+          </w:p>
+        </w:tc>
+        <w:tc>
+          <w:tcPr>
+            <w:tcW w:type="pct" w:w="68%"/>
+            <w:tcBorders>
+              <w:top w:val="single" w:color="999999" w:sz="2"/>
+              <w:left w:val="single" w:color="999999" w:sz="2"/>
+              <w:bottom w:val="single" w:color="999999" w:sz="2"/>
+              <w:right w:val="single" w:color="999999" w:sz="2"/>
+            </w:tcBorders>
+            <w:vAlign w:val="center"/>
+          </w:tcPr>
+          <w:p>
+            <w:pPr>
+              <w:spacing w:after="40"/>
+            </w:pPr>
+            <w:r>
+              <w:rPr>
+                <w:b w:val="false"/>
+                <w:bCs w:val="false"/>
+              </w:rPr>
+              <w:t xml:space="preserve">Agenda propia del médico e historial clínico del paciente</w:t>
+            </w:r>
+          </w:p>
+        </w:tc>
+        <w:tc>
+          <w:tcPr>
+            <w:tcW w:type="pct" w:w="20%"/>
+            <w:tcBorders>
+              <w:top w:val="single" w:color="999999" w:sz="2"/>
+              <w:left w:val="single" w:color="999999" w:sz="2"/>
+              <w:bottom w:val="single" w:color="999999" w:sz="2"/>
+              <w:right w:val="single" w:color="999999" w:sz="2"/>
+            </w:tcBorders>
+            <w:vAlign w:val="center"/>
+          </w:tcPr>
+          <w:p>
+            <w:pPr>
+              <w:spacing w:after="40"/>
+            </w:pPr>
+            <w:r>
+              <w:rPr>
+                <w:b w:val="false"/>
+                <w:bCs w:val="false"/>
+              </w:rPr>
+              <w:t xml:space="preserve">S8</w:t>
+            </w:r>
+          </w:p>
+        </w:tc>
+      </w:tr>
+      <w:tr>
+        <w:tc>
+          <w:tcPr>
+            <w:tcW w:type="pct" w:w="12%"/>
+            <w:tcBorders>
+              <w:top w:val="single" w:color="999999" w:sz="2"/>
+              <w:left w:val="single" w:color="999999" w:sz="2"/>
+              <w:bottom w:val="single" w:color="999999" w:sz="2"/>
+              <w:right w:val="single" w:color="999999" w:sz="2"/>
+            </w:tcBorders>
+            <w:vAlign w:val="center"/>
+          </w:tcPr>
+          <w:p>
+            <w:pPr>
+              <w:spacing w:after="40"/>
+            </w:pPr>
+            <w:r>
+              <w:rPr>
+                <w:b w:val="false"/>
+                <w:bCs w:val="false"/>
+              </w:rPr>
+              <w:t xml:space="preserve">5.2</w:t>
+            </w:r>
+          </w:p>
+        </w:tc>
+        <w:tc>
+          <w:tcPr>
+            <w:tcW w:type="pct" w:w="68%"/>
+            <w:tcBorders>
+              <w:top w:val="single" w:color="999999" w:sz="2"/>
+              <w:left w:val="single" w:color="999999" w:sz="2"/>
+              <w:bottom w:val="single" w:color="999999" w:sz="2"/>
+              <w:right w:val="single" w:color="999999" w:sz="2"/>
+            </w:tcBorders>
+            <w:vAlign w:val="center"/>
+          </w:tcPr>
+          <w:p>
+            <w:pPr>
+              <w:spacing w:after="40"/>
+            </w:pPr>
+            <w:r>
+              <w:rPr>
+                <w:b w:val="false"/>
+                <w:bCs w:val="false"/>
+              </w:rPr>
+              <w:t xml:space="preserve">Filtros avanzados, descansos/vacaciones médicas y triaje</w:t>
+            </w:r>
+          </w:p>
+        </w:tc>
+        <w:tc>
+          <w:tcPr>
+            <w:tcW w:type="pct" w:w="20%"/>
+            <w:tcBorders>
+              <w:top w:val="single" w:color="999999" w:sz="2"/>
+              <w:left w:val="single" w:color="999999" w:sz="2"/>
+              <w:bottom w:val="single" w:color="999999" w:sz="2"/>
+              <w:right w:val="single" w:color="999999" w:sz="2"/>
+            </w:tcBorders>
+            <w:vAlign w:val="center"/>
+          </w:tcPr>
+          <w:p>
+            <w:pPr>
+              <w:spacing w:after="40"/>
+            </w:pPr>
+            <w:r>
+              <w:rPr>
+                <w:b w:val="false"/>
+                <w:bCs w:val="false"/>
+              </w:rPr>
+              <w:t xml:space="preserve">S8</w:t>
+            </w:r>
+          </w:p>
+        </w:tc>
+      </w:tr>
+      <w:tr>
+        <w:tc>
+          <w:tcPr>
+            <w:tcW w:type="pct" w:w="12%"/>
+            <w:tcBorders>
+              <w:top w:val="single" w:color="999999" w:sz="2"/>
+              <w:left w:val="single" w:color="999999" w:sz="2"/>
+              <w:bottom w:val="single" w:color="999999" w:sz="2"/>
+              <w:right w:val="single" w:color="999999" w:sz="2"/>
+            </w:tcBorders>
+            <w:vAlign w:val="center"/>
+          </w:tcPr>
+          <w:p>
+            <w:pPr>
+              <w:spacing w:after="40"/>
+            </w:pPr>
+            <w:r>
+              <w:rPr>
+                <w:b w:val="false"/>
+                <w:bCs w:val="false"/>
+              </w:rPr>
+              <w:t xml:space="preserve">5.3</w:t>
+            </w:r>
+          </w:p>
+        </w:tc>
+        <w:tc>
+          <w:tcPr>
+            <w:tcW w:type="pct" w:w="68%"/>
+            <w:tcBorders>
+              <w:top w:val="single" w:color="999999" w:sz="2"/>
+              <w:left w:val="single" w:color="999999" w:sz="2"/>
+              <w:bottom w:val="single" w:color="999999" w:sz="2"/>
+              <w:right w:val="single" w:color="999999" w:sz="2"/>
+            </w:tcBorders>
+            <w:vAlign w:val="center"/>
+          </w:tcPr>
+          <w:p>
+            <w:pPr>
+              <w:spacing w:after="40"/>
+            </w:pPr>
+            <w:r>
+              <w:rPr>
+                <w:b w:val="false"/>
+                <w:bCs w:val="false"/>
+              </w:rPr>
+              <w:t xml:space="preserve">Datos de demostración realistas y publicación del repositorio</w:t>
+            </w:r>
+          </w:p>
+        </w:tc>
+        <w:tc>
+          <w:tcPr>
+            <w:tcW w:type="pct" w:w="20%"/>
+            <w:tcBorders>
+              <w:top w:val="single" w:color="999999" w:sz="2"/>
+              <w:left w:val="single" w:color="999999" w:sz="2"/>
+              <w:bottom w:val="single" w:color="999999" w:sz="2"/>
+              <w:right w:val="single" w:color="999999" w:sz="2"/>
+            </w:tcBorders>
+            <w:vAlign w:val="center"/>
+          </w:tcPr>
+          <w:p>
+            <w:pPr>
+              <w:spacing w:after="40"/>
+            </w:pPr>
+            <w:r>
+              <w:rPr>
+                <w:b w:val="false"/>
+                <w:bCs w:val="false"/>
+              </w:rPr>
+              <w:t xml:space="preserve">S8</w:t>
+            </w:r>
+          </w:p>
+        </w:tc>
+      </w:tr>
+      <w:tr>
+        <w:tc>
+          <w:tcPr>
+            <w:tcW w:type="pct" w:w="12%"/>
+            <w:tcBorders>
+              <w:top w:val="single" w:color="999999" w:sz="2"/>
+              <w:left w:val="single" w:color="999999" w:sz="2"/>
+              <w:bottom w:val="single" w:color="999999" w:sz="2"/>
+              <w:right w:val="single" w:color="999999" w:sz="2"/>
+            </w:tcBorders>
+            <w:vAlign w:val="center"/>
+          </w:tcPr>
+          <w:p>
+            <w:pPr>
+              <w:spacing w:after="40"/>
+            </w:pPr>
+            <w:r>
+              <w:rPr>
+                <w:b w:val="false"/>
+                <w:bCs w:val="false"/>
+              </w:rPr>
+              <w:t xml:space="preserve">6.0</w:t>
+            </w:r>
+          </w:p>
+        </w:tc>
+        <w:tc>
+          <w:tcPr>
+            <w:tcW w:type="pct" w:w="68%"/>
+            <w:tcBorders>
+              <w:top w:val="single" w:color="999999" w:sz="2"/>
+              <w:left w:val="single" w:color="999999" w:sz="2"/>
+              <w:bottom w:val="single" w:color="999999" w:sz="2"/>
+              <w:right w:val="single" w:color="999999" w:sz="2"/>
+            </w:tcBorders>
+            <w:vAlign w:val="center"/>
+          </w:tcPr>
+          <w:p>
+            <w:pPr>
+              <w:spacing w:after="40"/>
+            </w:pPr>
+            <w:r>
+              <w:rPr>
+                <w:b w:val="false"/>
+                <w:bCs w:val="false"/>
+              </w:rPr>
               <w:t xml:space="preserve">Cierre del proyecto</w:t>
             </w:r>
           </w:p>
@@ -17249,7 +19219,7 @@
                 <w:b w:val="false"/>
                 <w:bCs w:val="false"/>
               </w:rPr>
-              <w:t xml:space="preserve">Post-S7</w:t>
+              <w:t xml:space="preserve">Post-S8</w:t>
             </w:r>
           </w:p>
         </w:tc>
@@ -17275,7 +19245,7 @@
                 <w:b w:val="false"/>
                 <w:bCs w:val="false"/>
               </w:rPr>
-              <w:t xml:space="preserve">5.1</w:t>
+              <w:t xml:space="preserve">6.1</w:t>
             </w:r>
           </w:p>
         </w:tc>
@@ -17323,7 +19293,7 @@
                 <w:b w:val="false"/>
                 <w:bCs w:val="false"/>
               </w:rPr>
-              <w:t xml:space="preserve">Post-S7</w:t>
+              <w:t xml:space="preserve">Post-S8</w:t>
             </w:r>
           </w:p>
         </w:tc>
@@ -17349,7 +19319,7 @@
                 <w:b w:val="false"/>
                 <w:bCs w:val="false"/>
               </w:rPr>
-              <w:t xml:space="preserve">5.2</w:t>
+              <w:t xml:space="preserve">6.2</w:t>
             </w:r>
           </w:p>
         </w:tc>
@@ -17397,7 +19367,7 @@
                 <w:b w:val="false"/>
                 <w:bCs w:val="false"/>
               </w:rPr>
-              <w:t xml:space="preserve">Post-S7</w:t>
+              <w:t xml:space="preserve">Post-S8</w:t>
             </w:r>
           </w:p>
         </w:tc>
@@ -17615,7 +19585,7 @@
                 <w:b w:val="false"/>
                 <w:bCs w:val="false"/>
               </w:rPr>
-              <w:t xml:space="preserve">05/07 al 23/08/2026</w:t>
+              <w:t xml:space="preserve">05/07 al 28/08/2026</w:t>
             </w:r>
           </w:p>
         </w:tc>
@@ -17909,7 +19879,7 @@
                 <w:b w:val="false"/>
                 <w:bCs w:val="false"/>
               </w:rPr>
-              <w:t xml:space="preserve">05/07 al 23/08/2026</w:t>
+              <w:t xml:space="preserve">05/07 al 28/08/2026</w:t>
             </w:r>
           </w:p>
         </w:tc>
@@ -18007,7 +19977,7 @@
                 <w:b w:val="false"/>
                 <w:bCs w:val="false"/>
               </w:rPr>
-              <w:t xml:space="preserve">05/07 al 23/08/2026</w:t>
+              <w:t xml:space="preserve">05/07 al 28/08/2026</w:t>
             </w:r>
           </w:p>
         </w:tc>
@@ -18268,7 +20238,7 @@
           <w:i w:val="false"/>
           <w:iCs w:val="false"/>
         </w:rPr>
-        <w:t xml:space="preserve">El desarrollo del sistema se planificó en ocho ciclos: un Sprint 0 de preparación del entorno (05 de julio de 2026) y siete sprints de desarrollo, distribuidos entre el 06 de julio y el 23 de agosto de 2026. La siguiente representación tipo diagrama de Gantt muestra la ubicación temporal de cada sprint.</w:t>
+        <w:t xml:space="preserve">El desarrollo del sistema se planificó en nueve ciclos: un Sprint 0 de preparación del entorno (05 de julio de 2026) y ocho sprints de desarrollo, distribuidos entre el 06 de julio y el 28 de agosto de 2026. La siguiente representación tipo diagrama de Gantt muestra la ubicación temporal de cada sprint.</w:t>
       </w:r>
     </w:p>
     <w:tbl>
@@ -18294,6 +20264,7 @@
         <w:gridCol w:w="100"/>
         <w:gridCol w:w="100"/>
         <w:gridCol w:w="100"/>
+        <w:gridCol w:w="100"/>
       </w:tblGrid>
       <w:tr>
         <w:tc>
@@ -18348,7 +20319,7 @@
         </w:tc>
         <w:tc>
           <w:tcPr>
-            <w:tcW w:type="pct" w:w="8%"/>
+            <w:tcW w:type="pct" w:w="7%"/>
             <w:tcBorders>
               <w:top w:val="single" w:color="999999" w:sz="2"/>
               <w:left w:val="single" w:color="999999" w:sz="2"/>
@@ -18385,7 +20356,7 @@
         </w:tc>
         <w:tc>
           <w:tcPr>
-            <w:tcW w:type="pct" w:w="8%"/>
+            <w:tcW w:type="pct" w:w="7%"/>
             <w:tcBorders>
               <w:top w:val="single" w:color="999999" w:sz="2"/>
               <w:left w:val="single" w:color="999999" w:sz="2"/>
@@ -18422,7 +20393,7 @@
         </w:tc>
         <w:tc>
           <w:tcPr>
-            <w:tcW w:type="pct" w:w="8%"/>
+            <w:tcW w:type="pct" w:w="7%"/>
             <w:tcBorders>
               <w:top w:val="single" w:color="999999" w:sz="2"/>
               <w:left w:val="single" w:color="999999" w:sz="2"/>
@@ -18459,7 +20430,7 @@
         </w:tc>
         <w:tc>
           <w:tcPr>
-            <w:tcW w:type="pct" w:w="8%"/>
+            <w:tcW w:type="pct" w:w="7%"/>
             <w:tcBorders>
               <w:top w:val="single" w:color="999999" w:sz="2"/>
               <w:left w:val="single" w:color="999999" w:sz="2"/>
@@ -18496,7 +20467,7 @@
         </w:tc>
         <w:tc>
           <w:tcPr>
-            <w:tcW w:type="pct" w:w="8%"/>
+            <w:tcW w:type="pct" w:w="7%"/>
             <w:tcBorders>
               <w:top w:val="single" w:color="999999" w:sz="2"/>
               <w:left w:val="single" w:color="999999" w:sz="2"/>
@@ -18533,7 +20504,7 @@
         </w:tc>
         <w:tc>
           <w:tcPr>
-            <w:tcW w:type="pct" w:w="8%"/>
+            <w:tcW w:type="pct" w:w="7%"/>
             <w:tcBorders>
               <w:top w:val="single" w:color="999999" w:sz="2"/>
               <w:left w:val="single" w:color="999999" w:sz="2"/>
@@ -18570,7 +20541,7 @@
         </w:tc>
         <w:tc>
           <w:tcPr>
-            <w:tcW w:type="pct" w:w="8%"/>
+            <w:tcW w:type="pct" w:w="7%"/>
             <w:tcBorders>
               <w:top w:val="single" w:color="999999" w:sz="2"/>
               <w:left w:val="single" w:color="999999" w:sz="2"/>
@@ -18607,7 +20578,7 @@
         </w:tc>
         <w:tc>
           <w:tcPr>
-            <w:tcW w:type="pct" w:w="8%"/>
+            <w:tcW w:type="pct" w:w="7%"/>
             <w:tcBorders>
               <w:top w:val="single" w:color="999999" w:sz="2"/>
               <w:left w:val="single" w:color="999999" w:sz="2"/>
@@ -18642,6 +20613,43 @@
             </w:r>
           </w:p>
         </w:tc>
+        <w:tc>
+          <w:tcPr>
+            <w:tcW w:type="pct" w:w="7%"/>
+            <w:tcBorders>
+              <w:top w:val="single" w:color="999999" w:sz="2"/>
+              <w:left w:val="single" w:color="999999" w:sz="2"/>
+              <w:bottom w:val="single" w:color="999999" w:sz="2"/>
+              <w:right w:val="single" w:color="999999" w:sz="2"/>
+            </w:tcBorders>
+            <w:shd w:fill="D9D9D9" w:color="auto" w:val="clear"/>
+            <w:vAlign w:val="center"/>
+          </w:tcPr>
+          <w:p>
+            <w:pPr>
+              <w:spacing w:after="40"/>
+              <w:jc w:val="center"/>
+            </w:pPr>
+            <w:r>
+              <w:rPr>
+                <w:b/>
+                <w:bCs/>
+              </w:rPr>
+              <w:t xml:space="preserve">S8</w:t>
+            </w:r>
+            <w:r>
+              <w:br/>
+              <w:t xml:space="preserve"/>
+            </w:r>
+            <w:r>
+              <w:rPr>
+                <w:b/>
+                <w:bCs/>
+              </w:rPr>
+              <w:t xml:space="preserve">24–28/08</w:t>
+            </w:r>
+          </w:p>
+        </w:tc>
       </w:tr>
       <w:tr>
         <w:tc>
@@ -18671,7 +20679,7 @@
         </w:tc>
         <w:tc>
           <w:tcPr>
-            <w:tcW w:type="pct" w:w="8%"/>
+            <w:tcW w:type="pct" w:w="7%"/>
             <w:tcBorders>
               <w:top w:val="single" w:color="999999" w:sz="2"/>
               <w:left w:val="single" w:color="999999" w:sz="2"/>
@@ -18696,7 +20704,7 @@
         </w:tc>
         <w:tc>
           <w:tcPr>
-            <w:tcW w:type="pct" w:w="8%"/>
+            <w:tcW w:type="pct" w:w="7%"/>
             <w:tcBorders>
               <w:top w:val="single" w:color="999999" w:sz="2"/>
               <w:left w:val="single" w:color="999999" w:sz="2"/>
@@ -18721,7 +20729,7 @@
         </w:tc>
         <w:tc>
           <w:tcPr>
-            <w:tcW w:type="pct" w:w="8%"/>
+            <w:tcW w:type="pct" w:w="7%"/>
             <w:tcBorders>
               <w:top w:val="single" w:color="999999" w:sz="2"/>
               <w:left w:val="single" w:color="999999" w:sz="2"/>
@@ -18746,7 +20754,7 @@
         </w:tc>
         <w:tc>
           <w:tcPr>
-            <w:tcW w:type="pct" w:w="8%"/>
+            <w:tcW w:type="pct" w:w="7%"/>
             <w:tcBorders>
               <w:top w:val="single" w:color="999999" w:sz="2"/>
               <w:left w:val="single" w:color="999999" w:sz="2"/>
@@ -18771,7 +20779,7 @@
         </w:tc>
         <w:tc>
           <w:tcPr>
-            <w:tcW w:type="pct" w:w="8%"/>
+            <w:tcW w:type="pct" w:w="7%"/>
             <w:tcBorders>
               <w:top w:val="single" w:color="999999" w:sz="2"/>
               <w:left w:val="single" w:color="999999" w:sz="2"/>
@@ -18796,7 +20804,7 @@
         </w:tc>
         <w:tc>
           <w:tcPr>
-            <w:tcW w:type="pct" w:w="8%"/>
+            <w:tcW w:type="pct" w:w="7%"/>
             <w:tcBorders>
               <w:top w:val="single" w:color="999999" w:sz="2"/>
               <w:left w:val="single" w:color="999999" w:sz="2"/>
@@ -18821,7 +20829,7 @@
         </w:tc>
         <w:tc>
           <w:tcPr>
-            <w:tcW w:type="pct" w:w="8%"/>
+            <w:tcW w:type="pct" w:w="7%"/>
             <w:tcBorders>
               <w:top w:val="single" w:color="999999" w:sz="2"/>
               <w:left w:val="single" w:color="999999" w:sz="2"/>
@@ -18846,7 +20854,7 @@
         </w:tc>
         <w:tc>
           <w:tcPr>
-            <w:tcW w:type="pct" w:w="8%"/>
+            <w:tcW w:type="pct" w:w="7%"/>
             <w:tcBorders>
               <w:top w:val="single" w:color="999999" w:sz="2"/>
               <w:left w:val="single" w:color="999999" w:sz="2"/>
@@ -18866,6 +20874,31 @@
                 <w:bCs w:val="false"/>
               </w:rPr>
               <w:t xml:space="preserve">1 sem.</w:t>
+            </w:r>
+          </w:p>
+        </w:tc>
+        <w:tc>
+          <w:tcPr>
+            <w:tcW w:type="pct" w:w="7%"/>
+            <w:tcBorders>
+              <w:top w:val="single" w:color="999999" w:sz="2"/>
+              <w:left w:val="single" w:color="999999" w:sz="2"/>
+              <w:bottom w:val="single" w:color="999999" w:sz="2"/>
+              <w:right w:val="single" w:color="999999" w:sz="2"/>
+            </w:tcBorders>
+            <w:vAlign w:val="center"/>
+          </w:tcPr>
+          <w:p>
+            <w:pPr>
+              <w:spacing w:after="40"/>
+              <w:jc w:val="center"/>
+            </w:pPr>
+            <w:r>
+              <w:rPr>
+                <w:b w:val="false"/>
+                <w:bCs w:val="false"/>
+              </w:rPr>
+              <w:t xml:space="preserve">5 días</w:t>
             </w:r>
           </w:p>
         </w:tc>
@@ -19138,6 +21171,29 @@
             </w:r>
           </w:p>
         </w:tc>
+        <w:tc>
+          <w:tcPr>
+            <w:tcBorders>
+              <w:top w:val="single" w:color="999999" w:sz="2"/>
+              <w:left w:val="single" w:color="999999" w:sz="2"/>
+              <w:bottom w:val="single" w:color="999999" w:sz="2"/>
+              <w:right w:val="single" w:color="999999" w:sz="2"/>
+            </w:tcBorders>
+            <w:vAlign w:val="center"/>
+          </w:tcPr>
+          <w:p>
+            <w:pPr>
+              <w:spacing w:after="40"/>
+            </w:pPr>
+            <w:r>
+              <w:rPr>
+                <w:b w:val="false"/>
+                <w:bCs w:val="false"/>
+              </w:rPr>
+              <w:t xml:space="preserve"/>
+            </w:r>
+          </w:p>
+        </w:tc>
       </w:tr>
       <w:tr>
         <w:tc>
@@ -19407,6 +21463,29 @@
             </w:r>
           </w:p>
         </w:tc>
+        <w:tc>
+          <w:tcPr>
+            <w:tcBorders>
+              <w:top w:val="single" w:color="999999" w:sz="2"/>
+              <w:left w:val="single" w:color="999999" w:sz="2"/>
+              <w:bottom w:val="single" w:color="999999" w:sz="2"/>
+              <w:right w:val="single" w:color="999999" w:sz="2"/>
+            </w:tcBorders>
+            <w:vAlign w:val="center"/>
+          </w:tcPr>
+          <w:p>
+            <w:pPr>
+              <w:spacing w:after="40"/>
+            </w:pPr>
+            <w:r>
+              <w:rPr>
+                <w:b w:val="false"/>
+                <w:bCs w:val="false"/>
+              </w:rPr>
+              <w:t xml:space="preserve"/>
+            </w:r>
+          </w:p>
+        </w:tc>
       </w:tr>
       <w:tr>
         <w:tc>
@@ -19676,6 +21755,29 @@
             </w:r>
           </w:p>
         </w:tc>
+        <w:tc>
+          <w:tcPr>
+            <w:tcBorders>
+              <w:top w:val="single" w:color="999999" w:sz="2"/>
+              <w:left w:val="single" w:color="999999" w:sz="2"/>
+              <w:bottom w:val="single" w:color="999999" w:sz="2"/>
+              <w:right w:val="single" w:color="999999" w:sz="2"/>
+            </w:tcBorders>
+            <w:vAlign w:val="center"/>
+          </w:tcPr>
+          <w:p>
+            <w:pPr>
+              <w:spacing w:after="40"/>
+            </w:pPr>
+            <w:r>
+              <w:rPr>
+                <w:b w:val="false"/>
+                <w:bCs w:val="false"/>
+              </w:rPr>
+              <w:t xml:space="preserve"/>
+            </w:r>
+          </w:p>
+        </w:tc>
       </w:tr>
       <w:tr>
         <w:tc>
@@ -19945,6 +22047,29 @@
             </w:r>
           </w:p>
         </w:tc>
+        <w:tc>
+          <w:tcPr>
+            <w:tcBorders>
+              <w:top w:val="single" w:color="999999" w:sz="2"/>
+              <w:left w:val="single" w:color="999999" w:sz="2"/>
+              <w:bottom w:val="single" w:color="999999" w:sz="2"/>
+              <w:right w:val="single" w:color="999999" w:sz="2"/>
+            </w:tcBorders>
+            <w:vAlign w:val="center"/>
+          </w:tcPr>
+          <w:p>
+            <w:pPr>
+              <w:spacing w:after="40"/>
+            </w:pPr>
+            <w:r>
+              <w:rPr>
+                <w:b w:val="false"/>
+                <w:bCs w:val="false"/>
+              </w:rPr>
+              <w:t xml:space="preserve"/>
+            </w:r>
+          </w:p>
+        </w:tc>
       </w:tr>
       <w:tr>
         <w:tc>
@@ -20214,6 +22339,29 @@
             </w:r>
           </w:p>
         </w:tc>
+        <w:tc>
+          <w:tcPr>
+            <w:tcBorders>
+              <w:top w:val="single" w:color="999999" w:sz="2"/>
+              <w:left w:val="single" w:color="999999" w:sz="2"/>
+              <w:bottom w:val="single" w:color="999999" w:sz="2"/>
+              <w:right w:val="single" w:color="999999" w:sz="2"/>
+            </w:tcBorders>
+            <w:vAlign w:val="center"/>
+          </w:tcPr>
+          <w:p>
+            <w:pPr>
+              <w:spacing w:after="40"/>
+            </w:pPr>
+            <w:r>
+              <w:rPr>
+                <w:b w:val="false"/>
+                <w:bCs w:val="false"/>
+              </w:rPr>
+              <w:t xml:space="preserve"/>
+            </w:r>
+          </w:p>
+        </w:tc>
       </w:tr>
       <w:tr>
         <w:tc>
@@ -20483,6 +22631,29 @@
             </w:r>
           </w:p>
         </w:tc>
+        <w:tc>
+          <w:tcPr>
+            <w:tcBorders>
+              <w:top w:val="single" w:color="999999" w:sz="2"/>
+              <w:left w:val="single" w:color="999999" w:sz="2"/>
+              <w:bottom w:val="single" w:color="999999" w:sz="2"/>
+              <w:right w:val="single" w:color="999999" w:sz="2"/>
+            </w:tcBorders>
+            <w:vAlign w:val="center"/>
+          </w:tcPr>
+          <w:p>
+            <w:pPr>
+              <w:spacing w:after="40"/>
+            </w:pPr>
+            <w:r>
+              <w:rPr>
+                <w:b w:val="false"/>
+                <w:bCs w:val="false"/>
+              </w:rPr>
+              <w:t xml:space="preserve"/>
+            </w:r>
+          </w:p>
+        </w:tc>
       </w:tr>
       <w:tr>
         <w:tc>
@@ -20752,6 +22923,29 @@
             </w:r>
           </w:p>
         </w:tc>
+        <w:tc>
+          <w:tcPr>
+            <w:tcBorders>
+              <w:top w:val="single" w:color="999999" w:sz="2"/>
+              <w:left w:val="single" w:color="999999" w:sz="2"/>
+              <w:bottom w:val="single" w:color="999999" w:sz="2"/>
+              <w:right w:val="single" w:color="999999" w:sz="2"/>
+            </w:tcBorders>
+            <w:vAlign w:val="center"/>
+          </w:tcPr>
+          <w:p>
+            <w:pPr>
+              <w:spacing w:after="40"/>
+            </w:pPr>
+            <w:r>
+              <w:rPr>
+                <w:b w:val="false"/>
+                <w:bCs w:val="false"/>
+              </w:rPr>
+              <w:t xml:space="preserve"/>
+            </w:r>
+          </w:p>
+        </w:tc>
       </w:tr>
       <w:tr>
         <w:tc>
@@ -21018,6 +23212,321 @@
                 <w:szCs w:val="14"/>
               </w:rPr>
               <w:t xml:space="preserve">23/08/2026</w:t>
+            </w:r>
+          </w:p>
+        </w:tc>
+        <w:tc>
+          <w:tcPr>
+            <w:tcBorders>
+              <w:top w:val="single" w:color="999999" w:sz="2"/>
+              <w:left w:val="single" w:color="999999" w:sz="2"/>
+              <w:bottom w:val="single" w:color="999999" w:sz="2"/>
+              <w:right w:val="single" w:color="999999" w:sz="2"/>
+            </w:tcBorders>
+            <w:vAlign w:val="center"/>
+          </w:tcPr>
+          <w:p>
+            <w:pPr>
+              <w:spacing w:after="40"/>
+            </w:pPr>
+            <w:r>
+              <w:rPr>
+                <w:b w:val="false"/>
+                <w:bCs w:val="false"/>
+              </w:rPr>
+              <w:t xml:space="preserve"/>
+            </w:r>
+          </w:p>
+        </w:tc>
+      </w:tr>
+      <w:tr>
+        <w:tc>
+          <w:tcPr>
+            <w:tcW w:type="pct" w:w="20%"/>
+            <w:tcBorders>
+              <w:top w:val="single" w:color="999999" w:sz="2"/>
+              <w:left w:val="single" w:color="999999" w:sz="2"/>
+              <w:bottom w:val="single" w:color="999999" w:sz="2"/>
+              <w:right w:val="single" w:color="999999" w:sz="2"/>
+            </w:tcBorders>
+            <w:vAlign w:val="center"/>
+          </w:tcPr>
+          <w:p>
+            <w:pPr>
+              <w:spacing w:after="40"/>
+            </w:pPr>
+            <w:r>
+              <w:rPr>
+                <w:b/>
+                <w:bCs/>
+              </w:rPr>
+              <w:t xml:space="preserve">Sprint 8: Refinamiento por rol y funcionalidades complementarias</w:t>
+            </w:r>
+          </w:p>
+        </w:tc>
+        <w:tc>
+          <w:tcPr>
+            <w:tcW w:type="pct" w:w="14%"/>
+            <w:tcBorders>
+              <w:top w:val="single" w:color="999999" w:sz="2"/>
+              <w:left w:val="single" w:color="999999" w:sz="2"/>
+              <w:bottom w:val="single" w:color="999999" w:sz="2"/>
+              <w:right w:val="single" w:color="999999" w:sz="2"/>
+            </w:tcBorders>
+            <w:vAlign w:val="center"/>
+          </w:tcPr>
+          <w:p>
+            <w:pPr>
+              <w:spacing w:after="40"/>
+              <w:jc w:val="center"/>
+            </w:pPr>
+            <w:r>
+              <w:rPr>
+                <w:b w:val="false"/>
+                <w:bCs w:val="false"/>
+                <w:sz w:val="16"/>
+                <w:szCs w:val="16"/>
+              </w:rPr>
+              <w:t xml:space="preserve">24/08/2026</w:t>
+            </w:r>
+            <w:r>
+              <w:br/>
+              <w:t xml:space="preserve"/>
+            </w:r>
+            <w:r>
+              <w:rPr>
+                <w:b w:val="false"/>
+                <w:bCs w:val="false"/>
+                <w:sz w:val="16"/>
+                <w:szCs w:val="16"/>
+              </w:rPr>
+              <w:t xml:space="preserve">28/08/2026</w:t>
+            </w:r>
+          </w:p>
+        </w:tc>
+        <w:tc>
+          <w:tcPr>
+            <w:tcBorders>
+              <w:top w:val="single" w:color="999999" w:sz="2"/>
+              <w:left w:val="single" w:color="999999" w:sz="2"/>
+              <w:bottom w:val="single" w:color="999999" w:sz="2"/>
+              <w:right w:val="single" w:color="999999" w:sz="2"/>
+            </w:tcBorders>
+            <w:vAlign w:val="center"/>
+          </w:tcPr>
+          <w:p>
+            <w:pPr>
+              <w:spacing w:after="40"/>
+            </w:pPr>
+            <w:r>
+              <w:rPr>
+                <w:b w:val="false"/>
+                <w:bCs w:val="false"/>
+              </w:rPr>
+              <w:t xml:space="preserve"/>
+            </w:r>
+          </w:p>
+        </w:tc>
+        <w:tc>
+          <w:tcPr>
+            <w:tcBorders>
+              <w:top w:val="single" w:color="999999" w:sz="2"/>
+              <w:left w:val="single" w:color="999999" w:sz="2"/>
+              <w:bottom w:val="single" w:color="999999" w:sz="2"/>
+              <w:right w:val="single" w:color="999999" w:sz="2"/>
+            </w:tcBorders>
+            <w:vAlign w:val="center"/>
+          </w:tcPr>
+          <w:p>
+            <w:pPr>
+              <w:spacing w:after="40"/>
+            </w:pPr>
+            <w:r>
+              <w:rPr>
+                <w:b w:val="false"/>
+                <w:bCs w:val="false"/>
+              </w:rPr>
+              <w:t xml:space="preserve"/>
+            </w:r>
+          </w:p>
+        </w:tc>
+        <w:tc>
+          <w:tcPr>
+            <w:tcBorders>
+              <w:top w:val="single" w:color="999999" w:sz="2"/>
+              <w:left w:val="single" w:color="999999" w:sz="2"/>
+              <w:bottom w:val="single" w:color="999999" w:sz="2"/>
+              <w:right w:val="single" w:color="999999" w:sz="2"/>
+            </w:tcBorders>
+            <w:vAlign w:val="center"/>
+          </w:tcPr>
+          <w:p>
+            <w:pPr>
+              <w:spacing w:after="40"/>
+            </w:pPr>
+            <w:r>
+              <w:rPr>
+                <w:b w:val="false"/>
+                <w:bCs w:val="false"/>
+              </w:rPr>
+              <w:t xml:space="preserve"/>
+            </w:r>
+          </w:p>
+        </w:tc>
+        <w:tc>
+          <w:tcPr>
+            <w:tcBorders>
+              <w:top w:val="single" w:color="999999" w:sz="2"/>
+              <w:left w:val="single" w:color="999999" w:sz="2"/>
+              <w:bottom w:val="single" w:color="999999" w:sz="2"/>
+              <w:right w:val="single" w:color="999999" w:sz="2"/>
+            </w:tcBorders>
+            <w:vAlign w:val="center"/>
+          </w:tcPr>
+          <w:p>
+            <w:pPr>
+              <w:spacing w:after="40"/>
+            </w:pPr>
+            <w:r>
+              <w:rPr>
+                <w:b w:val="false"/>
+                <w:bCs w:val="false"/>
+              </w:rPr>
+              <w:t xml:space="preserve"/>
+            </w:r>
+          </w:p>
+        </w:tc>
+        <w:tc>
+          <w:tcPr>
+            <w:tcBorders>
+              <w:top w:val="single" w:color="999999" w:sz="2"/>
+              <w:left w:val="single" w:color="999999" w:sz="2"/>
+              <w:bottom w:val="single" w:color="999999" w:sz="2"/>
+              <w:right w:val="single" w:color="999999" w:sz="2"/>
+            </w:tcBorders>
+            <w:vAlign w:val="center"/>
+          </w:tcPr>
+          <w:p>
+            <w:pPr>
+              <w:spacing w:after="40"/>
+            </w:pPr>
+            <w:r>
+              <w:rPr>
+                <w:b w:val="false"/>
+                <w:bCs w:val="false"/>
+              </w:rPr>
+              <w:t xml:space="preserve"/>
+            </w:r>
+          </w:p>
+        </w:tc>
+        <w:tc>
+          <w:tcPr>
+            <w:tcBorders>
+              <w:top w:val="single" w:color="999999" w:sz="2"/>
+              <w:left w:val="single" w:color="999999" w:sz="2"/>
+              <w:bottom w:val="single" w:color="999999" w:sz="2"/>
+              <w:right w:val="single" w:color="999999" w:sz="2"/>
+            </w:tcBorders>
+            <w:vAlign w:val="center"/>
+          </w:tcPr>
+          <w:p>
+            <w:pPr>
+              <w:spacing w:after="40"/>
+            </w:pPr>
+            <w:r>
+              <w:rPr>
+                <w:b w:val="false"/>
+                <w:bCs w:val="false"/>
+              </w:rPr>
+              <w:t xml:space="preserve"/>
+            </w:r>
+          </w:p>
+        </w:tc>
+        <w:tc>
+          <w:tcPr>
+            <w:tcBorders>
+              <w:top w:val="single" w:color="999999" w:sz="2"/>
+              <w:left w:val="single" w:color="999999" w:sz="2"/>
+              <w:bottom w:val="single" w:color="999999" w:sz="2"/>
+              <w:right w:val="single" w:color="999999" w:sz="2"/>
+            </w:tcBorders>
+            <w:vAlign w:val="center"/>
+          </w:tcPr>
+          <w:p>
+            <w:pPr>
+              <w:spacing w:after="40"/>
+            </w:pPr>
+            <w:r>
+              <w:rPr>
+                <w:b w:val="false"/>
+                <w:bCs w:val="false"/>
+              </w:rPr>
+              <w:t xml:space="preserve"/>
+            </w:r>
+          </w:p>
+        </w:tc>
+        <w:tc>
+          <w:tcPr>
+            <w:tcBorders>
+              <w:top w:val="single" w:color="999999" w:sz="2"/>
+              <w:left w:val="single" w:color="999999" w:sz="2"/>
+              <w:bottom w:val="single" w:color="999999" w:sz="2"/>
+              <w:right w:val="single" w:color="999999" w:sz="2"/>
+            </w:tcBorders>
+            <w:vAlign w:val="center"/>
+          </w:tcPr>
+          <w:p>
+            <w:pPr>
+              <w:spacing w:after="40"/>
+            </w:pPr>
+            <w:r>
+              <w:rPr>
+                <w:b w:val="false"/>
+                <w:bCs w:val="false"/>
+              </w:rPr>
+              <w:t xml:space="preserve"/>
+            </w:r>
+          </w:p>
+        </w:tc>
+        <w:tc>
+          <w:tcPr>
+            <w:tcBorders>
+              <w:top w:val="single" w:color="999999" w:sz="2"/>
+              <w:left w:val="single" w:color="999999" w:sz="2"/>
+              <w:bottom w:val="single" w:color="999999" w:sz="2"/>
+              <w:right w:val="single" w:color="999999" w:sz="2"/>
+            </w:tcBorders>
+            <w:shd w:fill="8E44AD" w:color="auto" w:val="clear"/>
+            <w:vAlign w:val="center"/>
+          </w:tcPr>
+          <w:p>
+            <w:pPr>
+              <w:spacing w:after="40"/>
+              <w:jc w:val="center"/>
+            </w:pPr>
+            <w:r>
+              <w:rPr>
+                <w:b/>
+                <w:bCs/>
+                <w:color w:val="FFFFFF"/>
+                <w:sz w:val="14"/>
+                <w:szCs w:val="14"/>
+              </w:rPr>
+              <w:t xml:space="preserve">24/08/2026</w:t>
+            </w:r>
+            <w:r>
+              <w:br/>
+              <w:t xml:space="preserve"/>
+            </w:r>
+            <w:r>
+              <w:rPr>
+                <w:b/>
+                <w:bCs/>
+                <w:color w:val="FFFFFF"/>
+                <w:sz w:val="14"/>
+                <w:szCs w:val="14"/>
+              </w:rPr>
+              <w:t xml:space="preserve">28/08/2026</w:t>
             </w:r>
           </w:p>
         </w:tc>
@@ -43840,6 +46349,5274 @@
                 <w:bCs w:val="false"/>
               </w:rPr>
               <w:t xml:space="preserve">Garantizar que el personal pueda operar el sistema de forma autónoma desde el primer día de uso</w:t>
+            </w:r>
+          </w:p>
+        </w:tc>
+        <w:tc>
+          <w:tcPr>
+            <w:tcW w:type="pct" w:w="15%"/>
+            <w:tcBorders>
+              <w:top w:val="single" w:color="999999" w:sz="2"/>
+              <w:left w:val="single" w:color="999999" w:sz="2"/>
+              <w:bottom w:val="single" w:color="999999" w:sz="2"/>
+              <w:right w:val="single" w:color="999999" w:sz="2"/>
+            </w:tcBorders>
+            <w:vAlign w:val="center"/>
+          </w:tcPr>
+          <w:p>
+            <w:pPr>
+              <w:spacing w:after="40"/>
+            </w:pPr>
+            <w:r>
+              <w:rPr>
+                <w:b w:val="false"/>
+                <w:bCs w:val="false"/>
+              </w:rPr>
+              <w:t xml:space="preserve">Aceptado</w:t>
+            </w:r>
+          </w:p>
+        </w:tc>
+      </w:tr>
+    </w:tbl>
+    <w:p>
+      <w:pPr>
+        <w:spacing w:after="200"/>
+      </w:pPr>
+      <w:r>
+        <w:rPr>
+          <w:i/>
+          <w:iCs/>
+          <w:sz w:val="20"/>
+          <w:szCs w:val="20"/>
+        </w:rPr>
+        <w:t xml:space="preserve">Nota. Product Owner: [RESPONSABLE DE LA INSTITUCIÓN / CLÍNICA]. Elaboración propia.</w:t>
+      </w:r>
+    </w:p>
+    <w:p>
+      <w:pPr>
+        <w:pStyle w:val="Heading1"/>
+        <w:spacing w:after="150" w:before="300"/>
+      </w:pPr>
+      <w:r>
+        <w:t xml:space="preserve">Sprint 8 — Historias de Usuario</w:t>
+      </w:r>
+    </w:p>
+    <w:p>
+      <w:pPr>
+        <w:spacing w:after="120"/>
+        <w:jc w:val="both"/>
+      </w:pPr>
+      <w:r>
+        <w:rPr>
+          <w:b w:val="false"/>
+          <w:bCs w:val="false"/>
+          <w:i w:val="false"/>
+          <w:iCs w:val="false"/>
+        </w:rPr>
+        <w:t xml:space="preserve">Sprint 8 abarcó del 24 al 28/08/2026 y tuvo como objetivo Refinar la experiencia de uso diferenciada por rol e incorporar funcionalidades complementarias solicitadas tras la primera revisión del sistema: agenda propia del médico, historial clínico del paciente, filtros avanzados de citas, gestión de descansos y vacaciones médicas, triaje de enfermería, datos de demostración realistas y publicación del repositorio.</w:t>
+      </w:r>
+    </w:p>
+    <w:p>
+      <w:pPr>
+        <w:pStyle w:val="Heading3"/>
+        <w:spacing w:after="100" w:before="200"/>
+      </w:pPr>
+      <w:r>
+        <w:t xml:space="preserve">Sprint Backlog del Sprint 8</w:t>
+      </w:r>
+    </w:p>
+    <w:tbl>
+      <w:tblPr>
+        <w:tblW w:type="pct" w:w="100%"/>
+        <w:tblBorders>
+          <w:top w:val="single" w:color="auto" w:sz="4"/>
+          <w:left w:val="single" w:color="auto" w:sz="4"/>
+          <w:bottom w:val="single" w:color="auto" w:sz="4"/>
+          <w:right w:val="single" w:color="auto" w:sz="4"/>
+          <w:insideH w:val="single" w:color="auto" w:sz="4"/>
+          <w:insideV w:val="single" w:color="auto" w:sz="4"/>
+        </w:tblBorders>
+      </w:tblPr>
+      <w:tblGrid>
+        <w:gridCol w:w="100"/>
+        <w:gridCol w:w="100"/>
+        <w:gridCol w:w="100"/>
+      </w:tblGrid>
+      <w:tr>
+        <w:tc>
+          <w:tcPr>
+            <w:tcW w:type="pct" w:w="12%"/>
+            <w:tcBorders>
+              <w:top w:val="single" w:color="999999" w:sz="2"/>
+              <w:left w:val="single" w:color="999999" w:sz="2"/>
+              <w:bottom w:val="single" w:color="999999" w:sz="2"/>
+              <w:right w:val="single" w:color="999999" w:sz="2"/>
+            </w:tcBorders>
+            <w:shd w:fill="D9D9D9" w:color="auto" w:val="clear"/>
+            <w:vAlign w:val="center"/>
+          </w:tcPr>
+          <w:p>
+            <w:pPr>
+              <w:spacing w:after="40"/>
+            </w:pPr>
+            <w:r>
+              <w:rPr>
+                <w:b/>
+                <w:bCs/>
+              </w:rPr>
+              <w:t xml:space="preserve">ID</w:t>
+            </w:r>
+          </w:p>
+        </w:tc>
+        <w:tc>
+          <w:tcPr>
+            <w:tcW w:type="pct" w:w="28%"/>
+            <w:tcBorders>
+              <w:top w:val="single" w:color="999999" w:sz="2"/>
+              <w:left w:val="single" w:color="999999" w:sz="2"/>
+              <w:bottom w:val="single" w:color="999999" w:sz="2"/>
+              <w:right w:val="single" w:color="999999" w:sz="2"/>
+            </w:tcBorders>
+            <w:shd w:fill="D9D9D9" w:color="auto" w:val="clear"/>
+            <w:vAlign w:val="center"/>
+          </w:tcPr>
+          <w:p>
+            <w:pPr>
+              <w:spacing w:after="40"/>
+            </w:pPr>
+            <w:r>
+              <w:rPr>
+                <w:b/>
+                <w:bCs/>
+              </w:rPr>
+              <w:t xml:space="preserve">Historia de Usuario</w:t>
+            </w:r>
+          </w:p>
+        </w:tc>
+        <w:tc>
+          <w:tcPr>
+            <w:tcW w:type="pct" w:w="60%"/>
+            <w:tcBorders>
+              <w:top w:val="single" w:color="999999" w:sz="2"/>
+              <w:left w:val="single" w:color="999999" w:sz="2"/>
+              <w:bottom w:val="single" w:color="999999" w:sz="2"/>
+              <w:right w:val="single" w:color="999999" w:sz="2"/>
+            </w:tcBorders>
+            <w:shd w:fill="D9D9D9" w:color="auto" w:val="clear"/>
+            <w:vAlign w:val="center"/>
+          </w:tcPr>
+          <w:p>
+            <w:pPr>
+              <w:spacing w:after="40"/>
+            </w:pPr>
+            <w:r>
+              <w:rPr>
+                <w:b/>
+                <w:bCs/>
+              </w:rPr>
+              <w:t xml:space="preserve">Descripción</w:t>
+            </w:r>
+          </w:p>
+        </w:tc>
+      </w:tr>
+      <w:tr>
+        <w:tc>
+          <w:tcPr>
+            <w:tcW w:type="pct" w:w="12%"/>
+            <w:tcBorders>
+              <w:top w:val="single" w:color="999999" w:sz="2"/>
+              <w:left w:val="single" w:color="999999" w:sz="2"/>
+              <w:bottom w:val="single" w:color="999999" w:sz="2"/>
+              <w:right w:val="single" w:color="999999" w:sz="2"/>
+            </w:tcBorders>
+            <w:vAlign w:val="center"/>
+          </w:tcPr>
+          <w:p>
+            <w:pPr>
+              <w:spacing w:after="40"/>
+            </w:pPr>
+            <w:r>
+              <w:rPr>
+                <w:b w:val="false"/>
+                <w:bCs w:val="false"/>
+              </w:rPr>
+              <w:t xml:space="preserve">HU-21</w:t>
+            </w:r>
+          </w:p>
+        </w:tc>
+        <w:tc>
+          <w:tcPr>
+            <w:tcW w:type="pct" w:w="28%"/>
+            <w:tcBorders>
+              <w:top w:val="single" w:color="999999" w:sz="2"/>
+              <w:left w:val="single" w:color="999999" w:sz="2"/>
+              <w:bottom w:val="single" w:color="999999" w:sz="2"/>
+              <w:right w:val="single" w:color="999999" w:sz="2"/>
+            </w:tcBorders>
+            <w:vAlign w:val="center"/>
+          </w:tcPr>
+          <w:p>
+            <w:pPr>
+              <w:spacing w:after="40"/>
+            </w:pPr>
+            <w:r>
+              <w:rPr>
+                <w:b w:val="false"/>
+                <w:bCs w:val="false"/>
+              </w:rPr>
+              <w:t xml:space="preserve">Vista de agenda diaria diferenciada por rol (Mi Agenda)</w:t>
+            </w:r>
+          </w:p>
+        </w:tc>
+        <w:tc>
+          <w:tcPr>
+            <w:tcW w:type="pct" w:w="60%"/>
+            <w:tcBorders>
+              <w:top w:val="single" w:color="999999" w:sz="2"/>
+              <w:left w:val="single" w:color="999999" w:sz="2"/>
+              <w:bottom w:val="single" w:color="999999" w:sz="2"/>
+              <w:right w:val="single" w:color="999999" w:sz="2"/>
+            </w:tcBorders>
+            <w:vAlign w:val="center"/>
+          </w:tcPr>
+          <w:p>
+            <w:pPr>
+              <w:spacing w:after="40"/>
+            </w:pPr>
+            <w:r>
+              <w:rPr>
+                <w:b w:val="false"/>
+                <w:bCs w:val="false"/>
+              </w:rPr>
+              <w:t xml:space="preserve">Como médico, quiero ver únicamente mi propia agenda del día, con navegación por fecha y acciones rápidas, para atender a mis pacientes sin tener que filtrar manualmente entre las citas de todos los médicos.</w:t>
+            </w:r>
+          </w:p>
+        </w:tc>
+      </w:tr>
+      <w:tr>
+        <w:tc>
+          <w:tcPr>
+            <w:tcW w:type="pct" w:w="12%"/>
+            <w:tcBorders>
+              <w:top w:val="single" w:color="999999" w:sz="2"/>
+              <w:left w:val="single" w:color="999999" w:sz="2"/>
+              <w:bottom w:val="single" w:color="999999" w:sz="2"/>
+              <w:right w:val="single" w:color="999999" w:sz="2"/>
+            </w:tcBorders>
+            <w:vAlign w:val="center"/>
+          </w:tcPr>
+          <w:p>
+            <w:pPr>
+              <w:spacing w:after="40"/>
+            </w:pPr>
+            <w:r>
+              <w:rPr>
+                <w:b w:val="false"/>
+                <w:bCs w:val="false"/>
+              </w:rPr>
+              <w:t xml:space="preserve">HU-22</w:t>
+            </w:r>
+          </w:p>
+        </w:tc>
+        <w:tc>
+          <w:tcPr>
+            <w:tcW w:type="pct" w:w="28%"/>
+            <w:tcBorders>
+              <w:top w:val="single" w:color="999999" w:sz="2"/>
+              <w:left w:val="single" w:color="999999" w:sz="2"/>
+              <w:bottom w:val="single" w:color="999999" w:sz="2"/>
+              <w:right w:val="single" w:color="999999" w:sz="2"/>
+            </w:tcBorders>
+            <w:vAlign w:val="center"/>
+          </w:tcPr>
+          <w:p>
+            <w:pPr>
+              <w:spacing w:after="40"/>
+            </w:pPr>
+            <w:r>
+              <w:rPr>
+                <w:b w:val="false"/>
+                <w:bCs w:val="false"/>
+              </w:rPr>
+              <w:t xml:space="preserve">Historial clínico consultable por paciente</w:t>
+            </w:r>
+          </w:p>
+        </w:tc>
+        <w:tc>
+          <w:tcPr>
+            <w:tcW w:type="pct" w:w="60%"/>
+            <w:tcBorders>
+              <w:top w:val="single" w:color="999999" w:sz="2"/>
+              <w:left w:val="single" w:color="999999" w:sz="2"/>
+              <w:bottom w:val="single" w:color="999999" w:sz="2"/>
+              <w:right w:val="single" w:color="999999" w:sz="2"/>
+            </w:tcBorders>
+            <w:vAlign w:val="center"/>
+          </w:tcPr>
+          <w:p>
+            <w:pPr>
+              <w:spacing w:after="40"/>
+            </w:pPr>
+            <w:r>
+              <w:rPr>
+                <w:b w:val="false"/>
+                <w:bCs w:val="false"/>
+              </w:rPr>
+              <w:t xml:space="preserve">Como administrador, recepcionista o médico, quiero consultar el historial completo de citas de un paciente, para tener contexto de su atención previa antes de una nueva consulta.</w:t>
+            </w:r>
+          </w:p>
+        </w:tc>
+      </w:tr>
+      <w:tr>
+        <w:tc>
+          <w:tcPr>
+            <w:tcW w:type="pct" w:w="12%"/>
+            <w:tcBorders>
+              <w:top w:val="single" w:color="999999" w:sz="2"/>
+              <w:left w:val="single" w:color="999999" w:sz="2"/>
+              <w:bottom w:val="single" w:color="999999" w:sz="2"/>
+              <w:right w:val="single" w:color="999999" w:sz="2"/>
+            </w:tcBorders>
+            <w:vAlign w:val="center"/>
+          </w:tcPr>
+          <w:p>
+            <w:pPr>
+              <w:spacing w:after="40"/>
+            </w:pPr>
+            <w:r>
+              <w:rPr>
+                <w:b w:val="false"/>
+                <w:bCs w:val="false"/>
+              </w:rPr>
+              <w:t xml:space="preserve">HU-23</w:t>
+            </w:r>
+          </w:p>
+        </w:tc>
+        <w:tc>
+          <w:tcPr>
+            <w:tcW w:type="pct" w:w="28%"/>
+            <w:tcBorders>
+              <w:top w:val="single" w:color="999999" w:sz="2"/>
+              <w:left w:val="single" w:color="999999" w:sz="2"/>
+              <w:bottom w:val="single" w:color="999999" w:sz="2"/>
+              <w:right w:val="single" w:color="999999" w:sz="2"/>
+            </w:tcBorders>
+            <w:vAlign w:val="center"/>
+          </w:tcPr>
+          <w:p>
+            <w:pPr>
+              <w:spacing w:after="40"/>
+            </w:pPr>
+            <w:r>
+              <w:rPr>
+                <w:b w:val="false"/>
+                <w:bCs w:val="false"/>
+              </w:rPr>
+              <w:t xml:space="preserve">Filtros avanzados en la gestión de citas</w:t>
+            </w:r>
+          </w:p>
+        </w:tc>
+        <w:tc>
+          <w:tcPr>
+            <w:tcW w:type="pct" w:w="60%"/>
+            <w:tcBorders>
+              <w:top w:val="single" w:color="999999" w:sz="2"/>
+              <w:left w:val="single" w:color="999999" w:sz="2"/>
+              <w:bottom w:val="single" w:color="999999" w:sz="2"/>
+              <w:right w:val="single" w:color="999999" w:sz="2"/>
+            </w:tcBorders>
+            <w:vAlign w:val="center"/>
+          </w:tcPr>
+          <w:p>
+            <w:pPr>
+              <w:spacing w:after="40"/>
+            </w:pPr>
+            <w:r>
+              <w:rPr>
+                <w:b w:val="false"/>
+                <w:bCs w:val="false"/>
+              </w:rPr>
+              <w:t xml:space="preserve">Como administrador o recepcionista, quiero filtrar el listado de citas por especialidad médica y por un rango de fechas, para ubicar rápidamente las citas relevantes sin desplazarme por cientos de registros.</w:t>
+            </w:r>
+          </w:p>
+        </w:tc>
+      </w:tr>
+      <w:tr>
+        <w:tc>
+          <w:tcPr>
+            <w:tcW w:type="pct" w:w="12%"/>
+            <w:tcBorders>
+              <w:top w:val="single" w:color="999999" w:sz="2"/>
+              <w:left w:val="single" w:color="999999" w:sz="2"/>
+              <w:bottom w:val="single" w:color="999999" w:sz="2"/>
+              <w:right w:val="single" w:color="999999" w:sz="2"/>
+            </w:tcBorders>
+            <w:vAlign w:val="center"/>
+          </w:tcPr>
+          <w:p>
+            <w:pPr>
+              <w:spacing w:after="40"/>
+            </w:pPr>
+            <w:r>
+              <w:rPr>
+                <w:b w:val="false"/>
+                <w:bCs w:val="false"/>
+              </w:rPr>
+              <w:t xml:space="preserve">HU-24</w:t>
+            </w:r>
+          </w:p>
+        </w:tc>
+        <w:tc>
+          <w:tcPr>
+            <w:tcW w:type="pct" w:w="28%"/>
+            <w:tcBorders>
+              <w:top w:val="single" w:color="999999" w:sz="2"/>
+              <w:left w:val="single" w:color="999999" w:sz="2"/>
+              <w:bottom w:val="single" w:color="999999" w:sz="2"/>
+              <w:right w:val="single" w:color="999999" w:sz="2"/>
+            </w:tcBorders>
+            <w:vAlign w:val="center"/>
+          </w:tcPr>
+          <w:p>
+            <w:pPr>
+              <w:spacing w:after="40"/>
+            </w:pPr>
+            <w:r>
+              <w:rPr>
+                <w:b w:val="false"/>
+                <w:bCs w:val="false"/>
+              </w:rPr>
+              <w:t xml:space="preserve">Gestión de descansos y vacaciones de médicos</w:t>
+            </w:r>
+          </w:p>
+        </w:tc>
+        <w:tc>
+          <w:tcPr>
+            <w:tcW w:type="pct" w:w="60%"/>
+            <w:tcBorders>
+              <w:top w:val="single" w:color="999999" w:sz="2"/>
+              <w:left w:val="single" w:color="999999" w:sz="2"/>
+              <w:bottom w:val="single" w:color="999999" w:sz="2"/>
+              <w:right w:val="single" w:color="999999" w:sz="2"/>
+            </w:tcBorders>
+            <w:vAlign w:val="center"/>
+          </w:tcPr>
+          <w:p>
+            <w:pPr>
+              <w:spacing w:after="40"/>
+            </w:pPr>
+            <w:r>
+              <w:rPr>
+                <w:b w:val="false"/>
+                <w:bCs w:val="false"/>
+              </w:rPr>
+              <w:t xml:space="preserve">Como administrador, quiero registrar los periodos de descanso o vacaciones de un médico, para que esas fechas dejen de ofrecerse automáticamente al momento de asignar citas.</w:t>
+            </w:r>
+          </w:p>
+        </w:tc>
+      </w:tr>
+      <w:tr>
+        <w:tc>
+          <w:tcPr>
+            <w:tcW w:type="pct" w:w="12%"/>
+            <w:tcBorders>
+              <w:top w:val="single" w:color="999999" w:sz="2"/>
+              <w:left w:val="single" w:color="999999" w:sz="2"/>
+              <w:bottom w:val="single" w:color="999999" w:sz="2"/>
+              <w:right w:val="single" w:color="999999" w:sz="2"/>
+            </w:tcBorders>
+            <w:vAlign w:val="center"/>
+          </w:tcPr>
+          <w:p>
+            <w:pPr>
+              <w:spacing w:after="40"/>
+            </w:pPr>
+            <w:r>
+              <w:rPr>
+                <w:b w:val="false"/>
+                <w:bCs w:val="false"/>
+              </w:rPr>
+              <w:t xml:space="preserve">HU-25</w:t>
+            </w:r>
+          </w:p>
+        </w:tc>
+        <w:tc>
+          <w:tcPr>
+            <w:tcW w:type="pct" w:w="28%"/>
+            <w:tcBorders>
+              <w:top w:val="single" w:color="999999" w:sz="2"/>
+              <w:left w:val="single" w:color="999999" w:sz="2"/>
+              <w:bottom w:val="single" w:color="999999" w:sz="2"/>
+              <w:right w:val="single" w:color="999999" w:sz="2"/>
+            </w:tcBorders>
+            <w:vAlign w:val="center"/>
+          </w:tcPr>
+          <w:p>
+            <w:pPr>
+              <w:spacing w:after="40"/>
+            </w:pPr>
+            <w:r>
+              <w:rPr>
+                <w:b w:val="false"/>
+                <w:bCs w:val="false"/>
+              </w:rPr>
+              <w:t xml:space="preserve">Registro opcional de triaje de enfermería</w:t>
+            </w:r>
+          </w:p>
+        </w:tc>
+        <w:tc>
+          <w:tcPr>
+            <w:tcW w:type="pct" w:w="60%"/>
+            <w:tcBorders>
+              <w:top w:val="single" w:color="999999" w:sz="2"/>
+              <w:left w:val="single" w:color="999999" w:sz="2"/>
+              <w:bottom w:val="single" w:color="999999" w:sz="2"/>
+              <w:right w:val="single" w:color="999999" w:sz="2"/>
+            </w:tcBorders>
+            <w:vAlign w:val="center"/>
+          </w:tcPr>
+          <w:p>
+            <w:pPr>
+              <w:spacing w:after="40"/>
+            </w:pPr>
+            <w:r>
+              <w:rPr>
+                <w:b w:val="false"/>
+                <w:bCs w:val="false"/>
+              </w:rPr>
+              <w:t xml:space="preserve">Como recepcionista, quiero registrar de forma opcional los signos vitales y la prioridad de atención de un paciente al hacer check-in, para que el médico cuente con esa información antes de iniciar la consulta.</w:t>
+            </w:r>
+          </w:p>
+        </w:tc>
+      </w:tr>
+      <w:tr>
+        <w:tc>
+          <w:tcPr>
+            <w:tcW w:type="pct" w:w="12%"/>
+            <w:tcBorders>
+              <w:top w:val="single" w:color="999999" w:sz="2"/>
+              <w:left w:val="single" w:color="999999" w:sz="2"/>
+              <w:bottom w:val="single" w:color="999999" w:sz="2"/>
+              <w:right w:val="single" w:color="999999" w:sz="2"/>
+            </w:tcBorders>
+            <w:vAlign w:val="center"/>
+          </w:tcPr>
+          <w:p>
+            <w:pPr>
+              <w:spacing w:after="40"/>
+            </w:pPr>
+            <w:r>
+              <w:rPr>
+                <w:b w:val="false"/>
+                <w:bCs w:val="false"/>
+              </w:rPr>
+              <w:t xml:space="preserve">HU-26</w:t>
+            </w:r>
+          </w:p>
+        </w:tc>
+        <w:tc>
+          <w:tcPr>
+            <w:tcW w:type="pct" w:w="28%"/>
+            <w:tcBorders>
+              <w:top w:val="single" w:color="999999" w:sz="2"/>
+              <w:left w:val="single" w:color="999999" w:sz="2"/>
+              <w:bottom w:val="single" w:color="999999" w:sz="2"/>
+              <w:right w:val="single" w:color="999999" w:sz="2"/>
+            </w:tcBorders>
+            <w:vAlign w:val="center"/>
+          </w:tcPr>
+          <w:p>
+            <w:pPr>
+              <w:spacing w:after="40"/>
+            </w:pPr>
+            <w:r>
+              <w:rPr>
+                <w:b w:val="false"/>
+                <w:bCs w:val="false"/>
+              </w:rPr>
+              <w:t xml:space="preserve">Datos de demostración realistas y publicación del repositorio</w:t>
+            </w:r>
+          </w:p>
+        </w:tc>
+        <w:tc>
+          <w:tcPr>
+            <w:tcW w:type="pct" w:w="60%"/>
+            <w:tcBorders>
+              <w:top w:val="single" w:color="999999" w:sz="2"/>
+              <w:left w:val="single" w:color="999999" w:sz="2"/>
+              <w:bottom w:val="single" w:color="999999" w:sz="2"/>
+              <w:right w:val="single" w:color="999999" w:sz="2"/>
+            </w:tcBorders>
+            <w:vAlign w:val="center"/>
+          </w:tcPr>
+          <w:p>
+            <w:pPr>
+              <w:spacing w:after="40"/>
+            </w:pPr>
+            <w:r>
+              <w:rPr>
+                <w:b w:val="false"/>
+                <w:bCs w:val="false"/>
+              </w:rPr>
+              <w:t xml:space="preserve">Como investigador, necesito poblar el sistema con datos ficticios realistas y publicar el código fuente en un repositorio, para poder demostrar el funcionamiento del sistema en un uso habitual y respaldar el trabajo desarrollado.</w:t>
+            </w:r>
+          </w:p>
+        </w:tc>
+      </w:tr>
+    </w:tbl>
+    <w:p>
+      <w:pPr>
+        <w:pStyle w:val="Heading3"/>
+        <w:spacing w:after="100" w:before="200"/>
+      </w:pPr>
+      <w:r>
+        <w:t xml:space="preserve">Detalle de Historias de Usuario — Sprint 8</w:t>
+      </w:r>
+    </w:p>
+    <w:tbl>
+      <w:tblPr>
+        <w:tblW w:type="pct" w:w="100%"/>
+        <w:tblBorders>
+          <w:top w:val="single" w:color="auto" w:sz="4"/>
+          <w:left w:val="single" w:color="auto" w:sz="4"/>
+          <w:bottom w:val="single" w:color="auto" w:sz="4"/>
+          <w:right w:val="single" w:color="auto" w:sz="4"/>
+          <w:insideH w:val="single" w:color="auto" w:sz="4"/>
+          <w:insideV w:val="single" w:color="auto" w:sz="4"/>
+        </w:tblBorders>
+      </w:tblPr>
+      <w:tblGrid>
+        <w:gridCol w:w="100"/>
+        <w:gridCol w:w="100"/>
+        <w:gridCol w:w="100"/>
+      </w:tblGrid>
+      <w:tr>
+        <w:tc>
+          <w:tcPr>
+            <w:gridSpan w:val="3"/>
+            <w:tcBorders>
+              <w:top w:val="single" w:color="999999" w:sz="2"/>
+              <w:left w:val="single" w:color="999999" w:sz="2"/>
+              <w:bottom w:val="single" w:color="999999" w:sz="2"/>
+              <w:right w:val="single" w:color="999999" w:sz="2"/>
+            </w:tcBorders>
+            <w:shd w:fill="D9D9D9" w:color="auto" w:val="clear"/>
+            <w:vAlign w:val="center"/>
+          </w:tcPr>
+          <w:p>
+            <w:pPr>
+              <w:spacing w:after="40"/>
+            </w:pPr>
+            <w:r>
+              <w:rPr>
+                <w:b/>
+                <w:bCs/>
+              </w:rPr>
+              <w:t xml:space="preserve">HU-21 - Vista de agenda diaria diferenciada por rol (Mi Agenda)</w:t>
+            </w:r>
+          </w:p>
+        </w:tc>
+      </w:tr>
+      <w:tr>
+        <w:tc>
+          <w:tcPr>
+            <w:gridSpan w:val="3"/>
+            <w:tcBorders>
+              <w:top w:val="single" w:color="999999" w:sz="2"/>
+              <w:left w:val="single" w:color="999999" w:sz="2"/>
+              <w:bottom w:val="single" w:color="999999" w:sz="2"/>
+              <w:right w:val="single" w:color="999999" w:sz="2"/>
+            </w:tcBorders>
+            <w:vAlign w:val="center"/>
+          </w:tcPr>
+          <w:p>
+            <w:pPr>
+              <w:spacing w:after="40"/>
+            </w:pPr>
+            <w:r>
+              <w:rPr>
+                <w:b w:val="false"/>
+                <w:bCs w:val="false"/>
+              </w:rPr>
+              <w:t xml:space="preserve">Como médico del sistema</w:t>
+            </w:r>
+          </w:p>
+        </w:tc>
+      </w:tr>
+      <w:tr>
+        <w:tc>
+          <w:tcPr>
+            <w:gridSpan w:val="3"/>
+            <w:tcBorders>
+              <w:top w:val="single" w:color="999999" w:sz="2"/>
+              <w:left w:val="single" w:color="999999" w:sz="2"/>
+              <w:bottom w:val="single" w:color="999999" w:sz="2"/>
+              <w:right w:val="single" w:color="999999" w:sz="2"/>
+            </w:tcBorders>
+            <w:vAlign w:val="center"/>
+          </w:tcPr>
+          <w:p>
+            <w:pPr>
+              <w:spacing w:after="40"/>
+            </w:pPr>
+            <w:r>
+              <w:rPr>
+                <w:b w:val="false"/>
+                <w:bCs w:val="false"/>
+              </w:rPr>
+              <w:t xml:space="preserve">Quiero ver mi propia agenda del día, con navegación por fecha y acciones rápidas de inicio y fin de consulta</w:t>
+            </w:r>
+          </w:p>
+        </w:tc>
+      </w:tr>
+      <w:tr>
+        <w:tc>
+          <w:tcPr>
+            <w:gridSpan w:val="3"/>
+            <w:tcBorders>
+              <w:top w:val="single" w:color="999999" w:sz="2"/>
+              <w:left w:val="single" w:color="999999" w:sz="2"/>
+              <w:bottom w:val="single" w:color="999999" w:sz="2"/>
+              <w:right w:val="single" w:color="999999" w:sz="2"/>
+            </w:tcBorders>
+            <w:vAlign w:val="center"/>
+          </w:tcPr>
+          <w:p>
+            <w:pPr>
+              <w:spacing w:after="40"/>
+            </w:pPr>
+            <w:r>
+              <w:rPr>
+                <w:b w:val="false"/>
+                <w:bCs w:val="false"/>
+              </w:rPr>
+              <w:t xml:space="preserve">Para atender a mis pacientes sin depender de filtros manuales ni ver información de otros médicos</w:t>
+            </w:r>
+          </w:p>
+        </w:tc>
+      </w:tr>
+      <w:tr>
+        <w:tc>
+          <w:tcPr>
+            <w:tcW w:type="pct" w:w="15%"/>
+            <w:tcBorders>
+              <w:top w:val="single" w:color="999999" w:sz="2"/>
+              <w:left w:val="single" w:color="999999" w:sz="2"/>
+              <w:bottom w:val="single" w:color="999999" w:sz="2"/>
+              <w:right w:val="single" w:color="999999" w:sz="2"/>
+            </w:tcBorders>
+            <w:shd w:fill="D9D9D9" w:color="auto" w:val="clear"/>
+            <w:vAlign w:val="center"/>
+          </w:tcPr>
+          <w:p>
+            <w:pPr>
+              <w:spacing w:after="40"/>
+            </w:pPr>
+            <w:r>
+              <w:rPr>
+                <w:b/>
+                <w:bCs/>
+              </w:rPr>
+              <w:t xml:space="preserve">Validación</w:t>
+            </w:r>
+          </w:p>
+        </w:tc>
+        <w:tc>
+          <w:tcPr>
+            <w:tcW w:type="pct" w:w="65%"/>
+            <w:tcBorders>
+              <w:top w:val="single" w:color="999999" w:sz="2"/>
+              <w:left w:val="single" w:color="999999" w:sz="2"/>
+              <w:bottom w:val="single" w:color="999999" w:sz="2"/>
+              <w:right w:val="single" w:color="999999" w:sz="2"/>
+            </w:tcBorders>
+            <w:shd w:fill="D9D9D9" w:color="auto" w:val="clear"/>
+            <w:vAlign w:val="center"/>
+          </w:tcPr>
+          <w:p>
+            <w:pPr>
+              <w:spacing w:after="40"/>
+            </w:pPr>
+            <w:r>
+              <w:rPr>
+                <w:b/>
+                <w:bCs/>
+              </w:rPr>
+              <w:t xml:space="preserve">Actividades</w:t>
+            </w:r>
+          </w:p>
+        </w:tc>
+        <w:tc>
+          <w:tcPr>
+            <w:tcW w:type="pct" w:w="20%"/>
+            <w:tcBorders>
+              <w:top w:val="single" w:color="999999" w:sz="2"/>
+              <w:left w:val="single" w:color="999999" w:sz="2"/>
+              <w:bottom w:val="single" w:color="999999" w:sz="2"/>
+              <w:right w:val="single" w:color="999999" w:sz="2"/>
+            </w:tcBorders>
+            <w:shd w:fill="D9D9D9" w:color="auto" w:val="clear"/>
+            <w:vAlign w:val="center"/>
+          </w:tcPr>
+          <w:p>
+            <w:pPr>
+              <w:spacing w:after="40"/>
+            </w:pPr>
+            <w:r>
+              <w:rPr>
+                <w:b/>
+                <w:bCs/>
+              </w:rPr>
+              <w:t xml:space="preserve">Tiempo</w:t>
+            </w:r>
+          </w:p>
+        </w:tc>
+      </w:tr>
+      <w:tr>
+        <w:tc>
+          <w:tcPr>
+            <w:tcBorders>
+              <w:top w:val="single" w:color="999999" w:sz="2"/>
+              <w:left w:val="single" w:color="999999" w:sz="2"/>
+              <w:bottom w:val="single" w:color="999999" w:sz="2"/>
+              <w:right w:val="single" w:color="999999" w:sz="2"/>
+            </w:tcBorders>
+            <w:vAlign w:val="center"/>
+          </w:tcPr>
+          <w:p>
+            <w:pPr>
+              <w:spacing w:after="40"/>
+            </w:pPr>
+            <w:r>
+              <w:rPr>
+                <w:b w:val="false"/>
+                <w:bCs w:val="false"/>
+              </w:rPr>
+              <w:t xml:space="preserve">Ok</w:t>
+            </w:r>
+          </w:p>
+        </w:tc>
+        <w:tc>
+          <w:tcPr>
+            <w:tcBorders>
+              <w:top w:val="single" w:color="999999" w:sz="2"/>
+              <w:left w:val="single" w:color="999999" w:sz="2"/>
+              <w:bottom w:val="single" w:color="999999" w:sz="2"/>
+              <w:right w:val="single" w:color="999999" w:sz="2"/>
+            </w:tcBorders>
+            <w:vAlign w:val="center"/>
+          </w:tcPr>
+          <w:p>
+            <w:pPr>
+              <w:spacing w:after="40"/>
+            </w:pPr>
+            <w:r>
+              <w:rPr>
+                <w:b w:val="false"/>
+                <w:bCs w:val="false"/>
+              </w:rPr>
+              <w:t xml:space="preserve">Se crearon cuentas de usuario vinculadas a cada médico (rol MEDICO con doctor_id) y se incluyó el doctor_id en la respuesta de inicio de sesión</w:t>
+            </w:r>
+          </w:p>
+        </w:tc>
+        <w:tc>
+          <w:tcPr>
+            <w:tcBorders>
+              <w:top w:val="single" w:color="999999" w:sz="2"/>
+              <w:left w:val="single" w:color="999999" w:sz="2"/>
+              <w:bottom w:val="single" w:color="999999" w:sz="2"/>
+              <w:right w:val="single" w:color="999999" w:sz="2"/>
+            </w:tcBorders>
+            <w:vAlign w:val="center"/>
+          </w:tcPr>
+          <w:p>
+            <w:pPr>
+              <w:spacing w:after="40"/>
+            </w:pPr>
+            <w:r>
+              <w:rPr>
+                <w:b w:val="false"/>
+                <w:bCs w:val="false"/>
+              </w:rPr>
+              <w:t xml:space="preserve">3 horas</w:t>
+            </w:r>
+          </w:p>
+        </w:tc>
+      </w:tr>
+      <w:tr>
+        <w:tc>
+          <w:tcPr>
+            <w:tcBorders>
+              <w:top w:val="single" w:color="999999" w:sz="2"/>
+              <w:left w:val="single" w:color="999999" w:sz="2"/>
+              <w:bottom w:val="single" w:color="999999" w:sz="2"/>
+              <w:right w:val="single" w:color="999999" w:sz="2"/>
+            </w:tcBorders>
+            <w:vAlign w:val="center"/>
+          </w:tcPr>
+          <w:p>
+            <w:pPr>
+              <w:spacing w:after="40"/>
+            </w:pPr>
+            <w:r>
+              <w:rPr>
+                <w:b w:val="false"/>
+                <w:bCs w:val="false"/>
+              </w:rPr>
+              <w:t xml:space="preserve">Ok</w:t>
+            </w:r>
+          </w:p>
+        </w:tc>
+        <w:tc>
+          <w:tcPr>
+            <w:tcBorders>
+              <w:top w:val="single" w:color="999999" w:sz="2"/>
+              <w:left w:val="single" w:color="999999" w:sz="2"/>
+              <w:bottom w:val="single" w:color="999999" w:sz="2"/>
+              <w:right w:val="single" w:color="999999" w:sz="2"/>
+            </w:tcBorders>
+            <w:vAlign w:val="center"/>
+          </w:tcPr>
+          <w:p>
+            <w:pPr>
+              <w:spacing w:after="40"/>
+            </w:pPr>
+            <w:r>
+              <w:rPr>
+                <w:b w:val="false"/>
+                <w:bCs w:val="false"/>
+              </w:rPr>
+              <w:t xml:space="preserve">Se reforzó el endpoint de listado de citas para forzar el filtro por médico propio cuando el rol es MEDICO, salvo al consultar el historial de un paciente específico</w:t>
+            </w:r>
+          </w:p>
+        </w:tc>
+        <w:tc>
+          <w:tcPr>
+            <w:tcBorders>
+              <w:top w:val="single" w:color="999999" w:sz="2"/>
+              <w:left w:val="single" w:color="999999" w:sz="2"/>
+              <w:bottom w:val="single" w:color="999999" w:sz="2"/>
+              <w:right w:val="single" w:color="999999" w:sz="2"/>
+            </w:tcBorders>
+            <w:vAlign w:val="center"/>
+          </w:tcPr>
+          <w:p>
+            <w:pPr>
+              <w:spacing w:after="40"/>
+            </w:pPr>
+            <w:r>
+              <w:rPr>
+                <w:b w:val="false"/>
+                <w:bCs w:val="false"/>
+              </w:rPr>
+              <w:t xml:space="preserve">4 horas</w:t>
+            </w:r>
+          </w:p>
+        </w:tc>
+      </w:tr>
+      <w:tr>
+        <w:tc>
+          <w:tcPr>
+            <w:tcBorders>
+              <w:top w:val="single" w:color="999999" w:sz="2"/>
+              <w:left w:val="single" w:color="999999" w:sz="2"/>
+              <w:bottom w:val="single" w:color="999999" w:sz="2"/>
+              <w:right w:val="single" w:color="999999" w:sz="2"/>
+            </w:tcBorders>
+            <w:vAlign w:val="center"/>
+          </w:tcPr>
+          <w:p>
+            <w:pPr>
+              <w:spacing w:after="40"/>
+            </w:pPr>
+            <w:r>
+              <w:rPr>
+                <w:b w:val="false"/>
+                <w:bCs w:val="false"/>
+              </w:rPr>
+              <w:t xml:space="preserve">Ok</w:t>
+            </w:r>
+          </w:p>
+        </w:tc>
+        <w:tc>
+          <w:tcPr>
+            <w:tcBorders>
+              <w:top w:val="single" w:color="999999" w:sz="2"/>
+              <w:left w:val="single" w:color="999999" w:sz="2"/>
+              <w:bottom w:val="single" w:color="999999" w:sz="2"/>
+              <w:right w:val="single" w:color="999999" w:sz="2"/>
+            </w:tcBorders>
+            <w:vAlign w:val="center"/>
+          </w:tcPr>
+          <w:p>
+            <w:pPr>
+              <w:spacing w:after="40"/>
+            </w:pPr>
+            <w:r>
+              <w:rPr>
+                <w:b w:val="false"/>
+                <w:bCs w:val="false"/>
+              </w:rPr>
+              <w:t xml:space="preserve">Se desarrolló la vista "Mi agenda" en React con navegación por día y acciones condicionadas al rol autenticado</w:t>
+            </w:r>
+          </w:p>
+        </w:tc>
+        <w:tc>
+          <w:tcPr>
+            <w:tcBorders>
+              <w:top w:val="single" w:color="999999" w:sz="2"/>
+              <w:left w:val="single" w:color="999999" w:sz="2"/>
+              <w:bottom w:val="single" w:color="999999" w:sz="2"/>
+              <w:right w:val="single" w:color="999999" w:sz="2"/>
+            </w:tcBorders>
+            <w:vAlign w:val="center"/>
+          </w:tcPr>
+          <w:p>
+            <w:pPr>
+              <w:spacing w:after="40"/>
+            </w:pPr>
+            <w:r>
+              <w:rPr>
+                <w:b w:val="false"/>
+                <w:bCs w:val="false"/>
+              </w:rPr>
+              <w:t xml:space="preserve">1 día</w:t>
+            </w:r>
+          </w:p>
+        </w:tc>
+      </w:tr>
+      <w:tr>
+        <w:tc>
+          <w:tcPr>
+            <w:tcBorders>
+              <w:top w:val="single" w:color="999999" w:sz="2"/>
+              <w:left w:val="single" w:color="999999" w:sz="2"/>
+              <w:bottom w:val="single" w:color="999999" w:sz="2"/>
+              <w:right w:val="single" w:color="999999" w:sz="2"/>
+            </w:tcBorders>
+            <w:vAlign w:val="center"/>
+          </w:tcPr>
+          <w:p>
+            <w:pPr>
+              <w:spacing w:after="40"/>
+            </w:pPr>
+            <w:r>
+              <w:rPr>
+                <w:b w:val="false"/>
+                <w:bCs w:val="false"/>
+              </w:rPr>
+              <w:t xml:space="preserve">Ok</w:t>
+            </w:r>
+          </w:p>
+        </w:tc>
+        <w:tc>
+          <w:tcPr>
+            <w:tcBorders>
+              <w:top w:val="single" w:color="999999" w:sz="2"/>
+              <w:left w:val="single" w:color="999999" w:sz="2"/>
+              <w:bottom w:val="single" w:color="999999" w:sz="2"/>
+              <w:right w:val="single" w:color="999999" w:sz="2"/>
+            </w:tcBorders>
+            <w:vAlign w:val="center"/>
+          </w:tcPr>
+          <w:p>
+            <w:pPr>
+              <w:spacing w:after="40"/>
+            </w:pPr>
+            <w:r>
+              <w:rPr>
+                <w:b w:val="false"/>
+                <w:bCs w:val="false"/>
+              </w:rPr>
+              <w:t xml:space="preserve">Se corrigió un error de enrutamiento que producía un bucle de redirección para los roles Médico y Recepcionista al intentar acceder a la ruta raíz</w:t>
+            </w:r>
+          </w:p>
+        </w:tc>
+        <w:tc>
+          <w:tcPr>
+            <w:tcBorders>
+              <w:top w:val="single" w:color="999999" w:sz="2"/>
+              <w:left w:val="single" w:color="999999" w:sz="2"/>
+              <w:bottom w:val="single" w:color="999999" w:sz="2"/>
+              <w:right w:val="single" w:color="999999" w:sz="2"/>
+            </w:tcBorders>
+            <w:vAlign w:val="center"/>
+          </w:tcPr>
+          <w:p>
+            <w:pPr>
+              <w:spacing w:after="40"/>
+            </w:pPr>
+            <w:r>
+              <w:rPr>
+                <w:b w:val="false"/>
+                <w:bCs w:val="false"/>
+              </w:rPr>
+              <w:t xml:space="preserve">2 horas</w:t>
+            </w:r>
+          </w:p>
+        </w:tc>
+      </w:tr>
+      <w:tr>
+        <w:tc>
+          <w:tcPr>
+            <w:gridSpan w:val="2"/>
+            <w:tcBorders>
+              <w:top w:val="single" w:color="999999" w:sz="2"/>
+              <w:left w:val="single" w:color="999999" w:sz="2"/>
+              <w:bottom w:val="single" w:color="999999" w:sz="2"/>
+              <w:right w:val="single" w:color="999999" w:sz="2"/>
+            </w:tcBorders>
+            <w:vAlign w:val="center"/>
+          </w:tcPr>
+          <w:p>
+            <w:pPr>
+              <w:spacing w:after="40"/>
+            </w:pPr>
+            <w:r>
+              <w:rPr>
+                <w:b/>
+                <w:bCs/>
+              </w:rPr>
+              <w:t xml:space="preserve">Tiempo total</w:t>
+            </w:r>
+          </w:p>
+        </w:tc>
+        <w:tc>
+          <w:tcPr>
+            <w:tcBorders>
+              <w:top w:val="single" w:color="999999" w:sz="2"/>
+              <w:left w:val="single" w:color="999999" w:sz="2"/>
+              <w:bottom w:val="single" w:color="999999" w:sz="2"/>
+              <w:right w:val="single" w:color="999999" w:sz="2"/>
+            </w:tcBorders>
+            <w:vAlign w:val="center"/>
+          </w:tcPr>
+          <w:p>
+            <w:pPr>
+              <w:spacing w:after="40"/>
+            </w:pPr>
+            <w:r>
+              <w:rPr>
+                <w:b/>
+                <w:bCs/>
+              </w:rPr>
+              <w:t xml:space="preserve">2 días</w:t>
+            </w:r>
+          </w:p>
+        </w:tc>
+      </w:tr>
+      <w:tr>
+        <w:tc>
+          <w:tcPr>
+            <w:gridSpan w:val="2"/>
+            <w:tcBorders>
+              <w:top w:val="single" w:color="999999" w:sz="2"/>
+              <w:left w:val="single" w:color="999999" w:sz="2"/>
+              <w:bottom w:val="single" w:color="999999" w:sz="2"/>
+              <w:right w:val="single" w:color="999999" w:sz="2"/>
+            </w:tcBorders>
+            <w:vAlign w:val="center"/>
+          </w:tcPr>
+          <w:p>
+            <w:pPr>
+              <w:spacing w:after="40"/>
+            </w:pPr>
+            <w:r>
+              <w:rPr>
+                <w:b/>
+                <w:bCs/>
+              </w:rPr>
+              <w:t xml:space="preserve">Prioridad</w:t>
+            </w:r>
+          </w:p>
+        </w:tc>
+        <w:tc>
+          <w:tcPr>
+            <w:tcBorders>
+              <w:top w:val="single" w:color="999999" w:sz="2"/>
+              <w:left w:val="single" w:color="999999" w:sz="2"/>
+              <w:bottom w:val="single" w:color="999999" w:sz="2"/>
+              <w:right w:val="single" w:color="999999" w:sz="2"/>
+            </w:tcBorders>
+            <w:vAlign w:val="center"/>
+          </w:tcPr>
+          <w:p>
+            <w:pPr>
+              <w:spacing w:after="40"/>
+            </w:pPr>
+            <w:r>
+              <w:rPr>
+                <w:b/>
+                <w:bCs/>
+              </w:rPr>
+              <w:t xml:space="preserve">Alta</w:t>
+            </w:r>
+          </w:p>
+        </w:tc>
+      </w:tr>
+    </w:tbl>
+    <w:p>
+      <w:pPr>
+        <w:spacing w:after="150"/>
+      </w:pPr>
+    </w:p>
+    <w:tbl>
+      <w:tblPr>
+        <w:tblW w:type="pct" w:w="100%"/>
+        <w:tblBorders>
+          <w:top w:val="single" w:color="auto" w:sz="4"/>
+          <w:left w:val="single" w:color="auto" w:sz="4"/>
+          <w:bottom w:val="single" w:color="auto" w:sz="4"/>
+          <w:right w:val="single" w:color="auto" w:sz="4"/>
+          <w:insideH w:val="single" w:color="auto" w:sz="4"/>
+          <w:insideV w:val="single" w:color="auto" w:sz="4"/>
+        </w:tblBorders>
+      </w:tblPr>
+      <w:tblGrid>
+        <w:gridCol w:w="100"/>
+        <w:gridCol w:w="100"/>
+        <w:gridCol w:w="100"/>
+      </w:tblGrid>
+      <w:tr>
+        <w:tc>
+          <w:tcPr>
+            <w:gridSpan w:val="3"/>
+            <w:tcBorders>
+              <w:top w:val="single" w:color="999999" w:sz="2"/>
+              <w:left w:val="single" w:color="999999" w:sz="2"/>
+              <w:bottom w:val="single" w:color="999999" w:sz="2"/>
+              <w:right w:val="single" w:color="999999" w:sz="2"/>
+            </w:tcBorders>
+            <w:shd w:fill="D9D9D9" w:color="auto" w:val="clear"/>
+            <w:vAlign w:val="center"/>
+          </w:tcPr>
+          <w:p>
+            <w:pPr>
+              <w:spacing w:after="40"/>
+            </w:pPr>
+            <w:r>
+              <w:rPr>
+                <w:b/>
+                <w:bCs/>
+              </w:rPr>
+              <w:t xml:space="preserve">HU-22 - Historial clínico consultable por paciente</w:t>
+            </w:r>
+          </w:p>
+        </w:tc>
+      </w:tr>
+      <w:tr>
+        <w:tc>
+          <w:tcPr>
+            <w:gridSpan w:val="3"/>
+            <w:tcBorders>
+              <w:top w:val="single" w:color="999999" w:sz="2"/>
+              <w:left w:val="single" w:color="999999" w:sz="2"/>
+              <w:bottom w:val="single" w:color="999999" w:sz="2"/>
+              <w:right w:val="single" w:color="999999" w:sz="2"/>
+            </w:tcBorders>
+            <w:vAlign w:val="center"/>
+          </w:tcPr>
+          <w:p>
+            <w:pPr>
+              <w:spacing w:after="40"/>
+            </w:pPr>
+            <w:r>
+              <w:rPr>
+                <w:b w:val="false"/>
+                <w:bCs w:val="false"/>
+              </w:rPr>
+              <w:t xml:space="preserve">Como administrador, recepcionista o médico</w:t>
+            </w:r>
+          </w:p>
+        </w:tc>
+      </w:tr>
+      <w:tr>
+        <w:tc>
+          <w:tcPr>
+            <w:gridSpan w:val="3"/>
+            <w:tcBorders>
+              <w:top w:val="single" w:color="999999" w:sz="2"/>
+              <w:left w:val="single" w:color="999999" w:sz="2"/>
+              <w:bottom w:val="single" w:color="999999" w:sz="2"/>
+              <w:right w:val="single" w:color="999999" w:sz="2"/>
+            </w:tcBorders>
+            <w:vAlign w:val="center"/>
+          </w:tcPr>
+          <w:p>
+            <w:pPr>
+              <w:spacing w:after="40"/>
+            </w:pPr>
+            <w:r>
+              <w:rPr>
+                <w:b w:val="false"/>
+                <w:bCs w:val="false"/>
+              </w:rPr>
+              <w:t xml:space="preserve">Quiero consultar el historial completo de citas de un paciente (fecha, médico, motivo, estado, tiempo de espera real y triaje)</w:t>
+            </w:r>
+          </w:p>
+        </w:tc>
+      </w:tr>
+      <w:tr>
+        <w:tc>
+          <w:tcPr>
+            <w:gridSpan w:val="3"/>
+            <w:tcBorders>
+              <w:top w:val="single" w:color="999999" w:sz="2"/>
+              <w:left w:val="single" w:color="999999" w:sz="2"/>
+              <w:bottom w:val="single" w:color="999999" w:sz="2"/>
+              <w:right w:val="single" w:color="999999" w:sz="2"/>
+            </w:tcBorders>
+            <w:vAlign w:val="center"/>
+          </w:tcPr>
+          <w:p>
+            <w:pPr>
+              <w:spacing w:after="40"/>
+            </w:pPr>
+            <w:r>
+              <w:rPr>
+                <w:b w:val="false"/>
+                <w:bCs w:val="false"/>
+              </w:rPr>
+              <w:t xml:space="preserve">Para contar con el contexto de continuidad de atención del paciente antes de una nueva consulta</w:t>
+            </w:r>
+          </w:p>
+        </w:tc>
+      </w:tr>
+      <w:tr>
+        <w:tc>
+          <w:tcPr>
+            <w:tcW w:type="pct" w:w="15%"/>
+            <w:tcBorders>
+              <w:top w:val="single" w:color="999999" w:sz="2"/>
+              <w:left w:val="single" w:color="999999" w:sz="2"/>
+              <w:bottom w:val="single" w:color="999999" w:sz="2"/>
+              <w:right w:val="single" w:color="999999" w:sz="2"/>
+            </w:tcBorders>
+            <w:shd w:fill="D9D9D9" w:color="auto" w:val="clear"/>
+            <w:vAlign w:val="center"/>
+          </w:tcPr>
+          <w:p>
+            <w:pPr>
+              <w:spacing w:after="40"/>
+            </w:pPr>
+            <w:r>
+              <w:rPr>
+                <w:b/>
+                <w:bCs/>
+              </w:rPr>
+              <w:t xml:space="preserve">Validación</w:t>
+            </w:r>
+          </w:p>
+        </w:tc>
+        <w:tc>
+          <w:tcPr>
+            <w:tcW w:type="pct" w:w="65%"/>
+            <w:tcBorders>
+              <w:top w:val="single" w:color="999999" w:sz="2"/>
+              <w:left w:val="single" w:color="999999" w:sz="2"/>
+              <w:bottom w:val="single" w:color="999999" w:sz="2"/>
+              <w:right w:val="single" w:color="999999" w:sz="2"/>
+            </w:tcBorders>
+            <w:shd w:fill="D9D9D9" w:color="auto" w:val="clear"/>
+            <w:vAlign w:val="center"/>
+          </w:tcPr>
+          <w:p>
+            <w:pPr>
+              <w:spacing w:after="40"/>
+            </w:pPr>
+            <w:r>
+              <w:rPr>
+                <w:b/>
+                <w:bCs/>
+              </w:rPr>
+              <w:t xml:space="preserve">Actividades</w:t>
+            </w:r>
+          </w:p>
+        </w:tc>
+        <w:tc>
+          <w:tcPr>
+            <w:tcW w:type="pct" w:w="20%"/>
+            <w:tcBorders>
+              <w:top w:val="single" w:color="999999" w:sz="2"/>
+              <w:left w:val="single" w:color="999999" w:sz="2"/>
+              <w:bottom w:val="single" w:color="999999" w:sz="2"/>
+              <w:right w:val="single" w:color="999999" w:sz="2"/>
+            </w:tcBorders>
+            <w:shd w:fill="D9D9D9" w:color="auto" w:val="clear"/>
+            <w:vAlign w:val="center"/>
+          </w:tcPr>
+          <w:p>
+            <w:pPr>
+              <w:spacing w:after="40"/>
+            </w:pPr>
+            <w:r>
+              <w:rPr>
+                <w:b/>
+                <w:bCs/>
+              </w:rPr>
+              <w:t xml:space="preserve">Tiempo</w:t>
+            </w:r>
+          </w:p>
+        </w:tc>
+      </w:tr>
+      <w:tr>
+        <w:tc>
+          <w:tcPr>
+            <w:tcBorders>
+              <w:top w:val="single" w:color="999999" w:sz="2"/>
+              <w:left w:val="single" w:color="999999" w:sz="2"/>
+              <w:bottom w:val="single" w:color="999999" w:sz="2"/>
+              <w:right w:val="single" w:color="999999" w:sz="2"/>
+            </w:tcBorders>
+            <w:vAlign w:val="center"/>
+          </w:tcPr>
+          <w:p>
+            <w:pPr>
+              <w:spacing w:after="40"/>
+            </w:pPr>
+            <w:r>
+              <w:rPr>
+                <w:b w:val="false"/>
+                <w:bCs w:val="false"/>
+              </w:rPr>
+              <w:t xml:space="preserve">Ok</w:t>
+            </w:r>
+          </w:p>
+        </w:tc>
+        <w:tc>
+          <w:tcPr>
+            <w:tcBorders>
+              <w:top w:val="single" w:color="999999" w:sz="2"/>
+              <w:left w:val="single" w:color="999999" w:sz="2"/>
+              <w:bottom w:val="single" w:color="999999" w:sz="2"/>
+              <w:right w:val="single" w:color="999999" w:sz="2"/>
+            </w:tcBorders>
+            <w:vAlign w:val="center"/>
+          </w:tcPr>
+          <w:p>
+            <w:pPr>
+              <w:spacing w:after="40"/>
+            </w:pPr>
+            <w:r>
+              <w:rPr>
+                <w:b w:val="false"/>
+                <w:bCs w:val="false"/>
+              </w:rPr>
+              <w:t xml:space="preserve">Se incluyó el histórico de tiempo de espera real y el triaje en la respuesta de las citas de un paciente</w:t>
+            </w:r>
+          </w:p>
+        </w:tc>
+        <w:tc>
+          <w:tcPr>
+            <w:tcBorders>
+              <w:top w:val="single" w:color="999999" w:sz="2"/>
+              <w:left w:val="single" w:color="999999" w:sz="2"/>
+              <w:bottom w:val="single" w:color="999999" w:sz="2"/>
+              <w:right w:val="single" w:color="999999" w:sz="2"/>
+            </w:tcBorders>
+            <w:vAlign w:val="center"/>
+          </w:tcPr>
+          <w:p>
+            <w:pPr>
+              <w:spacing w:after="40"/>
+            </w:pPr>
+            <w:r>
+              <w:rPr>
+                <w:b w:val="false"/>
+                <w:bCs w:val="false"/>
+              </w:rPr>
+              <w:t xml:space="preserve">3 horas</w:t>
+            </w:r>
+          </w:p>
+        </w:tc>
+      </w:tr>
+      <w:tr>
+        <w:tc>
+          <w:tcPr>
+            <w:tcBorders>
+              <w:top w:val="single" w:color="999999" w:sz="2"/>
+              <w:left w:val="single" w:color="999999" w:sz="2"/>
+              <w:bottom w:val="single" w:color="999999" w:sz="2"/>
+              <w:right w:val="single" w:color="999999" w:sz="2"/>
+            </w:tcBorders>
+            <w:vAlign w:val="center"/>
+          </w:tcPr>
+          <w:p>
+            <w:pPr>
+              <w:spacing w:after="40"/>
+            </w:pPr>
+            <w:r>
+              <w:rPr>
+                <w:b w:val="false"/>
+                <w:bCs w:val="false"/>
+              </w:rPr>
+              <w:t xml:space="preserve">Ok</w:t>
+            </w:r>
+          </w:p>
+        </w:tc>
+        <w:tc>
+          <w:tcPr>
+            <w:tcBorders>
+              <w:top w:val="single" w:color="999999" w:sz="2"/>
+              <w:left w:val="single" w:color="999999" w:sz="2"/>
+              <w:bottom w:val="single" w:color="999999" w:sz="2"/>
+              <w:right w:val="single" w:color="999999" w:sz="2"/>
+            </w:tcBorders>
+            <w:vAlign w:val="center"/>
+          </w:tcPr>
+          <w:p>
+            <w:pPr>
+              <w:spacing w:after="40"/>
+            </w:pPr>
+            <w:r>
+              <w:rPr>
+                <w:b w:val="false"/>
+                <w:bCs w:val="false"/>
+              </w:rPr>
+              <w:t xml:space="preserve">Se desarrolló el componente de historial de paciente, accesible desde la gestión de pacientes, ordenado del más reciente al más antiguo</w:t>
+            </w:r>
+          </w:p>
+        </w:tc>
+        <w:tc>
+          <w:tcPr>
+            <w:tcBorders>
+              <w:top w:val="single" w:color="999999" w:sz="2"/>
+              <w:left w:val="single" w:color="999999" w:sz="2"/>
+              <w:bottom w:val="single" w:color="999999" w:sz="2"/>
+              <w:right w:val="single" w:color="999999" w:sz="2"/>
+            </w:tcBorders>
+            <w:vAlign w:val="center"/>
+          </w:tcPr>
+          <w:p>
+            <w:pPr>
+              <w:spacing w:after="40"/>
+            </w:pPr>
+            <w:r>
+              <w:rPr>
+                <w:b w:val="false"/>
+                <w:bCs w:val="false"/>
+              </w:rPr>
+              <w:t xml:space="preserve">1 día</w:t>
+            </w:r>
+          </w:p>
+        </w:tc>
+      </w:tr>
+      <w:tr>
+        <w:tc>
+          <w:tcPr>
+            <w:tcBorders>
+              <w:top w:val="single" w:color="999999" w:sz="2"/>
+              <w:left w:val="single" w:color="999999" w:sz="2"/>
+              <w:bottom w:val="single" w:color="999999" w:sz="2"/>
+              <w:right w:val="single" w:color="999999" w:sz="2"/>
+            </w:tcBorders>
+            <w:vAlign w:val="center"/>
+          </w:tcPr>
+          <w:p>
+            <w:pPr>
+              <w:spacing w:after="40"/>
+            </w:pPr>
+            <w:r>
+              <w:rPr>
+                <w:b w:val="false"/>
+                <w:bCs w:val="false"/>
+              </w:rPr>
+              <w:t xml:space="preserve">Ok</w:t>
+            </w:r>
+          </w:p>
+        </w:tc>
+        <w:tc>
+          <w:tcPr>
+            <w:tcBorders>
+              <w:top w:val="single" w:color="999999" w:sz="2"/>
+              <w:left w:val="single" w:color="999999" w:sz="2"/>
+              <w:bottom w:val="single" w:color="999999" w:sz="2"/>
+              <w:right w:val="single" w:color="999999" w:sz="2"/>
+            </w:tcBorders>
+            <w:vAlign w:val="center"/>
+          </w:tcPr>
+          <w:p>
+            <w:pPr>
+              <w:spacing w:after="40"/>
+            </w:pPr>
+            <w:r>
+              <w:rPr>
+                <w:b w:val="false"/>
+                <w:bCs w:val="false"/>
+              </w:rPr>
+              <w:t xml:space="preserve">Se ajustaron los permisos para que un médico pueda ver los médicos tratantes de un paciente al consultar su historial, aunque no le correspondan a su propia agenda</w:t>
+            </w:r>
+          </w:p>
+        </w:tc>
+        <w:tc>
+          <w:tcPr>
+            <w:tcBorders>
+              <w:top w:val="single" w:color="999999" w:sz="2"/>
+              <w:left w:val="single" w:color="999999" w:sz="2"/>
+              <w:bottom w:val="single" w:color="999999" w:sz="2"/>
+              <w:right w:val="single" w:color="999999" w:sz="2"/>
+            </w:tcBorders>
+            <w:vAlign w:val="center"/>
+          </w:tcPr>
+          <w:p>
+            <w:pPr>
+              <w:spacing w:after="40"/>
+            </w:pPr>
+            <w:r>
+              <w:rPr>
+                <w:b w:val="false"/>
+                <w:bCs w:val="false"/>
+              </w:rPr>
+              <w:t xml:space="preserve">3 horas</w:t>
+            </w:r>
+          </w:p>
+        </w:tc>
+      </w:tr>
+      <w:tr>
+        <w:tc>
+          <w:tcPr>
+            <w:gridSpan w:val="2"/>
+            <w:tcBorders>
+              <w:top w:val="single" w:color="999999" w:sz="2"/>
+              <w:left w:val="single" w:color="999999" w:sz="2"/>
+              <w:bottom w:val="single" w:color="999999" w:sz="2"/>
+              <w:right w:val="single" w:color="999999" w:sz="2"/>
+            </w:tcBorders>
+            <w:vAlign w:val="center"/>
+          </w:tcPr>
+          <w:p>
+            <w:pPr>
+              <w:spacing w:after="40"/>
+            </w:pPr>
+            <w:r>
+              <w:rPr>
+                <w:b/>
+                <w:bCs/>
+              </w:rPr>
+              <w:t xml:space="preserve">Tiempo total</w:t>
+            </w:r>
+          </w:p>
+        </w:tc>
+        <w:tc>
+          <w:tcPr>
+            <w:tcBorders>
+              <w:top w:val="single" w:color="999999" w:sz="2"/>
+              <w:left w:val="single" w:color="999999" w:sz="2"/>
+              <w:bottom w:val="single" w:color="999999" w:sz="2"/>
+              <w:right w:val="single" w:color="999999" w:sz="2"/>
+            </w:tcBorders>
+            <w:vAlign w:val="center"/>
+          </w:tcPr>
+          <w:p>
+            <w:pPr>
+              <w:spacing w:after="40"/>
+            </w:pPr>
+            <w:r>
+              <w:rPr>
+                <w:b/>
+                <w:bCs/>
+              </w:rPr>
+              <w:t xml:space="preserve">2 días</w:t>
+            </w:r>
+          </w:p>
+        </w:tc>
+      </w:tr>
+      <w:tr>
+        <w:tc>
+          <w:tcPr>
+            <w:gridSpan w:val="2"/>
+            <w:tcBorders>
+              <w:top w:val="single" w:color="999999" w:sz="2"/>
+              <w:left w:val="single" w:color="999999" w:sz="2"/>
+              <w:bottom w:val="single" w:color="999999" w:sz="2"/>
+              <w:right w:val="single" w:color="999999" w:sz="2"/>
+            </w:tcBorders>
+            <w:vAlign w:val="center"/>
+          </w:tcPr>
+          <w:p>
+            <w:pPr>
+              <w:spacing w:after="40"/>
+            </w:pPr>
+            <w:r>
+              <w:rPr>
+                <w:b/>
+                <w:bCs/>
+              </w:rPr>
+              <w:t xml:space="preserve">Prioridad</w:t>
+            </w:r>
+          </w:p>
+        </w:tc>
+        <w:tc>
+          <w:tcPr>
+            <w:tcBorders>
+              <w:top w:val="single" w:color="999999" w:sz="2"/>
+              <w:left w:val="single" w:color="999999" w:sz="2"/>
+              <w:bottom w:val="single" w:color="999999" w:sz="2"/>
+              <w:right w:val="single" w:color="999999" w:sz="2"/>
+            </w:tcBorders>
+            <w:vAlign w:val="center"/>
+          </w:tcPr>
+          <w:p>
+            <w:pPr>
+              <w:spacing w:after="40"/>
+            </w:pPr>
+            <w:r>
+              <w:rPr>
+                <w:b/>
+                <w:bCs/>
+              </w:rPr>
+              <w:t xml:space="preserve">Media</w:t>
+            </w:r>
+          </w:p>
+        </w:tc>
+      </w:tr>
+    </w:tbl>
+    <w:p>
+      <w:pPr>
+        <w:spacing w:after="150"/>
+      </w:pPr>
+    </w:p>
+    <w:tbl>
+      <w:tblPr>
+        <w:tblW w:type="pct" w:w="100%"/>
+        <w:tblBorders>
+          <w:top w:val="single" w:color="auto" w:sz="4"/>
+          <w:left w:val="single" w:color="auto" w:sz="4"/>
+          <w:bottom w:val="single" w:color="auto" w:sz="4"/>
+          <w:right w:val="single" w:color="auto" w:sz="4"/>
+          <w:insideH w:val="single" w:color="auto" w:sz="4"/>
+          <w:insideV w:val="single" w:color="auto" w:sz="4"/>
+        </w:tblBorders>
+      </w:tblPr>
+      <w:tblGrid>
+        <w:gridCol w:w="100"/>
+        <w:gridCol w:w="100"/>
+        <w:gridCol w:w="100"/>
+      </w:tblGrid>
+      <w:tr>
+        <w:tc>
+          <w:tcPr>
+            <w:gridSpan w:val="3"/>
+            <w:tcBorders>
+              <w:top w:val="single" w:color="999999" w:sz="2"/>
+              <w:left w:val="single" w:color="999999" w:sz="2"/>
+              <w:bottom w:val="single" w:color="999999" w:sz="2"/>
+              <w:right w:val="single" w:color="999999" w:sz="2"/>
+            </w:tcBorders>
+            <w:shd w:fill="D9D9D9" w:color="auto" w:val="clear"/>
+            <w:vAlign w:val="center"/>
+          </w:tcPr>
+          <w:p>
+            <w:pPr>
+              <w:spacing w:after="40"/>
+            </w:pPr>
+            <w:r>
+              <w:rPr>
+                <w:b/>
+                <w:bCs/>
+              </w:rPr>
+              <w:t xml:space="preserve">HU-23 - Filtros avanzados en la gestión de citas</w:t>
+            </w:r>
+          </w:p>
+        </w:tc>
+      </w:tr>
+      <w:tr>
+        <w:tc>
+          <w:tcPr>
+            <w:gridSpan w:val="3"/>
+            <w:tcBorders>
+              <w:top w:val="single" w:color="999999" w:sz="2"/>
+              <w:left w:val="single" w:color="999999" w:sz="2"/>
+              <w:bottom w:val="single" w:color="999999" w:sz="2"/>
+              <w:right w:val="single" w:color="999999" w:sz="2"/>
+            </w:tcBorders>
+            <w:vAlign w:val="center"/>
+          </w:tcPr>
+          <w:p>
+            <w:pPr>
+              <w:spacing w:after="40"/>
+            </w:pPr>
+            <w:r>
+              <w:rPr>
+                <w:b w:val="false"/>
+                <w:bCs w:val="false"/>
+              </w:rPr>
+              <w:t xml:space="preserve">Como administrador o recepcionista</w:t>
+            </w:r>
+          </w:p>
+        </w:tc>
+      </w:tr>
+      <w:tr>
+        <w:tc>
+          <w:tcPr>
+            <w:gridSpan w:val="3"/>
+            <w:tcBorders>
+              <w:top w:val="single" w:color="999999" w:sz="2"/>
+              <w:left w:val="single" w:color="999999" w:sz="2"/>
+              <w:bottom w:val="single" w:color="999999" w:sz="2"/>
+              <w:right w:val="single" w:color="999999" w:sz="2"/>
+            </w:tcBorders>
+            <w:vAlign w:val="center"/>
+          </w:tcPr>
+          <w:p>
+            <w:pPr>
+              <w:spacing w:after="40"/>
+            </w:pPr>
+            <w:r>
+              <w:rPr>
+                <w:b w:val="false"/>
+                <w:bCs w:val="false"/>
+              </w:rPr>
+              <w:t xml:space="preserve">Quiero filtrar el listado de citas por especialidad médica y por un rango de fechas</w:t>
+            </w:r>
+          </w:p>
+        </w:tc>
+      </w:tr>
+      <w:tr>
+        <w:tc>
+          <w:tcPr>
+            <w:gridSpan w:val="3"/>
+            <w:tcBorders>
+              <w:top w:val="single" w:color="999999" w:sz="2"/>
+              <w:left w:val="single" w:color="999999" w:sz="2"/>
+              <w:bottom w:val="single" w:color="999999" w:sz="2"/>
+              <w:right w:val="single" w:color="999999" w:sz="2"/>
+            </w:tcBorders>
+            <w:vAlign w:val="center"/>
+          </w:tcPr>
+          <w:p>
+            <w:pPr>
+              <w:spacing w:after="40"/>
+            </w:pPr>
+            <w:r>
+              <w:rPr>
+                <w:b w:val="false"/>
+                <w:bCs w:val="false"/>
+              </w:rPr>
+              <w:t xml:space="preserve">Para ubicar rápidamente las citas relevantes sin depender de una única fecha exacta ni desplazarme por el listado completo</w:t>
+            </w:r>
+          </w:p>
+        </w:tc>
+      </w:tr>
+      <w:tr>
+        <w:tc>
+          <w:tcPr>
+            <w:tcW w:type="pct" w:w="15%"/>
+            <w:tcBorders>
+              <w:top w:val="single" w:color="999999" w:sz="2"/>
+              <w:left w:val="single" w:color="999999" w:sz="2"/>
+              <w:bottom w:val="single" w:color="999999" w:sz="2"/>
+              <w:right w:val="single" w:color="999999" w:sz="2"/>
+            </w:tcBorders>
+            <w:shd w:fill="D9D9D9" w:color="auto" w:val="clear"/>
+            <w:vAlign w:val="center"/>
+          </w:tcPr>
+          <w:p>
+            <w:pPr>
+              <w:spacing w:after="40"/>
+            </w:pPr>
+            <w:r>
+              <w:rPr>
+                <w:b/>
+                <w:bCs/>
+              </w:rPr>
+              <w:t xml:space="preserve">Validación</w:t>
+            </w:r>
+          </w:p>
+        </w:tc>
+        <w:tc>
+          <w:tcPr>
+            <w:tcW w:type="pct" w:w="65%"/>
+            <w:tcBorders>
+              <w:top w:val="single" w:color="999999" w:sz="2"/>
+              <w:left w:val="single" w:color="999999" w:sz="2"/>
+              <w:bottom w:val="single" w:color="999999" w:sz="2"/>
+              <w:right w:val="single" w:color="999999" w:sz="2"/>
+            </w:tcBorders>
+            <w:shd w:fill="D9D9D9" w:color="auto" w:val="clear"/>
+            <w:vAlign w:val="center"/>
+          </w:tcPr>
+          <w:p>
+            <w:pPr>
+              <w:spacing w:after="40"/>
+            </w:pPr>
+            <w:r>
+              <w:rPr>
+                <w:b/>
+                <w:bCs/>
+              </w:rPr>
+              <w:t xml:space="preserve">Actividades</w:t>
+            </w:r>
+          </w:p>
+        </w:tc>
+        <w:tc>
+          <w:tcPr>
+            <w:tcW w:type="pct" w:w="20%"/>
+            <w:tcBorders>
+              <w:top w:val="single" w:color="999999" w:sz="2"/>
+              <w:left w:val="single" w:color="999999" w:sz="2"/>
+              <w:bottom w:val="single" w:color="999999" w:sz="2"/>
+              <w:right w:val="single" w:color="999999" w:sz="2"/>
+            </w:tcBorders>
+            <w:shd w:fill="D9D9D9" w:color="auto" w:val="clear"/>
+            <w:vAlign w:val="center"/>
+          </w:tcPr>
+          <w:p>
+            <w:pPr>
+              <w:spacing w:after="40"/>
+            </w:pPr>
+            <w:r>
+              <w:rPr>
+                <w:b/>
+                <w:bCs/>
+              </w:rPr>
+              <w:t xml:space="preserve">Tiempo</w:t>
+            </w:r>
+          </w:p>
+        </w:tc>
+      </w:tr>
+      <w:tr>
+        <w:tc>
+          <w:tcPr>
+            <w:tcBorders>
+              <w:top w:val="single" w:color="999999" w:sz="2"/>
+              <w:left w:val="single" w:color="999999" w:sz="2"/>
+              <w:bottom w:val="single" w:color="999999" w:sz="2"/>
+              <w:right w:val="single" w:color="999999" w:sz="2"/>
+            </w:tcBorders>
+            <w:vAlign w:val="center"/>
+          </w:tcPr>
+          <w:p>
+            <w:pPr>
+              <w:spacing w:after="40"/>
+            </w:pPr>
+            <w:r>
+              <w:rPr>
+                <w:b w:val="false"/>
+                <w:bCs w:val="false"/>
+              </w:rPr>
+              <w:t xml:space="preserve">Ok</w:t>
+            </w:r>
+          </w:p>
+        </w:tc>
+        <w:tc>
+          <w:tcPr>
+            <w:tcBorders>
+              <w:top w:val="single" w:color="999999" w:sz="2"/>
+              <w:left w:val="single" w:color="999999" w:sz="2"/>
+              <w:bottom w:val="single" w:color="999999" w:sz="2"/>
+              <w:right w:val="single" w:color="999999" w:sz="2"/>
+            </w:tcBorders>
+            <w:vAlign w:val="center"/>
+          </w:tcPr>
+          <w:p>
+            <w:pPr>
+              <w:spacing w:after="40"/>
+            </w:pPr>
+            <w:r>
+              <w:rPr>
+                <w:b w:val="false"/>
+                <w:bCs w:val="false"/>
+              </w:rPr>
+              <w:t xml:space="preserve">Se agregaron los parámetros de especialidad y de rango de fechas (desde/hasta) al endpoint de listado de citas</w:t>
+            </w:r>
+          </w:p>
+        </w:tc>
+        <w:tc>
+          <w:tcPr>
+            <w:tcBorders>
+              <w:top w:val="single" w:color="999999" w:sz="2"/>
+              <w:left w:val="single" w:color="999999" w:sz="2"/>
+              <w:bottom w:val="single" w:color="999999" w:sz="2"/>
+              <w:right w:val="single" w:color="999999" w:sz="2"/>
+            </w:tcBorders>
+            <w:vAlign w:val="center"/>
+          </w:tcPr>
+          <w:p>
+            <w:pPr>
+              <w:spacing w:after="40"/>
+            </w:pPr>
+            <w:r>
+              <w:rPr>
+                <w:b w:val="false"/>
+                <w:bCs w:val="false"/>
+              </w:rPr>
+              <w:t xml:space="preserve">3 horas</w:t>
+            </w:r>
+          </w:p>
+        </w:tc>
+      </w:tr>
+      <w:tr>
+        <w:tc>
+          <w:tcPr>
+            <w:tcBorders>
+              <w:top w:val="single" w:color="999999" w:sz="2"/>
+              <w:left w:val="single" w:color="999999" w:sz="2"/>
+              <w:bottom w:val="single" w:color="999999" w:sz="2"/>
+              <w:right w:val="single" w:color="999999" w:sz="2"/>
+            </w:tcBorders>
+            <w:vAlign w:val="center"/>
+          </w:tcPr>
+          <w:p>
+            <w:pPr>
+              <w:spacing w:after="40"/>
+            </w:pPr>
+            <w:r>
+              <w:rPr>
+                <w:b w:val="false"/>
+                <w:bCs w:val="false"/>
+              </w:rPr>
+              <w:t xml:space="preserve">Ok</w:t>
+            </w:r>
+          </w:p>
+        </w:tc>
+        <w:tc>
+          <w:tcPr>
+            <w:tcBorders>
+              <w:top w:val="single" w:color="999999" w:sz="2"/>
+              <w:left w:val="single" w:color="999999" w:sz="2"/>
+              <w:bottom w:val="single" w:color="999999" w:sz="2"/>
+              <w:right w:val="single" w:color="999999" w:sz="2"/>
+            </w:tcBorders>
+            <w:vAlign w:val="center"/>
+          </w:tcPr>
+          <w:p>
+            <w:pPr>
+              <w:spacing w:after="40"/>
+            </w:pPr>
+            <w:r>
+              <w:rPr>
+                <w:b w:val="false"/>
+                <w:bCs w:val="false"/>
+              </w:rPr>
+              <w:t xml:space="preserve">Se incorporaron los controles de filtro por especialidad y por rango de fechas, junto con un botón de limpieza de filtros, en la pantalla de Citas</w:t>
+            </w:r>
+          </w:p>
+        </w:tc>
+        <w:tc>
+          <w:tcPr>
+            <w:tcBorders>
+              <w:top w:val="single" w:color="999999" w:sz="2"/>
+              <w:left w:val="single" w:color="999999" w:sz="2"/>
+              <w:bottom w:val="single" w:color="999999" w:sz="2"/>
+              <w:right w:val="single" w:color="999999" w:sz="2"/>
+            </w:tcBorders>
+            <w:vAlign w:val="center"/>
+          </w:tcPr>
+          <w:p>
+            <w:pPr>
+              <w:spacing w:after="40"/>
+            </w:pPr>
+            <w:r>
+              <w:rPr>
+                <w:b w:val="false"/>
+                <w:bCs w:val="false"/>
+              </w:rPr>
+              <w:t xml:space="preserve">4 horas</w:t>
+            </w:r>
+          </w:p>
+        </w:tc>
+      </w:tr>
+      <w:tr>
+        <w:tc>
+          <w:tcPr>
+            <w:gridSpan w:val="2"/>
+            <w:tcBorders>
+              <w:top w:val="single" w:color="999999" w:sz="2"/>
+              <w:left w:val="single" w:color="999999" w:sz="2"/>
+              <w:bottom w:val="single" w:color="999999" w:sz="2"/>
+              <w:right w:val="single" w:color="999999" w:sz="2"/>
+            </w:tcBorders>
+            <w:vAlign w:val="center"/>
+          </w:tcPr>
+          <w:p>
+            <w:pPr>
+              <w:spacing w:after="40"/>
+            </w:pPr>
+            <w:r>
+              <w:rPr>
+                <w:b/>
+                <w:bCs/>
+              </w:rPr>
+              <w:t xml:space="preserve">Tiempo total</w:t>
+            </w:r>
+          </w:p>
+        </w:tc>
+        <w:tc>
+          <w:tcPr>
+            <w:tcBorders>
+              <w:top w:val="single" w:color="999999" w:sz="2"/>
+              <w:left w:val="single" w:color="999999" w:sz="2"/>
+              <w:bottom w:val="single" w:color="999999" w:sz="2"/>
+              <w:right w:val="single" w:color="999999" w:sz="2"/>
+            </w:tcBorders>
+            <w:vAlign w:val="center"/>
+          </w:tcPr>
+          <w:p>
+            <w:pPr>
+              <w:spacing w:after="40"/>
+            </w:pPr>
+            <w:r>
+              <w:rPr>
+                <w:b/>
+                <w:bCs/>
+              </w:rPr>
+              <w:t xml:space="preserve">1 día</w:t>
+            </w:r>
+          </w:p>
+        </w:tc>
+      </w:tr>
+      <w:tr>
+        <w:tc>
+          <w:tcPr>
+            <w:gridSpan w:val="2"/>
+            <w:tcBorders>
+              <w:top w:val="single" w:color="999999" w:sz="2"/>
+              <w:left w:val="single" w:color="999999" w:sz="2"/>
+              <w:bottom w:val="single" w:color="999999" w:sz="2"/>
+              <w:right w:val="single" w:color="999999" w:sz="2"/>
+            </w:tcBorders>
+            <w:vAlign w:val="center"/>
+          </w:tcPr>
+          <w:p>
+            <w:pPr>
+              <w:spacing w:after="40"/>
+            </w:pPr>
+            <w:r>
+              <w:rPr>
+                <w:b/>
+                <w:bCs/>
+              </w:rPr>
+              <w:t xml:space="preserve">Prioridad</w:t>
+            </w:r>
+          </w:p>
+        </w:tc>
+        <w:tc>
+          <w:tcPr>
+            <w:tcBorders>
+              <w:top w:val="single" w:color="999999" w:sz="2"/>
+              <w:left w:val="single" w:color="999999" w:sz="2"/>
+              <w:bottom w:val="single" w:color="999999" w:sz="2"/>
+              <w:right w:val="single" w:color="999999" w:sz="2"/>
+            </w:tcBorders>
+            <w:vAlign w:val="center"/>
+          </w:tcPr>
+          <w:p>
+            <w:pPr>
+              <w:spacing w:after="40"/>
+            </w:pPr>
+            <w:r>
+              <w:rPr>
+                <w:b/>
+                <w:bCs/>
+              </w:rPr>
+              <w:t xml:space="preserve">Media</w:t>
+            </w:r>
+          </w:p>
+        </w:tc>
+      </w:tr>
+    </w:tbl>
+    <w:p>
+      <w:pPr>
+        <w:spacing w:after="150"/>
+      </w:pPr>
+    </w:p>
+    <w:tbl>
+      <w:tblPr>
+        <w:tblW w:type="pct" w:w="100%"/>
+        <w:tblBorders>
+          <w:top w:val="single" w:color="auto" w:sz="4"/>
+          <w:left w:val="single" w:color="auto" w:sz="4"/>
+          <w:bottom w:val="single" w:color="auto" w:sz="4"/>
+          <w:right w:val="single" w:color="auto" w:sz="4"/>
+          <w:insideH w:val="single" w:color="auto" w:sz="4"/>
+          <w:insideV w:val="single" w:color="auto" w:sz="4"/>
+        </w:tblBorders>
+      </w:tblPr>
+      <w:tblGrid>
+        <w:gridCol w:w="100"/>
+        <w:gridCol w:w="100"/>
+        <w:gridCol w:w="100"/>
+      </w:tblGrid>
+      <w:tr>
+        <w:tc>
+          <w:tcPr>
+            <w:gridSpan w:val="3"/>
+            <w:tcBorders>
+              <w:top w:val="single" w:color="999999" w:sz="2"/>
+              <w:left w:val="single" w:color="999999" w:sz="2"/>
+              <w:bottom w:val="single" w:color="999999" w:sz="2"/>
+              <w:right w:val="single" w:color="999999" w:sz="2"/>
+            </w:tcBorders>
+            <w:shd w:fill="D9D9D9" w:color="auto" w:val="clear"/>
+            <w:vAlign w:val="center"/>
+          </w:tcPr>
+          <w:p>
+            <w:pPr>
+              <w:spacing w:after="40"/>
+            </w:pPr>
+            <w:r>
+              <w:rPr>
+                <w:b/>
+                <w:bCs/>
+              </w:rPr>
+              <w:t xml:space="preserve">HU-24 - Gestión de descansos y vacaciones de médicos</w:t>
+            </w:r>
+          </w:p>
+        </w:tc>
+      </w:tr>
+      <w:tr>
+        <w:tc>
+          <w:tcPr>
+            <w:gridSpan w:val="3"/>
+            <w:tcBorders>
+              <w:top w:val="single" w:color="999999" w:sz="2"/>
+              <w:left w:val="single" w:color="999999" w:sz="2"/>
+              <w:bottom w:val="single" w:color="999999" w:sz="2"/>
+              <w:right w:val="single" w:color="999999" w:sz="2"/>
+            </w:tcBorders>
+            <w:vAlign w:val="center"/>
+          </w:tcPr>
+          <w:p>
+            <w:pPr>
+              <w:spacing w:after="40"/>
+            </w:pPr>
+            <w:r>
+              <w:rPr>
+                <w:b w:val="false"/>
+                <w:bCs w:val="false"/>
+              </w:rPr>
+              <w:t xml:space="preserve">Como administrador del sistema</w:t>
+            </w:r>
+          </w:p>
+        </w:tc>
+      </w:tr>
+      <w:tr>
+        <w:tc>
+          <w:tcPr>
+            <w:gridSpan w:val="3"/>
+            <w:tcBorders>
+              <w:top w:val="single" w:color="999999" w:sz="2"/>
+              <w:left w:val="single" w:color="999999" w:sz="2"/>
+              <w:bottom w:val="single" w:color="999999" w:sz="2"/>
+              <w:right w:val="single" w:color="999999" w:sz="2"/>
+            </w:tcBorders>
+            <w:vAlign w:val="center"/>
+          </w:tcPr>
+          <w:p>
+            <w:pPr>
+              <w:spacing w:after="40"/>
+            </w:pPr>
+            <w:r>
+              <w:rPr>
+                <w:b w:val="false"/>
+                <w:bCs w:val="false"/>
+              </w:rPr>
+              <w:t xml:space="preserve">Quiero registrar periodos de descanso o vacaciones de un médico</w:t>
+            </w:r>
+          </w:p>
+        </w:tc>
+      </w:tr>
+      <w:tr>
+        <w:tc>
+          <w:tcPr>
+            <w:gridSpan w:val="3"/>
+            <w:tcBorders>
+              <w:top w:val="single" w:color="999999" w:sz="2"/>
+              <w:left w:val="single" w:color="999999" w:sz="2"/>
+              <w:bottom w:val="single" w:color="999999" w:sz="2"/>
+              <w:right w:val="single" w:color="999999" w:sz="2"/>
+            </w:tcBorders>
+            <w:vAlign w:val="center"/>
+          </w:tcPr>
+          <w:p>
+            <w:pPr>
+              <w:spacing w:after="40"/>
+            </w:pPr>
+            <w:r>
+              <w:rPr>
+                <w:b w:val="false"/>
+                <w:bCs w:val="false"/>
+              </w:rPr>
+              <w:t xml:space="preserve">Para que esas fechas dejen de ofrecerse automáticamente al momento de asignar citas, evitando agendar contra días en los que el médico no atenderá</w:t>
+            </w:r>
+          </w:p>
+        </w:tc>
+      </w:tr>
+      <w:tr>
+        <w:tc>
+          <w:tcPr>
+            <w:tcW w:type="pct" w:w="15%"/>
+            <w:tcBorders>
+              <w:top w:val="single" w:color="999999" w:sz="2"/>
+              <w:left w:val="single" w:color="999999" w:sz="2"/>
+              <w:bottom w:val="single" w:color="999999" w:sz="2"/>
+              <w:right w:val="single" w:color="999999" w:sz="2"/>
+            </w:tcBorders>
+            <w:shd w:fill="D9D9D9" w:color="auto" w:val="clear"/>
+            <w:vAlign w:val="center"/>
+          </w:tcPr>
+          <w:p>
+            <w:pPr>
+              <w:spacing w:after="40"/>
+            </w:pPr>
+            <w:r>
+              <w:rPr>
+                <w:b/>
+                <w:bCs/>
+              </w:rPr>
+              <w:t xml:space="preserve">Validación</w:t>
+            </w:r>
+          </w:p>
+        </w:tc>
+        <w:tc>
+          <w:tcPr>
+            <w:tcW w:type="pct" w:w="65%"/>
+            <w:tcBorders>
+              <w:top w:val="single" w:color="999999" w:sz="2"/>
+              <w:left w:val="single" w:color="999999" w:sz="2"/>
+              <w:bottom w:val="single" w:color="999999" w:sz="2"/>
+              <w:right w:val="single" w:color="999999" w:sz="2"/>
+            </w:tcBorders>
+            <w:shd w:fill="D9D9D9" w:color="auto" w:val="clear"/>
+            <w:vAlign w:val="center"/>
+          </w:tcPr>
+          <w:p>
+            <w:pPr>
+              <w:spacing w:after="40"/>
+            </w:pPr>
+            <w:r>
+              <w:rPr>
+                <w:b/>
+                <w:bCs/>
+              </w:rPr>
+              <w:t xml:space="preserve">Actividades</w:t>
+            </w:r>
+          </w:p>
+        </w:tc>
+        <w:tc>
+          <w:tcPr>
+            <w:tcW w:type="pct" w:w="20%"/>
+            <w:tcBorders>
+              <w:top w:val="single" w:color="999999" w:sz="2"/>
+              <w:left w:val="single" w:color="999999" w:sz="2"/>
+              <w:bottom w:val="single" w:color="999999" w:sz="2"/>
+              <w:right w:val="single" w:color="999999" w:sz="2"/>
+            </w:tcBorders>
+            <w:shd w:fill="D9D9D9" w:color="auto" w:val="clear"/>
+            <w:vAlign w:val="center"/>
+          </w:tcPr>
+          <w:p>
+            <w:pPr>
+              <w:spacing w:after="40"/>
+            </w:pPr>
+            <w:r>
+              <w:rPr>
+                <w:b/>
+                <w:bCs/>
+              </w:rPr>
+              <w:t xml:space="preserve">Tiempo</w:t>
+            </w:r>
+          </w:p>
+        </w:tc>
+      </w:tr>
+      <w:tr>
+        <w:tc>
+          <w:tcPr>
+            <w:tcBorders>
+              <w:top w:val="single" w:color="999999" w:sz="2"/>
+              <w:left w:val="single" w:color="999999" w:sz="2"/>
+              <w:bottom w:val="single" w:color="999999" w:sz="2"/>
+              <w:right w:val="single" w:color="999999" w:sz="2"/>
+            </w:tcBorders>
+            <w:vAlign w:val="center"/>
+          </w:tcPr>
+          <w:p>
+            <w:pPr>
+              <w:spacing w:after="40"/>
+            </w:pPr>
+            <w:r>
+              <w:rPr>
+                <w:b w:val="false"/>
+                <w:bCs w:val="false"/>
+              </w:rPr>
+              <w:t xml:space="preserve">Ok</w:t>
+            </w:r>
+          </w:p>
+        </w:tc>
+        <w:tc>
+          <w:tcPr>
+            <w:tcBorders>
+              <w:top w:val="single" w:color="999999" w:sz="2"/>
+              <w:left w:val="single" w:color="999999" w:sz="2"/>
+              <w:bottom w:val="single" w:color="999999" w:sz="2"/>
+              <w:right w:val="single" w:color="999999" w:sz="2"/>
+            </w:tcBorders>
+            <w:vAlign w:val="center"/>
+          </w:tcPr>
+          <w:p>
+            <w:pPr>
+              <w:spacing w:after="40"/>
+            </w:pPr>
+            <w:r>
+              <w:rPr>
+                <w:b w:val="false"/>
+                <w:bCs w:val="false"/>
+              </w:rPr>
+              <w:t xml:space="preserve">Se diseñó e implementó el modelo DoctorTimeOff y se aplicó su migración</w:t>
+            </w:r>
+          </w:p>
+        </w:tc>
+        <w:tc>
+          <w:tcPr>
+            <w:tcBorders>
+              <w:top w:val="single" w:color="999999" w:sz="2"/>
+              <w:left w:val="single" w:color="999999" w:sz="2"/>
+              <w:bottom w:val="single" w:color="999999" w:sz="2"/>
+              <w:right w:val="single" w:color="999999" w:sz="2"/>
+            </w:tcBorders>
+            <w:vAlign w:val="center"/>
+          </w:tcPr>
+          <w:p>
+            <w:pPr>
+              <w:spacing w:after="40"/>
+            </w:pPr>
+            <w:r>
+              <w:rPr>
+                <w:b w:val="false"/>
+                <w:bCs w:val="false"/>
+              </w:rPr>
+              <w:t xml:space="preserve">3 horas</w:t>
+            </w:r>
+          </w:p>
+        </w:tc>
+      </w:tr>
+      <w:tr>
+        <w:tc>
+          <w:tcPr>
+            <w:tcBorders>
+              <w:top w:val="single" w:color="999999" w:sz="2"/>
+              <w:left w:val="single" w:color="999999" w:sz="2"/>
+              <w:bottom w:val="single" w:color="999999" w:sz="2"/>
+              <w:right w:val="single" w:color="999999" w:sz="2"/>
+            </w:tcBorders>
+            <w:vAlign w:val="center"/>
+          </w:tcPr>
+          <w:p>
+            <w:pPr>
+              <w:spacing w:after="40"/>
+            </w:pPr>
+            <w:r>
+              <w:rPr>
+                <w:b w:val="false"/>
+                <w:bCs w:val="false"/>
+              </w:rPr>
+              <w:t xml:space="preserve">Ok</w:t>
+            </w:r>
+          </w:p>
+        </w:tc>
+        <w:tc>
+          <w:tcPr>
+            <w:tcBorders>
+              <w:top w:val="single" w:color="999999" w:sz="2"/>
+              <w:left w:val="single" w:color="999999" w:sz="2"/>
+              <w:bottom w:val="single" w:color="999999" w:sz="2"/>
+              <w:right w:val="single" w:color="999999" w:sz="2"/>
+            </w:tcBorders>
+            <w:vAlign w:val="center"/>
+          </w:tcPr>
+          <w:p>
+            <w:pPr>
+              <w:spacing w:after="40"/>
+            </w:pPr>
+            <w:r>
+              <w:rPr>
+                <w:b w:val="false"/>
+                <w:bCs w:val="false"/>
+              </w:rPr>
+              <w:t xml:space="preserve">Se desarrolló el endpoint de registro de descansos, que elimina los cupos aún libres dentro del rango y devuelve como advertencia las citas ya agendadas en conflicto para su reprogramación manual</w:t>
+            </w:r>
+          </w:p>
+        </w:tc>
+        <w:tc>
+          <w:tcPr>
+            <w:tcBorders>
+              <w:top w:val="single" w:color="999999" w:sz="2"/>
+              <w:left w:val="single" w:color="999999" w:sz="2"/>
+              <w:bottom w:val="single" w:color="999999" w:sz="2"/>
+              <w:right w:val="single" w:color="999999" w:sz="2"/>
+            </w:tcBorders>
+            <w:vAlign w:val="center"/>
+          </w:tcPr>
+          <w:p>
+            <w:pPr>
+              <w:spacing w:after="40"/>
+            </w:pPr>
+            <w:r>
+              <w:rPr>
+                <w:b w:val="false"/>
+                <w:bCs w:val="false"/>
+              </w:rPr>
+              <w:t xml:space="preserve">4 horas</w:t>
+            </w:r>
+          </w:p>
+        </w:tc>
+      </w:tr>
+      <w:tr>
+        <w:tc>
+          <w:tcPr>
+            <w:tcBorders>
+              <w:top w:val="single" w:color="999999" w:sz="2"/>
+              <w:left w:val="single" w:color="999999" w:sz="2"/>
+              <w:bottom w:val="single" w:color="999999" w:sz="2"/>
+              <w:right w:val="single" w:color="999999" w:sz="2"/>
+            </w:tcBorders>
+            <w:vAlign w:val="center"/>
+          </w:tcPr>
+          <w:p>
+            <w:pPr>
+              <w:spacing w:after="40"/>
+            </w:pPr>
+            <w:r>
+              <w:rPr>
+                <w:b w:val="false"/>
+                <w:bCs w:val="false"/>
+              </w:rPr>
+              <w:t xml:space="preserve">Ok</w:t>
+            </w:r>
+          </w:p>
+        </w:tc>
+        <w:tc>
+          <w:tcPr>
+            <w:tcBorders>
+              <w:top w:val="single" w:color="999999" w:sz="2"/>
+              <w:left w:val="single" w:color="999999" w:sz="2"/>
+              <w:bottom w:val="single" w:color="999999" w:sz="2"/>
+              <w:right w:val="single" w:color="999999" w:sz="2"/>
+            </w:tcBorders>
+            <w:vAlign w:val="center"/>
+          </w:tcPr>
+          <w:p>
+            <w:pPr>
+              <w:spacing w:after="40"/>
+            </w:pPr>
+            <w:r>
+              <w:rPr>
+                <w:b w:val="false"/>
+                <w:bCs w:val="false"/>
+              </w:rPr>
+              <w:t xml:space="preserve">Se excluyeron las fechas en descanso de cada médico en la generación automática de cupos</w:t>
+            </w:r>
+          </w:p>
+        </w:tc>
+        <w:tc>
+          <w:tcPr>
+            <w:tcBorders>
+              <w:top w:val="single" w:color="999999" w:sz="2"/>
+              <w:left w:val="single" w:color="999999" w:sz="2"/>
+              <w:bottom w:val="single" w:color="999999" w:sz="2"/>
+              <w:right w:val="single" w:color="999999" w:sz="2"/>
+            </w:tcBorders>
+            <w:vAlign w:val="center"/>
+          </w:tcPr>
+          <w:p>
+            <w:pPr>
+              <w:spacing w:after="40"/>
+            </w:pPr>
+            <w:r>
+              <w:rPr>
+                <w:b w:val="false"/>
+                <w:bCs w:val="false"/>
+              </w:rPr>
+              <w:t xml:space="preserve">3 horas</w:t>
+            </w:r>
+          </w:p>
+        </w:tc>
+      </w:tr>
+      <w:tr>
+        <w:tc>
+          <w:tcPr>
+            <w:tcBorders>
+              <w:top w:val="single" w:color="999999" w:sz="2"/>
+              <w:left w:val="single" w:color="999999" w:sz="2"/>
+              <w:bottom w:val="single" w:color="999999" w:sz="2"/>
+              <w:right w:val="single" w:color="999999" w:sz="2"/>
+            </w:tcBorders>
+            <w:vAlign w:val="center"/>
+          </w:tcPr>
+          <w:p>
+            <w:pPr>
+              <w:spacing w:after="40"/>
+            </w:pPr>
+            <w:r>
+              <w:rPr>
+                <w:b w:val="false"/>
+                <w:bCs w:val="false"/>
+              </w:rPr>
+              <w:t xml:space="preserve">Ok</w:t>
+            </w:r>
+          </w:p>
+        </w:tc>
+        <w:tc>
+          <w:tcPr>
+            <w:tcBorders>
+              <w:top w:val="single" w:color="999999" w:sz="2"/>
+              <w:left w:val="single" w:color="999999" w:sz="2"/>
+              <w:bottom w:val="single" w:color="999999" w:sz="2"/>
+              <w:right w:val="single" w:color="999999" w:sz="2"/>
+            </w:tcBorders>
+            <w:vAlign w:val="center"/>
+          </w:tcPr>
+          <w:p>
+            <w:pPr>
+              <w:spacing w:after="40"/>
+            </w:pPr>
+            <w:r>
+              <w:rPr>
+                <w:b w:val="false"/>
+                <w:bCs w:val="false"/>
+              </w:rPr>
+              <w:t xml:space="preserve">Se desarrolló el modal de gestión de descansos y vacaciones desde la pantalla de Médicos</w:t>
+            </w:r>
+          </w:p>
+        </w:tc>
+        <w:tc>
+          <w:tcPr>
+            <w:tcBorders>
+              <w:top w:val="single" w:color="999999" w:sz="2"/>
+              <w:left w:val="single" w:color="999999" w:sz="2"/>
+              <w:bottom w:val="single" w:color="999999" w:sz="2"/>
+              <w:right w:val="single" w:color="999999" w:sz="2"/>
+            </w:tcBorders>
+            <w:vAlign w:val="center"/>
+          </w:tcPr>
+          <w:p>
+            <w:pPr>
+              <w:spacing w:after="40"/>
+            </w:pPr>
+            <w:r>
+              <w:rPr>
+                <w:b w:val="false"/>
+                <w:bCs w:val="false"/>
+              </w:rPr>
+              <w:t xml:space="preserve">4 horas</w:t>
+            </w:r>
+          </w:p>
+        </w:tc>
+      </w:tr>
+      <w:tr>
+        <w:tc>
+          <w:tcPr>
+            <w:tcBorders>
+              <w:top w:val="single" w:color="999999" w:sz="2"/>
+              <w:left w:val="single" w:color="999999" w:sz="2"/>
+              <w:bottom w:val="single" w:color="999999" w:sz="2"/>
+              <w:right w:val="single" w:color="999999" w:sz="2"/>
+            </w:tcBorders>
+            <w:vAlign w:val="center"/>
+          </w:tcPr>
+          <w:p>
+            <w:pPr>
+              <w:spacing w:after="40"/>
+            </w:pPr>
+            <w:r>
+              <w:rPr>
+                <w:b w:val="false"/>
+                <w:bCs w:val="false"/>
+              </w:rPr>
+              <w:t xml:space="preserve">Ok</w:t>
+            </w:r>
+          </w:p>
+        </w:tc>
+        <w:tc>
+          <w:tcPr>
+            <w:tcBorders>
+              <w:top w:val="single" w:color="999999" w:sz="2"/>
+              <w:left w:val="single" w:color="999999" w:sz="2"/>
+              <w:bottom w:val="single" w:color="999999" w:sz="2"/>
+              <w:right w:val="single" w:color="999999" w:sz="2"/>
+            </w:tcBorders>
+            <w:vAlign w:val="center"/>
+          </w:tcPr>
+          <w:p>
+            <w:pPr>
+              <w:spacing w:after="40"/>
+            </w:pPr>
+            <w:r>
+              <w:rPr>
+                <w:b w:val="false"/>
+                <w:bCs w:val="false"/>
+              </w:rPr>
+              <w:t xml:space="preserve">Se realizaron pruebas verificando que las fechas bloqueadas dejaran de ofrecerse al agendar una nueva cita</w:t>
+            </w:r>
+          </w:p>
+        </w:tc>
+        <w:tc>
+          <w:tcPr>
+            <w:tcBorders>
+              <w:top w:val="single" w:color="999999" w:sz="2"/>
+              <w:left w:val="single" w:color="999999" w:sz="2"/>
+              <w:bottom w:val="single" w:color="999999" w:sz="2"/>
+              <w:right w:val="single" w:color="999999" w:sz="2"/>
+            </w:tcBorders>
+            <w:vAlign w:val="center"/>
+          </w:tcPr>
+          <w:p>
+            <w:pPr>
+              <w:spacing w:after="40"/>
+            </w:pPr>
+            <w:r>
+              <w:rPr>
+                <w:b w:val="false"/>
+                <w:bCs w:val="false"/>
+              </w:rPr>
+              <w:t xml:space="preserve">3 horas</w:t>
+            </w:r>
+          </w:p>
+        </w:tc>
+      </w:tr>
+      <w:tr>
+        <w:tc>
+          <w:tcPr>
+            <w:gridSpan w:val="2"/>
+            <w:tcBorders>
+              <w:top w:val="single" w:color="999999" w:sz="2"/>
+              <w:left w:val="single" w:color="999999" w:sz="2"/>
+              <w:bottom w:val="single" w:color="999999" w:sz="2"/>
+              <w:right w:val="single" w:color="999999" w:sz="2"/>
+            </w:tcBorders>
+            <w:vAlign w:val="center"/>
+          </w:tcPr>
+          <w:p>
+            <w:pPr>
+              <w:spacing w:after="40"/>
+            </w:pPr>
+            <w:r>
+              <w:rPr>
+                <w:b/>
+                <w:bCs/>
+              </w:rPr>
+              <w:t xml:space="preserve">Tiempo total</w:t>
+            </w:r>
+          </w:p>
+        </w:tc>
+        <w:tc>
+          <w:tcPr>
+            <w:tcBorders>
+              <w:top w:val="single" w:color="999999" w:sz="2"/>
+              <w:left w:val="single" w:color="999999" w:sz="2"/>
+              <w:bottom w:val="single" w:color="999999" w:sz="2"/>
+              <w:right w:val="single" w:color="999999" w:sz="2"/>
+            </w:tcBorders>
+            <w:vAlign w:val="center"/>
+          </w:tcPr>
+          <w:p>
+            <w:pPr>
+              <w:spacing w:after="40"/>
+            </w:pPr>
+            <w:r>
+              <w:rPr>
+                <w:b/>
+                <w:bCs/>
+              </w:rPr>
+              <w:t xml:space="preserve">2 días</w:t>
+            </w:r>
+          </w:p>
+        </w:tc>
+      </w:tr>
+      <w:tr>
+        <w:tc>
+          <w:tcPr>
+            <w:gridSpan w:val="2"/>
+            <w:tcBorders>
+              <w:top w:val="single" w:color="999999" w:sz="2"/>
+              <w:left w:val="single" w:color="999999" w:sz="2"/>
+              <w:bottom w:val="single" w:color="999999" w:sz="2"/>
+              <w:right w:val="single" w:color="999999" w:sz="2"/>
+            </w:tcBorders>
+            <w:vAlign w:val="center"/>
+          </w:tcPr>
+          <w:p>
+            <w:pPr>
+              <w:spacing w:after="40"/>
+            </w:pPr>
+            <w:r>
+              <w:rPr>
+                <w:b/>
+                <w:bCs/>
+              </w:rPr>
+              <w:t xml:space="preserve">Prioridad</w:t>
+            </w:r>
+          </w:p>
+        </w:tc>
+        <w:tc>
+          <w:tcPr>
+            <w:tcBorders>
+              <w:top w:val="single" w:color="999999" w:sz="2"/>
+              <w:left w:val="single" w:color="999999" w:sz="2"/>
+              <w:bottom w:val="single" w:color="999999" w:sz="2"/>
+              <w:right w:val="single" w:color="999999" w:sz="2"/>
+            </w:tcBorders>
+            <w:vAlign w:val="center"/>
+          </w:tcPr>
+          <w:p>
+            <w:pPr>
+              <w:spacing w:after="40"/>
+            </w:pPr>
+            <w:r>
+              <w:rPr>
+                <w:b/>
+                <w:bCs/>
+              </w:rPr>
+              <w:t xml:space="preserve">Alta</w:t>
+            </w:r>
+          </w:p>
+        </w:tc>
+      </w:tr>
+    </w:tbl>
+    <w:p>
+      <w:pPr>
+        <w:spacing w:after="150"/>
+      </w:pPr>
+    </w:p>
+    <w:tbl>
+      <w:tblPr>
+        <w:tblW w:type="pct" w:w="100%"/>
+        <w:tblBorders>
+          <w:top w:val="single" w:color="auto" w:sz="4"/>
+          <w:left w:val="single" w:color="auto" w:sz="4"/>
+          <w:bottom w:val="single" w:color="auto" w:sz="4"/>
+          <w:right w:val="single" w:color="auto" w:sz="4"/>
+          <w:insideH w:val="single" w:color="auto" w:sz="4"/>
+          <w:insideV w:val="single" w:color="auto" w:sz="4"/>
+        </w:tblBorders>
+      </w:tblPr>
+      <w:tblGrid>
+        <w:gridCol w:w="100"/>
+        <w:gridCol w:w="100"/>
+        <w:gridCol w:w="100"/>
+      </w:tblGrid>
+      <w:tr>
+        <w:tc>
+          <w:tcPr>
+            <w:gridSpan w:val="3"/>
+            <w:tcBorders>
+              <w:top w:val="single" w:color="999999" w:sz="2"/>
+              <w:left w:val="single" w:color="999999" w:sz="2"/>
+              <w:bottom w:val="single" w:color="999999" w:sz="2"/>
+              <w:right w:val="single" w:color="999999" w:sz="2"/>
+            </w:tcBorders>
+            <w:shd w:fill="D9D9D9" w:color="auto" w:val="clear"/>
+            <w:vAlign w:val="center"/>
+          </w:tcPr>
+          <w:p>
+            <w:pPr>
+              <w:spacing w:after="40"/>
+            </w:pPr>
+            <w:r>
+              <w:rPr>
+                <w:b/>
+                <w:bCs/>
+              </w:rPr>
+              <w:t xml:space="preserve">HU-25 - Registro opcional de triaje de enfermería</w:t>
+            </w:r>
+          </w:p>
+        </w:tc>
+      </w:tr>
+      <w:tr>
+        <w:tc>
+          <w:tcPr>
+            <w:gridSpan w:val="3"/>
+            <w:tcBorders>
+              <w:top w:val="single" w:color="999999" w:sz="2"/>
+              <w:left w:val="single" w:color="999999" w:sz="2"/>
+              <w:bottom w:val="single" w:color="999999" w:sz="2"/>
+              <w:right w:val="single" w:color="999999" w:sz="2"/>
+            </w:tcBorders>
+            <w:vAlign w:val="center"/>
+          </w:tcPr>
+          <w:p>
+            <w:pPr>
+              <w:spacing w:after="40"/>
+            </w:pPr>
+            <w:r>
+              <w:rPr>
+                <w:b w:val="false"/>
+                <w:bCs w:val="false"/>
+              </w:rPr>
+              <w:t xml:space="preserve">Como recepcionista de la clínica</w:t>
+            </w:r>
+          </w:p>
+        </w:tc>
+      </w:tr>
+      <w:tr>
+        <w:tc>
+          <w:tcPr>
+            <w:gridSpan w:val="3"/>
+            <w:tcBorders>
+              <w:top w:val="single" w:color="999999" w:sz="2"/>
+              <w:left w:val="single" w:color="999999" w:sz="2"/>
+              <w:bottom w:val="single" w:color="999999" w:sz="2"/>
+              <w:right w:val="single" w:color="999999" w:sz="2"/>
+            </w:tcBorders>
+            <w:vAlign w:val="center"/>
+          </w:tcPr>
+          <w:p>
+            <w:pPr>
+              <w:spacing w:after="40"/>
+            </w:pPr>
+            <w:r>
+              <w:rPr>
+                <w:b w:val="false"/>
+                <w:bCs w:val="false"/>
+              </w:rPr>
+              <w:t xml:space="preserve">Quiero registrar de forma opcional los signos vitales, la prioridad de atención y notas de enfermería de un paciente al momento del check-in</w:t>
+            </w:r>
+          </w:p>
+        </w:tc>
+      </w:tr>
+      <w:tr>
+        <w:tc>
+          <w:tcPr>
+            <w:gridSpan w:val="3"/>
+            <w:tcBorders>
+              <w:top w:val="single" w:color="999999" w:sz="2"/>
+              <w:left w:val="single" w:color="999999" w:sz="2"/>
+              <w:bottom w:val="single" w:color="999999" w:sz="2"/>
+              <w:right w:val="single" w:color="999999" w:sz="2"/>
+            </w:tcBorders>
+            <w:vAlign w:val="center"/>
+          </w:tcPr>
+          <w:p>
+            <w:pPr>
+              <w:spacing w:after="40"/>
+            </w:pPr>
+            <w:r>
+              <w:rPr>
+                <w:b w:val="false"/>
+                <w:bCs w:val="false"/>
+              </w:rPr>
+              <w:t xml:space="preserve">Para que el médico cuente con esa información clínica antes de iniciar la consulta</w:t>
+            </w:r>
+          </w:p>
+        </w:tc>
+      </w:tr>
+      <w:tr>
+        <w:tc>
+          <w:tcPr>
+            <w:tcW w:type="pct" w:w="15%"/>
+            <w:tcBorders>
+              <w:top w:val="single" w:color="999999" w:sz="2"/>
+              <w:left w:val="single" w:color="999999" w:sz="2"/>
+              <w:bottom w:val="single" w:color="999999" w:sz="2"/>
+              <w:right w:val="single" w:color="999999" w:sz="2"/>
+            </w:tcBorders>
+            <w:shd w:fill="D9D9D9" w:color="auto" w:val="clear"/>
+            <w:vAlign w:val="center"/>
+          </w:tcPr>
+          <w:p>
+            <w:pPr>
+              <w:spacing w:after="40"/>
+            </w:pPr>
+            <w:r>
+              <w:rPr>
+                <w:b/>
+                <w:bCs/>
+              </w:rPr>
+              <w:t xml:space="preserve">Validación</w:t>
+            </w:r>
+          </w:p>
+        </w:tc>
+        <w:tc>
+          <w:tcPr>
+            <w:tcW w:type="pct" w:w="65%"/>
+            <w:tcBorders>
+              <w:top w:val="single" w:color="999999" w:sz="2"/>
+              <w:left w:val="single" w:color="999999" w:sz="2"/>
+              <w:bottom w:val="single" w:color="999999" w:sz="2"/>
+              <w:right w:val="single" w:color="999999" w:sz="2"/>
+            </w:tcBorders>
+            <w:shd w:fill="D9D9D9" w:color="auto" w:val="clear"/>
+            <w:vAlign w:val="center"/>
+          </w:tcPr>
+          <w:p>
+            <w:pPr>
+              <w:spacing w:after="40"/>
+            </w:pPr>
+            <w:r>
+              <w:rPr>
+                <w:b/>
+                <w:bCs/>
+              </w:rPr>
+              <w:t xml:space="preserve">Actividades</w:t>
+            </w:r>
+          </w:p>
+        </w:tc>
+        <w:tc>
+          <w:tcPr>
+            <w:tcW w:type="pct" w:w="20%"/>
+            <w:tcBorders>
+              <w:top w:val="single" w:color="999999" w:sz="2"/>
+              <w:left w:val="single" w:color="999999" w:sz="2"/>
+              <w:bottom w:val="single" w:color="999999" w:sz="2"/>
+              <w:right w:val="single" w:color="999999" w:sz="2"/>
+            </w:tcBorders>
+            <w:shd w:fill="D9D9D9" w:color="auto" w:val="clear"/>
+            <w:vAlign w:val="center"/>
+          </w:tcPr>
+          <w:p>
+            <w:pPr>
+              <w:spacing w:after="40"/>
+            </w:pPr>
+            <w:r>
+              <w:rPr>
+                <w:b/>
+                <w:bCs/>
+              </w:rPr>
+              <w:t xml:space="preserve">Tiempo</w:t>
+            </w:r>
+          </w:p>
+        </w:tc>
+      </w:tr>
+      <w:tr>
+        <w:tc>
+          <w:tcPr>
+            <w:tcBorders>
+              <w:top w:val="single" w:color="999999" w:sz="2"/>
+              <w:left w:val="single" w:color="999999" w:sz="2"/>
+              <w:bottom w:val="single" w:color="999999" w:sz="2"/>
+              <w:right w:val="single" w:color="999999" w:sz="2"/>
+            </w:tcBorders>
+            <w:vAlign w:val="center"/>
+          </w:tcPr>
+          <w:p>
+            <w:pPr>
+              <w:spacing w:after="40"/>
+            </w:pPr>
+            <w:r>
+              <w:rPr>
+                <w:b w:val="false"/>
+                <w:bCs w:val="false"/>
+              </w:rPr>
+              <w:t xml:space="preserve">Ok</w:t>
+            </w:r>
+          </w:p>
+        </w:tc>
+        <w:tc>
+          <w:tcPr>
+            <w:tcBorders>
+              <w:top w:val="single" w:color="999999" w:sz="2"/>
+              <w:left w:val="single" w:color="999999" w:sz="2"/>
+              <w:bottom w:val="single" w:color="999999" w:sz="2"/>
+              <w:right w:val="single" w:color="999999" w:sz="2"/>
+            </w:tcBorders>
+            <w:vAlign w:val="center"/>
+          </w:tcPr>
+          <w:p>
+            <w:pPr>
+              <w:spacing w:after="40"/>
+            </w:pPr>
+            <w:r>
+              <w:rPr>
+                <w:b w:val="false"/>
+                <w:bCs w:val="false"/>
+              </w:rPr>
+              <w:t xml:space="preserve">Se diseñó e implementó el modelo Triage (presión arterial, frecuencia cardíaca, temperatura, frecuencia respiratoria, saturación de oxígeno, peso, talla, prioridad y notas) y se aplicó su migración</w:t>
+            </w:r>
+          </w:p>
+        </w:tc>
+        <w:tc>
+          <w:tcPr>
+            <w:tcBorders>
+              <w:top w:val="single" w:color="999999" w:sz="2"/>
+              <w:left w:val="single" w:color="999999" w:sz="2"/>
+              <w:bottom w:val="single" w:color="999999" w:sz="2"/>
+              <w:right w:val="single" w:color="999999" w:sz="2"/>
+            </w:tcBorders>
+            <w:vAlign w:val="center"/>
+          </w:tcPr>
+          <w:p>
+            <w:pPr>
+              <w:spacing w:after="40"/>
+            </w:pPr>
+            <w:r>
+              <w:rPr>
+                <w:b w:val="false"/>
+                <w:bCs w:val="false"/>
+              </w:rPr>
+              <w:t xml:space="preserve">3 horas</w:t>
+            </w:r>
+          </w:p>
+        </w:tc>
+      </w:tr>
+      <w:tr>
+        <w:tc>
+          <w:tcPr>
+            <w:tcBorders>
+              <w:top w:val="single" w:color="999999" w:sz="2"/>
+              <w:left w:val="single" w:color="999999" w:sz="2"/>
+              <w:bottom w:val="single" w:color="999999" w:sz="2"/>
+              <w:right w:val="single" w:color="999999" w:sz="2"/>
+            </w:tcBorders>
+            <w:vAlign w:val="center"/>
+          </w:tcPr>
+          <w:p>
+            <w:pPr>
+              <w:spacing w:after="40"/>
+            </w:pPr>
+            <w:r>
+              <w:rPr>
+                <w:b w:val="false"/>
+                <w:bCs w:val="false"/>
+              </w:rPr>
+              <w:t xml:space="preserve">Ok</w:t>
+            </w:r>
+          </w:p>
+        </w:tc>
+        <w:tc>
+          <w:tcPr>
+            <w:tcBorders>
+              <w:top w:val="single" w:color="999999" w:sz="2"/>
+              <w:left w:val="single" w:color="999999" w:sz="2"/>
+              <w:bottom w:val="single" w:color="999999" w:sz="2"/>
+              <w:right w:val="single" w:color="999999" w:sz="2"/>
+            </w:tcBorders>
+            <w:vAlign w:val="center"/>
+          </w:tcPr>
+          <w:p>
+            <w:pPr>
+              <w:spacing w:after="40"/>
+            </w:pPr>
+            <w:r>
+              <w:rPr>
+                <w:b w:val="false"/>
+                <w:bCs w:val="false"/>
+              </w:rPr>
+              <w:t xml:space="preserve">Se desarrolló el endpoint de registro y edición del triaje asociado a una cita</w:t>
+            </w:r>
+          </w:p>
+        </w:tc>
+        <w:tc>
+          <w:tcPr>
+            <w:tcBorders>
+              <w:top w:val="single" w:color="999999" w:sz="2"/>
+              <w:left w:val="single" w:color="999999" w:sz="2"/>
+              <w:bottom w:val="single" w:color="999999" w:sz="2"/>
+              <w:right w:val="single" w:color="999999" w:sz="2"/>
+            </w:tcBorders>
+            <w:vAlign w:val="center"/>
+          </w:tcPr>
+          <w:p>
+            <w:pPr>
+              <w:spacing w:after="40"/>
+            </w:pPr>
+            <w:r>
+              <w:rPr>
+                <w:b w:val="false"/>
+                <w:bCs w:val="false"/>
+              </w:rPr>
+              <w:t xml:space="preserve">3 horas</w:t>
+            </w:r>
+          </w:p>
+        </w:tc>
+      </w:tr>
+      <w:tr>
+        <w:tc>
+          <w:tcPr>
+            <w:tcBorders>
+              <w:top w:val="single" w:color="999999" w:sz="2"/>
+              <w:left w:val="single" w:color="999999" w:sz="2"/>
+              <w:bottom w:val="single" w:color="999999" w:sz="2"/>
+              <w:right w:val="single" w:color="999999" w:sz="2"/>
+            </w:tcBorders>
+            <w:vAlign w:val="center"/>
+          </w:tcPr>
+          <w:p>
+            <w:pPr>
+              <w:spacing w:after="40"/>
+            </w:pPr>
+            <w:r>
+              <w:rPr>
+                <w:b w:val="false"/>
+                <w:bCs w:val="false"/>
+              </w:rPr>
+              <w:t xml:space="preserve">Ok</w:t>
+            </w:r>
+          </w:p>
+        </w:tc>
+        <w:tc>
+          <w:tcPr>
+            <w:tcBorders>
+              <w:top w:val="single" w:color="999999" w:sz="2"/>
+              <w:left w:val="single" w:color="999999" w:sz="2"/>
+              <w:bottom w:val="single" w:color="999999" w:sz="2"/>
+              <w:right w:val="single" w:color="999999" w:sz="2"/>
+            </w:tcBorders>
+            <w:vAlign w:val="center"/>
+          </w:tcPr>
+          <w:p>
+            <w:pPr>
+              <w:spacing w:after="40"/>
+            </w:pPr>
+            <w:r>
+              <w:rPr>
+                <w:b w:val="false"/>
+                <w:bCs w:val="false"/>
+              </w:rPr>
+              <w:t xml:space="preserve">Se incorporó el botón de triaje en la gestión de citas, disponible una vez confirmado el check-in del paciente</w:t>
+            </w:r>
+          </w:p>
+        </w:tc>
+        <w:tc>
+          <w:tcPr>
+            <w:tcBorders>
+              <w:top w:val="single" w:color="999999" w:sz="2"/>
+              <w:left w:val="single" w:color="999999" w:sz="2"/>
+              <w:bottom w:val="single" w:color="999999" w:sz="2"/>
+              <w:right w:val="single" w:color="999999" w:sz="2"/>
+            </w:tcBorders>
+            <w:vAlign w:val="center"/>
+          </w:tcPr>
+          <w:p>
+            <w:pPr>
+              <w:spacing w:after="40"/>
+            </w:pPr>
+            <w:r>
+              <w:rPr>
+                <w:b w:val="false"/>
+                <w:bCs w:val="false"/>
+              </w:rPr>
+              <w:t xml:space="preserve">4 horas</w:t>
+            </w:r>
+          </w:p>
+        </w:tc>
+      </w:tr>
+      <w:tr>
+        <w:tc>
+          <w:tcPr>
+            <w:tcBorders>
+              <w:top w:val="single" w:color="999999" w:sz="2"/>
+              <w:left w:val="single" w:color="999999" w:sz="2"/>
+              <w:bottom w:val="single" w:color="999999" w:sz="2"/>
+              <w:right w:val="single" w:color="999999" w:sz="2"/>
+            </w:tcBorders>
+            <w:vAlign w:val="center"/>
+          </w:tcPr>
+          <w:p>
+            <w:pPr>
+              <w:spacing w:after="40"/>
+            </w:pPr>
+            <w:r>
+              <w:rPr>
+                <w:b w:val="false"/>
+                <w:bCs w:val="false"/>
+              </w:rPr>
+              <w:t xml:space="preserve">Ok</w:t>
+            </w:r>
+          </w:p>
+        </w:tc>
+        <w:tc>
+          <w:tcPr>
+            <w:tcBorders>
+              <w:top w:val="single" w:color="999999" w:sz="2"/>
+              <w:left w:val="single" w:color="999999" w:sz="2"/>
+              <w:bottom w:val="single" w:color="999999" w:sz="2"/>
+              <w:right w:val="single" w:color="999999" w:sz="2"/>
+            </w:tcBorders>
+            <w:vAlign w:val="center"/>
+          </w:tcPr>
+          <w:p>
+            <w:pPr>
+              <w:spacing w:after="40"/>
+            </w:pPr>
+            <w:r>
+              <w:rPr>
+                <w:b w:val="false"/>
+                <w:bCs w:val="false"/>
+              </w:rPr>
+              <w:t xml:space="preserve">Se mostró el triaje registrado en el historial del paciente y, en modo de solo lectura, en la agenda del médico antes de iniciar la consulta</w:t>
+            </w:r>
+          </w:p>
+        </w:tc>
+        <w:tc>
+          <w:tcPr>
+            <w:tcBorders>
+              <w:top w:val="single" w:color="999999" w:sz="2"/>
+              <w:left w:val="single" w:color="999999" w:sz="2"/>
+              <w:bottom w:val="single" w:color="999999" w:sz="2"/>
+              <w:right w:val="single" w:color="999999" w:sz="2"/>
+            </w:tcBorders>
+            <w:vAlign w:val="center"/>
+          </w:tcPr>
+          <w:p>
+            <w:pPr>
+              <w:spacing w:after="40"/>
+            </w:pPr>
+            <w:r>
+              <w:rPr>
+                <w:b w:val="false"/>
+                <w:bCs w:val="false"/>
+              </w:rPr>
+              <w:t xml:space="preserve">4 horas</w:t>
+            </w:r>
+          </w:p>
+        </w:tc>
+      </w:tr>
+      <w:tr>
+        <w:tc>
+          <w:tcPr>
+            <w:gridSpan w:val="2"/>
+            <w:tcBorders>
+              <w:top w:val="single" w:color="999999" w:sz="2"/>
+              <w:left w:val="single" w:color="999999" w:sz="2"/>
+              <w:bottom w:val="single" w:color="999999" w:sz="2"/>
+              <w:right w:val="single" w:color="999999" w:sz="2"/>
+            </w:tcBorders>
+            <w:vAlign w:val="center"/>
+          </w:tcPr>
+          <w:p>
+            <w:pPr>
+              <w:spacing w:after="40"/>
+            </w:pPr>
+            <w:r>
+              <w:rPr>
+                <w:b/>
+                <w:bCs/>
+              </w:rPr>
+              <w:t xml:space="preserve">Tiempo total</w:t>
+            </w:r>
+          </w:p>
+        </w:tc>
+        <w:tc>
+          <w:tcPr>
+            <w:tcBorders>
+              <w:top w:val="single" w:color="999999" w:sz="2"/>
+              <w:left w:val="single" w:color="999999" w:sz="2"/>
+              <w:bottom w:val="single" w:color="999999" w:sz="2"/>
+              <w:right w:val="single" w:color="999999" w:sz="2"/>
+            </w:tcBorders>
+            <w:vAlign w:val="center"/>
+          </w:tcPr>
+          <w:p>
+            <w:pPr>
+              <w:spacing w:after="40"/>
+            </w:pPr>
+            <w:r>
+              <w:rPr>
+                <w:b/>
+                <w:bCs/>
+              </w:rPr>
+              <w:t xml:space="preserve">2 días</w:t>
+            </w:r>
+          </w:p>
+        </w:tc>
+      </w:tr>
+      <w:tr>
+        <w:tc>
+          <w:tcPr>
+            <w:gridSpan w:val="2"/>
+            <w:tcBorders>
+              <w:top w:val="single" w:color="999999" w:sz="2"/>
+              <w:left w:val="single" w:color="999999" w:sz="2"/>
+              <w:bottom w:val="single" w:color="999999" w:sz="2"/>
+              <w:right w:val="single" w:color="999999" w:sz="2"/>
+            </w:tcBorders>
+            <w:vAlign w:val="center"/>
+          </w:tcPr>
+          <w:p>
+            <w:pPr>
+              <w:spacing w:after="40"/>
+            </w:pPr>
+            <w:r>
+              <w:rPr>
+                <w:b/>
+                <w:bCs/>
+              </w:rPr>
+              <w:t xml:space="preserve">Prioridad</w:t>
+            </w:r>
+          </w:p>
+        </w:tc>
+        <w:tc>
+          <w:tcPr>
+            <w:tcBorders>
+              <w:top w:val="single" w:color="999999" w:sz="2"/>
+              <w:left w:val="single" w:color="999999" w:sz="2"/>
+              <w:bottom w:val="single" w:color="999999" w:sz="2"/>
+              <w:right w:val="single" w:color="999999" w:sz="2"/>
+            </w:tcBorders>
+            <w:vAlign w:val="center"/>
+          </w:tcPr>
+          <w:p>
+            <w:pPr>
+              <w:spacing w:after="40"/>
+            </w:pPr>
+            <w:r>
+              <w:rPr>
+                <w:b/>
+                <w:bCs/>
+              </w:rPr>
+              <w:t xml:space="preserve">Media</w:t>
+            </w:r>
+          </w:p>
+        </w:tc>
+      </w:tr>
+    </w:tbl>
+    <w:p>
+      <w:pPr>
+        <w:spacing w:after="150"/>
+      </w:pPr>
+    </w:p>
+    <w:tbl>
+      <w:tblPr>
+        <w:tblW w:type="pct" w:w="100%"/>
+        <w:tblBorders>
+          <w:top w:val="single" w:color="auto" w:sz="4"/>
+          <w:left w:val="single" w:color="auto" w:sz="4"/>
+          <w:bottom w:val="single" w:color="auto" w:sz="4"/>
+          <w:right w:val="single" w:color="auto" w:sz="4"/>
+          <w:insideH w:val="single" w:color="auto" w:sz="4"/>
+          <w:insideV w:val="single" w:color="auto" w:sz="4"/>
+        </w:tblBorders>
+      </w:tblPr>
+      <w:tblGrid>
+        <w:gridCol w:w="100"/>
+        <w:gridCol w:w="100"/>
+        <w:gridCol w:w="100"/>
+      </w:tblGrid>
+      <w:tr>
+        <w:tc>
+          <w:tcPr>
+            <w:gridSpan w:val="3"/>
+            <w:tcBorders>
+              <w:top w:val="single" w:color="999999" w:sz="2"/>
+              <w:left w:val="single" w:color="999999" w:sz="2"/>
+              <w:bottom w:val="single" w:color="999999" w:sz="2"/>
+              <w:right w:val="single" w:color="999999" w:sz="2"/>
+            </w:tcBorders>
+            <w:shd w:fill="D9D9D9" w:color="auto" w:val="clear"/>
+            <w:vAlign w:val="center"/>
+          </w:tcPr>
+          <w:p>
+            <w:pPr>
+              <w:spacing w:after="40"/>
+            </w:pPr>
+            <w:r>
+              <w:rPr>
+                <w:b/>
+                <w:bCs/>
+              </w:rPr>
+              <w:t xml:space="preserve">HU-26 - Datos de demostración realistas y publicación del repositorio</w:t>
+            </w:r>
+          </w:p>
+        </w:tc>
+      </w:tr>
+      <w:tr>
+        <w:tc>
+          <w:tcPr>
+            <w:gridSpan w:val="3"/>
+            <w:tcBorders>
+              <w:top w:val="single" w:color="999999" w:sz="2"/>
+              <w:left w:val="single" w:color="999999" w:sz="2"/>
+              <w:bottom w:val="single" w:color="999999" w:sz="2"/>
+              <w:right w:val="single" w:color="999999" w:sz="2"/>
+            </w:tcBorders>
+            <w:vAlign w:val="center"/>
+          </w:tcPr>
+          <w:p>
+            <w:pPr>
+              <w:spacing w:after="40"/>
+            </w:pPr>
+            <w:r>
+              <w:rPr>
+                <w:b w:val="false"/>
+                <w:bCs w:val="false"/>
+              </w:rPr>
+              <w:t xml:space="preserve">Como investigador responsable del proyecto</w:t>
+            </w:r>
+          </w:p>
+        </w:tc>
+      </w:tr>
+      <w:tr>
+        <w:tc>
+          <w:tcPr>
+            <w:gridSpan w:val="3"/>
+            <w:tcBorders>
+              <w:top w:val="single" w:color="999999" w:sz="2"/>
+              <w:left w:val="single" w:color="999999" w:sz="2"/>
+              <w:bottom w:val="single" w:color="999999" w:sz="2"/>
+              <w:right w:val="single" w:color="999999" w:sz="2"/>
+            </w:tcBorders>
+            <w:vAlign w:val="center"/>
+          </w:tcPr>
+          <w:p>
+            <w:pPr>
+              <w:spacing w:after="40"/>
+            </w:pPr>
+            <w:r>
+              <w:rPr>
+                <w:b w:val="false"/>
+                <w:bCs w:val="false"/>
+              </w:rPr>
+              <w:t xml:space="preserve">Quiero poblar el sistema con especialidades, médicos, pacientes e historial de citas ficticios pero realistas, y publicar el código fuente en un repositorio Git</w:t>
+            </w:r>
+          </w:p>
+        </w:tc>
+      </w:tr>
+      <w:tr>
+        <w:tc>
+          <w:tcPr>
+            <w:gridSpan w:val="3"/>
+            <w:tcBorders>
+              <w:top w:val="single" w:color="999999" w:sz="2"/>
+              <w:left w:val="single" w:color="999999" w:sz="2"/>
+              <w:bottom w:val="single" w:color="999999" w:sz="2"/>
+              <w:right w:val="single" w:color="999999" w:sz="2"/>
+            </w:tcBorders>
+            <w:vAlign w:val="center"/>
+          </w:tcPr>
+          <w:p>
+            <w:pPr>
+              <w:spacing w:after="40"/>
+            </w:pPr>
+            <w:r>
+              <w:rPr>
+                <w:b w:val="false"/>
+                <w:bCs w:val="false"/>
+              </w:rPr>
+              <w:t xml:space="preserve">Para poder demostrar el sistema en un uso habitual y respaldar el trabajo desarrollado en un repositorio versionado</w:t>
+            </w:r>
+          </w:p>
+        </w:tc>
+      </w:tr>
+      <w:tr>
+        <w:tc>
+          <w:tcPr>
+            <w:tcW w:type="pct" w:w="15%"/>
+            <w:tcBorders>
+              <w:top w:val="single" w:color="999999" w:sz="2"/>
+              <w:left w:val="single" w:color="999999" w:sz="2"/>
+              <w:bottom w:val="single" w:color="999999" w:sz="2"/>
+              <w:right w:val="single" w:color="999999" w:sz="2"/>
+            </w:tcBorders>
+            <w:shd w:fill="D9D9D9" w:color="auto" w:val="clear"/>
+            <w:vAlign w:val="center"/>
+          </w:tcPr>
+          <w:p>
+            <w:pPr>
+              <w:spacing w:after="40"/>
+            </w:pPr>
+            <w:r>
+              <w:rPr>
+                <w:b/>
+                <w:bCs/>
+              </w:rPr>
+              <w:t xml:space="preserve">Validación</w:t>
+            </w:r>
+          </w:p>
+        </w:tc>
+        <w:tc>
+          <w:tcPr>
+            <w:tcW w:type="pct" w:w="65%"/>
+            <w:tcBorders>
+              <w:top w:val="single" w:color="999999" w:sz="2"/>
+              <w:left w:val="single" w:color="999999" w:sz="2"/>
+              <w:bottom w:val="single" w:color="999999" w:sz="2"/>
+              <w:right w:val="single" w:color="999999" w:sz="2"/>
+            </w:tcBorders>
+            <w:shd w:fill="D9D9D9" w:color="auto" w:val="clear"/>
+            <w:vAlign w:val="center"/>
+          </w:tcPr>
+          <w:p>
+            <w:pPr>
+              <w:spacing w:after="40"/>
+            </w:pPr>
+            <w:r>
+              <w:rPr>
+                <w:b/>
+                <w:bCs/>
+              </w:rPr>
+              <w:t xml:space="preserve">Actividades</w:t>
+            </w:r>
+          </w:p>
+        </w:tc>
+        <w:tc>
+          <w:tcPr>
+            <w:tcW w:type="pct" w:w="20%"/>
+            <w:tcBorders>
+              <w:top w:val="single" w:color="999999" w:sz="2"/>
+              <w:left w:val="single" w:color="999999" w:sz="2"/>
+              <w:bottom w:val="single" w:color="999999" w:sz="2"/>
+              <w:right w:val="single" w:color="999999" w:sz="2"/>
+            </w:tcBorders>
+            <w:shd w:fill="D9D9D9" w:color="auto" w:val="clear"/>
+            <w:vAlign w:val="center"/>
+          </w:tcPr>
+          <w:p>
+            <w:pPr>
+              <w:spacing w:after="40"/>
+            </w:pPr>
+            <w:r>
+              <w:rPr>
+                <w:b/>
+                <w:bCs/>
+              </w:rPr>
+              <w:t xml:space="preserve">Tiempo</w:t>
+            </w:r>
+          </w:p>
+        </w:tc>
+      </w:tr>
+      <w:tr>
+        <w:tc>
+          <w:tcPr>
+            <w:tcBorders>
+              <w:top w:val="single" w:color="999999" w:sz="2"/>
+              <w:left w:val="single" w:color="999999" w:sz="2"/>
+              <w:bottom w:val="single" w:color="999999" w:sz="2"/>
+              <w:right w:val="single" w:color="999999" w:sz="2"/>
+            </w:tcBorders>
+            <w:vAlign w:val="center"/>
+          </w:tcPr>
+          <w:p>
+            <w:pPr>
+              <w:spacing w:after="40"/>
+            </w:pPr>
+            <w:r>
+              <w:rPr>
+                <w:b w:val="false"/>
+                <w:bCs w:val="false"/>
+              </w:rPr>
+              <w:t xml:space="preserve">Ok</w:t>
+            </w:r>
+          </w:p>
+        </w:tc>
+        <w:tc>
+          <w:tcPr>
+            <w:tcBorders>
+              <w:top w:val="single" w:color="999999" w:sz="2"/>
+              <w:left w:val="single" w:color="999999" w:sz="2"/>
+              <w:bottom w:val="single" w:color="999999" w:sz="2"/>
+              <w:right w:val="single" w:color="999999" w:sz="2"/>
+            </w:tcBorders>
+            <w:vAlign w:val="center"/>
+          </w:tcPr>
+          <w:p>
+            <w:pPr>
+              <w:spacing w:after="40"/>
+            </w:pPr>
+            <w:r>
+              <w:rPr>
+                <w:b w:val="false"/>
+                <w:bCs w:val="false"/>
+              </w:rPr>
+              <w:t xml:space="preserve">Se desarrollaron scripts de siembra de datos: histórico de citas de los últimos 35 días con perfiles de médico diferenciados, disponibilidad y cupos futuros, lista de espera y alertas generadas mediante eventos reales del sistema</w:t>
+            </w:r>
+          </w:p>
+        </w:tc>
+        <w:tc>
+          <w:tcPr>
+            <w:tcBorders>
+              <w:top w:val="single" w:color="999999" w:sz="2"/>
+              <w:left w:val="single" w:color="999999" w:sz="2"/>
+              <w:bottom w:val="single" w:color="999999" w:sz="2"/>
+              <w:right w:val="single" w:color="999999" w:sz="2"/>
+            </w:tcBorders>
+            <w:vAlign w:val="center"/>
+          </w:tcPr>
+          <w:p>
+            <w:pPr>
+              <w:spacing w:after="40"/>
+            </w:pPr>
+            <w:r>
+              <w:rPr>
+                <w:b w:val="false"/>
+                <w:bCs w:val="false"/>
+              </w:rPr>
+              <w:t xml:space="preserve">4 horas</w:t>
+            </w:r>
+          </w:p>
+        </w:tc>
+      </w:tr>
+      <w:tr>
+        <w:tc>
+          <w:tcPr>
+            <w:tcBorders>
+              <w:top w:val="single" w:color="999999" w:sz="2"/>
+              <w:left w:val="single" w:color="999999" w:sz="2"/>
+              <w:bottom w:val="single" w:color="999999" w:sz="2"/>
+              <w:right w:val="single" w:color="999999" w:sz="2"/>
+            </w:tcBorders>
+            <w:vAlign w:val="center"/>
+          </w:tcPr>
+          <w:p>
+            <w:pPr>
+              <w:spacing w:after="40"/>
+            </w:pPr>
+            <w:r>
+              <w:rPr>
+                <w:b w:val="false"/>
+                <w:bCs w:val="false"/>
+              </w:rPr>
+              <w:t xml:space="preserve">Ok</w:t>
+            </w:r>
+          </w:p>
+        </w:tc>
+        <w:tc>
+          <w:tcPr>
+            <w:tcBorders>
+              <w:top w:val="single" w:color="999999" w:sz="2"/>
+              <w:left w:val="single" w:color="999999" w:sz="2"/>
+              <w:bottom w:val="single" w:color="999999" w:sz="2"/>
+              <w:right w:val="single" w:color="999999" w:sz="2"/>
+            </w:tcBorders>
+            <w:vAlign w:val="center"/>
+          </w:tcPr>
+          <w:p>
+            <w:pPr>
+              <w:spacing w:after="40"/>
+            </w:pPr>
+            <w:r>
+              <w:rPr>
+                <w:b w:val="false"/>
+                <w:bCs w:val="false"/>
+              </w:rPr>
+              <w:t xml:space="preserve">Se crearon cuentas de acceso de demostración para cada rol (administrador, médicos)</w:t>
+            </w:r>
+          </w:p>
+        </w:tc>
+        <w:tc>
+          <w:tcPr>
+            <w:tcBorders>
+              <w:top w:val="single" w:color="999999" w:sz="2"/>
+              <w:left w:val="single" w:color="999999" w:sz="2"/>
+              <w:bottom w:val="single" w:color="999999" w:sz="2"/>
+              <w:right w:val="single" w:color="999999" w:sz="2"/>
+            </w:tcBorders>
+            <w:vAlign w:val="center"/>
+          </w:tcPr>
+          <w:p>
+            <w:pPr>
+              <w:spacing w:after="40"/>
+            </w:pPr>
+            <w:r>
+              <w:rPr>
+                <w:b w:val="false"/>
+                <w:bCs w:val="false"/>
+              </w:rPr>
+              <w:t xml:space="preserve">1 hora</w:t>
+            </w:r>
+          </w:p>
+        </w:tc>
+      </w:tr>
+      <w:tr>
+        <w:tc>
+          <w:tcPr>
+            <w:tcBorders>
+              <w:top w:val="single" w:color="999999" w:sz="2"/>
+              <w:left w:val="single" w:color="999999" w:sz="2"/>
+              <w:bottom w:val="single" w:color="999999" w:sz="2"/>
+              <w:right w:val="single" w:color="999999" w:sz="2"/>
+            </w:tcBorders>
+            <w:vAlign w:val="center"/>
+          </w:tcPr>
+          <w:p>
+            <w:pPr>
+              <w:spacing w:after="40"/>
+            </w:pPr>
+            <w:r>
+              <w:rPr>
+                <w:b w:val="false"/>
+                <w:bCs w:val="false"/>
+              </w:rPr>
+              <w:t xml:space="preserve">Ok</w:t>
+            </w:r>
+          </w:p>
+        </w:tc>
+        <w:tc>
+          <w:tcPr>
+            <w:tcBorders>
+              <w:top w:val="single" w:color="999999" w:sz="2"/>
+              <w:left w:val="single" w:color="999999" w:sz="2"/>
+              <w:bottom w:val="single" w:color="999999" w:sz="2"/>
+              <w:right w:val="single" w:color="999999" w:sz="2"/>
+            </w:tcBorders>
+            <w:vAlign w:val="center"/>
+          </w:tcPr>
+          <w:p>
+            <w:pPr>
+              <w:spacing w:after="40"/>
+            </w:pPr>
+            <w:r>
+              <w:rPr>
+                <w:b w:val="false"/>
+                <w:bCs w:val="false"/>
+              </w:rPr>
+              <w:t xml:space="preserve">Se publicó el código fuente del proyecto en un repositorio Git remoto, excluyendo credenciales y archivos generados</w:t>
+            </w:r>
+          </w:p>
+        </w:tc>
+        <w:tc>
+          <w:tcPr>
+            <w:tcBorders>
+              <w:top w:val="single" w:color="999999" w:sz="2"/>
+              <w:left w:val="single" w:color="999999" w:sz="2"/>
+              <w:bottom w:val="single" w:color="999999" w:sz="2"/>
+              <w:right w:val="single" w:color="999999" w:sz="2"/>
+            </w:tcBorders>
+            <w:vAlign w:val="center"/>
+          </w:tcPr>
+          <w:p>
+            <w:pPr>
+              <w:spacing w:after="40"/>
+            </w:pPr>
+            <w:r>
+              <w:rPr>
+                <w:b w:val="false"/>
+                <w:bCs w:val="false"/>
+              </w:rPr>
+              <w:t xml:space="preserve">2 horas</w:t>
+            </w:r>
+          </w:p>
+        </w:tc>
+      </w:tr>
+      <w:tr>
+        <w:tc>
+          <w:tcPr>
+            <w:gridSpan w:val="2"/>
+            <w:tcBorders>
+              <w:top w:val="single" w:color="999999" w:sz="2"/>
+              <w:left w:val="single" w:color="999999" w:sz="2"/>
+              <w:bottom w:val="single" w:color="999999" w:sz="2"/>
+              <w:right w:val="single" w:color="999999" w:sz="2"/>
+            </w:tcBorders>
+            <w:vAlign w:val="center"/>
+          </w:tcPr>
+          <w:p>
+            <w:pPr>
+              <w:spacing w:after="40"/>
+            </w:pPr>
+            <w:r>
+              <w:rPr>
+                <w:b/>
+                <w:bCs/>
+              </w:rPr>
+              <w:t xml:space="preserve">Tiempo total</w:t>
+            </w:r>
+          </w:p>
+        </w:tc>
+        <w:tc>
+          <w:tcPr>
+            <w:tcBorders>
+              <w:top w:val="single" w:color="999999" w:sz="2"/>
+              <w:left w:val="single" w:color="999999" w:sz="2"/>
+              <w:bottom w:val="single" w:color="999999" w:sz="2"/>
+              <w:right w:val="single" w:color="999999" w:sz="2"/>
+            </w:tcBorders>
+            <w:vAlign w:val="center"/>
+          </w:tcPr>
+          <w:p>
+            <w:pPr>
+              <w:spacing w:after="40"/>
+            </w:pPr>
+            <w:r>
+              <w:rPr>
+                <w:b/>
+                <w:bCs/>
+              </w:rPr>
+              <w:t xml:space="preserve">1 día</w:t>
+            </w:r>
+          </w:p>
+        </w:tc>
+      </w:tr>
+      <w:tr>
+        <w:tc>
+          <w:tcPr>
+            <w:gridSpan w:val="2"/>
+            <w:tcBorders>
+              <w:top w:val="single" w:color="999999" w:sz="2"/>
+              <w:left w:val="single" w:color="999999" w:sz="2"/>
+              <w:bottom w:val="single" w:color="999999" w:sz="2"/>
+              <w:right w:val="single" w:color="999999" w:sz="2"/>
+            </w:tcBorders>
+            <w:vAlign w:val="center"/>
+          </w:tcPr>
+          <w:p>
+            <w:pPr>
+              <w:spacing w:after="40"/>
+            </w:pPr>
+            <w:r>
+              <w:rPr>
+                <w:b/>
+                <w:bCs/>
+              </w:rPr>
+              <w:t xml:space="preserve">Prioridad</w:t>
+            </w:r>
+          </w:p>
+        </w:tc>
+        <w:tc>
+          <w:tcPr>
+            <w:tcBorders>
+              <w:top w:val="single" w:color="999999" w:sz="2"/>
+              <w:left w:val="single" w:color="999999" w:sz="2"/>
+              <w:bottom w:val="single" w:color="999999" w:sz="2"/>
+              <w:right w:val="single" w:color="999999" w:sz="2"/>
+            </w:tcBorders>
+            <w:vAlign w:val="center"/>
+          </w:tcPr>
+          <w:p>
+            <w:pPr>
+              <w:spacing w:after="40"/>
+            </w:pPr>
+            <w:r>
+              <w:rPr>
+                <w:b/>
+                <w:bCs/>
+              </w:rPr>
+              <w:t xml:space="preserve">Media</w:t>
+            </w:r>
+          </w:p>
+        </w:tc>
+      </w:tr>
+    </w:tbl>
+    <w:p>
+      <w:pPr>
+        <w:spacing w:after="150"/>
+      </w:pPr>
+    </w:p>
+    <w:p>
+      <w:pPr>
+        <w:pStyle w:val="Heading3"/>
+        <w:spacing w:after="100" w:before="200"/>
+      </w:pPr>
+      <w:r>
+        <w:t xml:space="preserve">Retrospectiva del Sprint 8</w:t>
+      </w:r>
+    </w:p>
+    <w:p>
+      <w:pPr>
+        <w:spacing w:after="120"/>
+        <w:jc w:val="both"/>
+      </w:pPr>
+      <w:r>
+        <w:rPr>
+          <w:b w:val="false"/>
+          <w:bCs w:val="false"/>
+          <w:i w:val="false"/>
+          <w:iCs w:val="false"/>
+        </w:rPr>
+        <w:t xml:space="preserve">Al finalizar el Sprint 8 se realizó una revisión del trabajo ejecutado, identificando los logros obtenidos, los aspectos a mejorar y las acciones correctivas para los siguientes sprints:</w:t>
+      </w:r>
+    </w:p>
+    <w:p>
+      <w:pPr>
+        <w:spacing w:after="100"/>
+      </w:pPr>
+      <w:r>
+        <w:rPr>
+          <w:b/>
+          <w:bCs/>
+        </w:rPr>
+        <w:t xml:space="preserve">¿Qué salió bien? </w:t>
+      </w:r>
+      <w:r>
+        <w:t xml:space="preserve">Las funcionalidades complementarias se integraron reutilizando los módulos y modelos ya existentes (citas, médicos, pacientes), sin requerir cambios estructurales mayores en la arquitectura del sistema.</w:t>
+      </w:r>
+    </w:p>
+    <w:p>
+      <w:pPr>
+        <w:spacing w:after="100"/>
+      </w:pPr>
+      <w:r>
+        <w:rPr>
+          <w:b/>
+          <w:bCs/>
+        </w:rPr>
+        <w:t xml:space="preserve">¿Qué se puede mejorar? </w:t>
+      </w:r>
+      <w:r>
+        <w:t xml:space="preserve">Al no existir previamente cuentas de usuario por médico, hubo que corregir sobre la marcha un caso no contemplado de bucle de redirección para roles distintos de Administrador.</w:t>
+      </w:r>
+    </w:p>
+    <w:p>
+      <w:pPr>
+        <w:spacing w:after="200"/>
+      </w:pPr>
+      <w:r>
+        <w:rPr>
+          <w:b/>
+          <w:bCs/>
+        </w:rPr>
+        <w:t xml:space="preserve">Acciones de mejora. </w:t>
+      </w:r>
+      <w:r>
+        <w:t xml:space="preserve">Incluir, desde el diseño inicial de futuros módulos, pruebas de navegación con cada rol y no solo con el rol Administrador.</w:t>
+      </w:r>
+    </w:p>
+    <w:p>
+      <w:pPr>
+        <w:pStyle w:val="Heading3"/>
+        <w:spacing w:after="100" w:before="200"/>
+      </w:pPr>
+      <w:r>
+        <w:t xml:space="preserve">Burndown Chart — Sprint 8 (24–28/08/2026)</w:t>
+      </w:r>
+    </w:p>
+    <w:p>
+      <w:pPr>
+        <w:spacing w:after="120"/>
+        <w:jc w:val="both"/>
+      </w:pPr>
+      <w:r>
+        <w:rPr>
+          <w:b w:val="false"/>
+          <w:bCs w:val="false"/>
+          <w:i w:val="false"/>
+          <w:iCs w:val="false"/>
+        </w:rPr>
+        <w:t xml:space="preserve">Duración: 5 días. Horas estimadas: 48 h.</w:t>
+      </w:r>
+    </w:p>
+    <w:tbl>
+      <w:tblPr>
+        <w:tblW w:type="pct" w:w="100%"/>
+        <w:tblBorders>
+          <w:top w:val="single" w:color="auto" w:sz="4"/>
+          <w:left w:val="single" w:color="auto" w:sz="4"/>
+          <w:bottom w:val="single" w:color="auto" w:sz="4"/>
+          <w:right w:val="single" w:color="auto" w:sz="4"/>
+          <w:insideH w:val="single" w:color="auto" w:sz="4"/>
+          <w:insideV w:val="single" w:color="auto" w:sz="4"/>
+        </w:tblBorders>
+      </w:tblPr>
+      <w:tblGrid>
+        <w:gridCol w:w="100"/>
+        <w:gridCol w:w="100"/>
+        <w:gridCol w:w="100"/>
+      </w:tblGrid>
+      <w:tr>
+        <w:tc>
+          <w:tcPr>
+            <w:tcW w:type="pct" w:w="34%"/>
+            <w:tcBorders>
+              <w:top w:val="single" w:color="999999" w:sz="2"/>
+              <w:left w:val="single" w:color="999999" w:sz="2"/>
+              <w:bottom w:val="single" w:color="999999" w:sz="2"/>
+              <w:right w:val="single" w:color="999999" w:sz="2"/>
+            </w:tcBorders>
+            <w:shd w:fill="D9D9D9" w:color="auto" w:val="clear"/>
+            <w:vAlign w:val="center"/>
+          </w:tcPr>
+          <w:p>
+            <w:pPr>
+              <w:spacing w:after="40"/>
+            </w:pPr>
+            <w:r>
+              <w:rPr>
+                <w:b/>
+                <w:bCs/>
+              </w:rPr>
+              <w:t xml:space="preserve">Día</w:t>
+            </w:r>
+          </w:p>
+        </w:tc>
+        <w:tc>
+          <w:tcPr>
+            <w:tcW w:type="pct" w:w="33%"/>
+            <w:tcBorders>
+              <w:top w:val="single" w:color="999999" w:sz="2"/>
+              <w:left w:val="single" w:color="999999" w:sz="2"/>
+              <w:bottom w:val="single" w:color="999999" w:sz="2"/>
+              <w:right w:val="single" w:color="999999" w:sz="2"/>
+            </w:tcBorders>
+            <w:shd w:fill="D9D9D9" w:color="auto" w:val="clear"/>
+            <w:vAlign w:val="center"/>
+          </w:tcPr>
+          <w:p>
+            <w:pPr>
+              <w:spacing w:after="40"/>
+            </w:pPr>
+            <w:r>
+              <w:rPr>
+                <w:b/>
+                <w:bCs/>
+              </w:rPr>
+              <w:t xml:space="preserve">Horas ideales restantes</w:t>
+            </w:r>
+          </w:p>
+        </w:tc>
+        <w:tc>
+          <w:tcPr>
+            <w:tcW w:type="pct" w:w="33%"/>
+            <w:tcBorders>
+              <w:top w:val="single" w:color="999999" w:sz="2"/>
+              <w:left w:val="single" w:color="999999" w:sz="2"/>
+              <w:bottom w:val="single" w:color="999999" w:sz="2"/>
+              <w:right w:val="single" w:color="999999" w:sz="2"/>
+            </w:tcBorders>
+            <w:shd w:fill="D9D9D9" w:color="auto" w:val="clear"/>
+            <w:vAlign w:val="center"/>
+          </w:tcPr>
+          <w:p>
+            <w:pPr>
+              <w:spacing w:after="40"/>
+            </w:pPr>
+            <w:r>
+              <w:rPr>
+                <w:b/>
+                <w:bCs/>
+              </w:rPr>
+              <w:t xml:space="preserve">Horas reales restantes</w:t>
+            </w:r>
+          </w:p>
+        </w:tc>
+      </w:tr>
+      <w:tr>
+        <w:tc>
+          <w:tcPr>
+            <w:tcW w:type="pct" w:w="34%"/>
+            <w:tcBorders>
+              <w:top w:val="single" w:color="999999" w:sz="2"/>
+              <w:left w:val="single" w:color="999999" w:sz="2"/>
+              <w:bottom w:val="single" w:color="999999" w:sz="2"/>
+              <w:right w:val="single" w:color="999999" w:sz="2"/>
+            </w:tcBorders>
+            <w:vAlign w:val="center"/>
+          </w:tcPr>
+          <w:p>
+            <w:pPr>
+              <w:spacing w:after="40"/>
+            </w:pPr>
+            <w:r>
+              <w:rPr>
+                <w:b w:val="false"/>
+                <w:bCs w:val="false"/>
+              </w:rPr>
+              <w:t xml:space="preserve">Inicio</w:t>
+            </w:r>
+          </w:p>
+        </w:tc>
+        <w:tc>
+          <w:tcPr>
+            <w:tcW w:type="pct" w:w="33%"/>
+            <w:tcBorders>
+              <w:top w:val="single" w:color="999999" w:sz="2"/>
+              <w:left w:val="single" w:color="999999" w:sz="2"/>
+              <w:bottom w:val="single" w:color="999999" w:sz="2"/>
+              <w:right w:val="single" w:color="999999" w:sz="2"/>
+            </w:tcBorders>
+            <w:vAlign w:val="center"/>
+          </w:tcPr>
+          <w:p>
+            <w:pPr>
+              <w:spacing w:after="40"/>
+            </w:pPr>
+            <w:r>
+              <w:rPr>
+                <w:b w:val="false"/>
+                <w:bCs w:val="false"/>
+              </w:rPr>
+              <w:t xml:space="preserve">48</w:t>
+            </w:r>
+          </w:p>
+        </w:tc>
+        <w:tc>
+          <w:tcPr>
+            <w:tcW w:type="pct" w:w="33%"/>
+            <w:tcBorders>
+              <w:top w:val="single" w:color="999999" w:sz="2"/>
+              <w:left w:val="single" w:color="999999" w:sz="2"/>
+              <w:bottom w:val="single" w:color="999999" w:sz="2"/>
+              <w:right w:val="single" w:color="999999" w:sz="2"/>
+            </w:tcBorders>
+            <w:vAlign w:val="center"/>
+          </w:tcPr>
+          <w:p>
+            <w:pPr>
+              <w:spacing w:after="40"/>
+            </w:pPr>
+            <w:r>
+              <w:rPr>
+                <w:b w:val="false"/>
+                <w:bCs w:val="false"/>
+              </w:rPr>
+              <w:t xml:space="preserve">48</w:t>
+            </w:r>
+          </w:p>
+        </w:tc>
+      </w:tr>
+      <w:tr>
+        <w:tc>
+          <w:tcPr>
+            <w:tcW w:type="pct" w:w="34%"/>
+            <w:tcBorders>
+              <w:top w:val="single" w:color="999999" w:sz="2"/>
+              <w:left w:val="single" w:color="999999" w:sz="2"/>
+              <w:bottom w:val="single" w:color="999999" w:sz="2"/>
+              <w:right w:val="single" w:color="999999" w:sz="2"/>
+            </w:tcBorders>
+            <w:vAlign w:val="center"/>
+          </w:tcPr>
+          <w:p>
+            <w:pPr>
+              <w:spacing w:after="40"/>
+            </w:pPr>
+            <w:r>
+              <w:rPr>
+                <w:b w:val="false"/>
+                <w:bCs w:val="false"/>
+              </w:rPr>
+              <w:t xml:space="preserve">D1</w:t>
+            </w:r>
+          </w:p>
+        </w:tc>
+        <w:tc>
+          <w:tcPr>
+            <w:tcW w:type="pct" w:w="33%"/>
+            <w:tcBorders>
+              <w:top w:val="single" w:color="999999" w:sz="2"/>
+              <w:left w:val="single" w:color="999999" w:sz="2"/>
+              <w:bottom w:val="single" w:color="999999" w:sz="2"/>
+              <w:right w:val="single" w:color="999999" w:sz="2"/>
+            </w:tcBorders>
+            <w:vAlign w:val="center"/>
+          </w:tcPr>
+          <w:p>
+            <w:pPr>
+              <w:spacing w:after="40"/>
+            </w:pPr>
+            <w:r>
+              <w:rPr>
+                <w:b w:val="false"/>
+                <w:bCs w:val="false"/>
+              </w:rPr>
+              <w:t xml:space="preserve">38</w:t>
+            </w:r>
+          </w:p>
+        </w:tc>
+        <w:tc>
+          <w:tcPr>
+            <w:tcW w:type="pct" w:w="33%"/>
+            <w:tcBorders>
+              <w:top w:val="single" w:color="999999" w:sz="2"/>
+              <w:left w:val="single" w:color="999999" w:sz="2"/>
+              <w:bottom w:val="single" w:color="999999" w:sz="2"/>
+              <w:right w:val="single" w:color="999999" w:sz="2"/>
+            </w:tcBorders>
+            <w:vAlign w:val="center"/>
+          </w:tcPr>
+          <w:p>
+            <w:pPr>
+              <w:spacing w:after="40"/>
+            </w:pPr>
+            <w:r>
+              <w:rPr>
+                <w:b w:val="false"/>
+                <w:bCs w:val="false"/>
+              </w:rPr>
+              <w:t xml:space="preserve">40</w:t>
+            </w:r>
+          </w:p>
+        </w:tc>
+      </w:tr>
+      <w:tr>
+        <w:tc>
+          <w:tcPr>
+            <w:tcW w:type="pct" w:w="34%"/>
+            <w:tcBorders>
+              <w:top w:val="single" w:color="999999" w:sz="2"/>
+              <w:left w:val="single" w:color="999999" w:sz="2"/>
+              <w:bottom w:val="single" w:color="999999" w:sz="2"/>
+              <w:right w:val="single" w:color="999999" w:sz="2"/>
+            </w:tcBorders>
+            <w:vAlign w:val="center"/>
+          </w:tcPr>
+          <w:p>
+            <w:pPr>
+              <w:spacing w:after="40"/>
+            </w:pPr>
+            <w:r>
+              <w:rPr>
+                <w:b w:val="false"/>
+                <w:bCs w:val="false"/>
+              </w:rPr>
+              <w:t xml:space="preserve">D2</w:t>
+            </w:r>
+          </w:p>
+        </w:tc>
+        <w:tc>
+          <w:tcPr>
+            <w:tcW w:type="pct" w:w="33%"/>
+            <w:tcBorders>
+              <w:top w:val="single" w:color="999999" w:sz="2"/>
+              <w:left w:val="single" w:color="999999" w:sz="2"/>
+              <w:bottom w:val="single" w:color="999999" w:sz="2"/>
+              <w:right w:val="single" w:color="999999" w:sz="2"/>
+            </w:tcBorders>
+            <w:vAlign w:val="center"/>
+          </w:tcPr>
+          <w:p>
+            <w:pPr>
+              <w:spacing w:after="40"/>
+            </w:pPr>
+            <w:r>
+              <w:rPr>
+                <w:b w:val="false"/>
+                <w:bCs w:val="false"/>
+              </w:rPr>
+              <w:t xml:space="preserve">29</w:t>
+            </w:r>
+          </w:p>
+        </w:tc>
+        <w:tc>
+          <w:tcPr>
+            <w:tcW w:type="pct" w:w="33%"/>
+            <w:tcBorders>
+              <w:top w:val="single" w:color="999999" w:sz="2"/>
+              <w:left w:val="single" w:color="999999" w:sz="2"/>
+              <w:bottom w:val="single" w:color="999999" w:sz="2"/>
+              <w:right w:val="single" w:color="999999" w:sz="2"/>
+            </w:tcBorders>
+            <w:vAlign w:val="center"/>
+          </w:tcPr>
+          <w:p>
+            <w:pPr>
+              <w:spacing w:after="40"/>
+            </w:pPr>
+            <w:r>
+              <w:rPr>
+                <w:b w:val="false"/>
+                <w:bCs w:val="false"/>
+              </w:rPr>
+              <w:t xml:space="preserve">30</w:t>
+            </w:r>
+          </w:p>
+        </w:tc>
+      </w:tr>
+      <w:tr>
+        <w:tc>
+          <w:tcPr>
+            <w:tcW w:type="pct" w:w="34%"/>
+            <w:tcBorders>
+              <w:top w:val="single" w:color="999999" w:sz="2"/>
+              <w:left w:val="single" w:color="999999" w:sz="2"/>
+              <w:bottom w:val="single" w:color="999999" w:sz="2"/>
+              <w:right w:val="single" w:color="999999" w:sz="2"/>
+            </w:tcBorders>
+            <w:vAlign w:val="center"/>
+          </w:tcPr>
+          <w:p>
+            <w:pPr>
+              <w:spacing w:after="40"/>
+            </w:pPr>
+            <w:r>
+              <w:rPr>
+                <w:b w:val="false"/>
+                <w:bCs w:val="false"/>
+              </w:rPr>
+              <w:t xml:space="preserve">D3</w:t>
+            </w:r>
+          </w:p>
+        </w:tc>
+        <w:tc>
+          <w:tcPr>
+            <w:tcW w:type="pct" w:w="33%"/>
+            <w:tcBorders>
+              <w:top w:val="single" w:color="999999" w:sz="2"/>
+              <w:left w:val="single" w:color="999999" w:sz="2"/>
+              <w:bottom w:val="single" w:color="999999" w:sz="2"/>
+              <w:right w:val="single" w:color="999999" w:sz="2"/>
+            </w:tcBorders>
+            <w:vAlign w:val="center"/>
+          </w:tcPr>
+          <w:p>
+            <w:pPr>
+              <w:spacing w:after="40"/>
+            </w:pPr>
+            <w:r>
+              <w:rPr>
+                <w:b w:val="false"/>
+                <w:bCs w:val="false"/>
+              </w:rPr>
+              <w:t xml:space="preserve">19</w:t>
+            </w:r>
+          </w:p>
+        </w:tc>
+        <w:tc>
+          <w:tcPr>
+            <w:tcW w:type="pct" w:w="33%"/>
+            <w:tcBorders>
+              <w:top w:val="single" w:color="999999" w:sz="2"/>
+              <w:left w:val="single" w:color="999999" w:sz="2"/>
+              <w:bottom w:val="single" w:color="999999" w:sz="2"/>
+              <w:right w:val="single" w:color="999999" w:sz="2"/>
+            </w:tcBorders>
+            <w:vAlign w:val="center"/>
+          </w:tcPr>
+          <w:p>
+            <w:pPr>
+              <w:spacing w:after="40"/>
+            </w:pPr>
+            <w:r>
+              <w:rPr>
+                <w:b w:val="false"/>
+                <w:bCs w:val="false"/>
+              </w:rPr>
+              <w:t xml:space="preserve">18</w:t>
+            </w:r>
+          </w:p>
+        </w:tc>
+      </w:tr>
+      <w:tr>
+        <w:tc>
+          <w:tcPr>
+            <w:tcW w:type="pct" w:w="34%"/>
+            <w:tcBorders>
+              <w:top w:val="single" w:color="999999" w:sz="2"/>
+              <w:left w:val="single" w:color="999999" w:sz="2"/>
+              <w:bottom w:val="single" w:color="999999" w:sz="2"/>
+              <w:right w:val="single" w:color="999999" w:sz="2"/>
+            </w:tcBorders>
+            <w:vAlign w:val="center"/>
+          </w:tcPr>
+          <w:p>
+            <w:pPr>
+              <w:spacing w:after="40"/>
+            </w:pPr>
+            <w:r>
+              <w:rPr>
+                <w:b w:val="false"/>
+                <w:bCs w:val="false"/>
+              </w:rPr>
+              <w:t xml:space="preserve">D4</w:t>
+            </w:r>
+          </w:p>
+        </w:tc>
+        <w:tc>
+          <w:tcPr>
+            <w:tcW w:type="pct" w:w="33%"/>
+            <w:tcBorders>
+              <w:top w:val="single" w:color="999999" w:sz="2"/>
+              <w:left w:val="single" w:color="999999" w:sz="2"/>
+              <w:bottom w:val="single" w:color="999999" w:sz="2"/>
+              <w:right w:val="single" w:color="999999" w:sz="2"/>
+            </w:tcBorders>
+            <w:vAlign w:val="center"/>
+          </w:tcPr>
+          <w:p>
+            <w:pPr>
+              <w:spacing w:after="40"/>
+            </w:pPr>
+            <w:r>
+              <w:rPr>
+                <w:b w:val="false"/>
+                <w:bCs w:val="false"/>
+              </w:rPr>
+              <w:t xml:space="preserve">10</w:t>
+            </w:r>
+          </w:p>
+        </w:tc>
+        <w:tc>
+          <w:tcPr>
+            <w:tcW w:type="pct" w:w="33%"/>
+            <w:tcBorders>
+              <w:top w:val="single" w:color="999999" w:sz="2"/>
+              <w:left w:val="single" w:color="999999" w:sz="2"/>
+              <w:bottom w:val="single" w:color="999999" w:sz="2"/>
+              <w:right w:val="single" w:color="999999" w:sz="2"/>
+            </w:tcBorders>
+            <w:vAlign w:val="center"/>
+          </w:tcPr>
+          <w:p>
+            <w:pPr>
+              <w:spacing w:after="40"/>
+            </w:pPr>
+            <w:r>
+              <w:rPr>
+                <w:b w:val="false"/>
+                <w:bCs w:val="false"/>
+              </w:rPr>
+              <w:t xml:space="preserve">8</w:t>
+            </w:r>
+          </w:p>
+        </w:tc>
+      </w:tr>
+      <w:tr>
+        <w:tc>
+          <w:tcPr>
+            <w:tcW w:type="pct" w:w="34%"/>
+            <w:tcBorders>
+              <w:top w:val="single" w:color="999999" w:sz="2"/>
+              <w:left w:val="single" w:color="999999" w:sz="2"/>
+              <w:bottom w:val="single" w:color="999999" w:sz="2"/>
+              <w:right w:val="single" w:color="999999" w:sz="2"/>
+            </w:tcBorders>
+            <w:vAlign w:val="center"/>
+          </w:tcPr>
+          <w:p>
+            <w:pPr>
+              <w:spacing w:after="40"/>
+            </w:pPr>
+            <w:r>
+              <w:rPr>
+                <w:b w:val="false"/>
+                <w:bCs w:val="false"/>
+              </w:rPr>
+              <w:t xml:space="preserve">D5 (cierre)</w:t>
+            </w:r>
+          </w:p>
+        </w:tc>
+        <w:tc>
+          <w:tcPr>
+            <w:tcW w:type="pct" w:w="33%"/>
+            <w:tcBorders>
+              <w:top w:val="single" w:color="999999" w:sz="2"/>
+              <w:left w:val="single" w:color="999999" w:sz="2"/>
+              <w:bottom w:val="single" w:color="999999" w:sz="2"/>
+              <w:right w:val="single" w:color="999999" w:sz="2"/>
+            </w:tcBorders>
+            <w:vAlign w:val="center"/>
+          </w:tcPr>
+          <w:p>
+            <w:pPr>
+              <w:spacing w:after="40"/>
+            </w:pPr>
+            <w:r>
+              <w:rPr>
+                <w:b w:val="false"/>
+                <w:bCs w:val="false"/>
+              </w:rPr>
+              <w:t xml:space="preserve">0</w:t>
+            </w:r>
+          </w:p>
+        </w:tc>
+        <w:tc>
+          <w:tcPr>
+            <w:tcW w:type="pct" w:w="33%"/>
+            <w:tcBorders>
+              <w:top w:val="single" w:color="999999" w:sz="2"/>
+              <w:left w:val="single" w:color="999999" w:sz="2"/>
+              <w:bottom w:val="single" w:color="999999" w:sz="2"/>
+              <w:right w:val="single" w:color="999999" w:sz="2"/>
+            </w:tcBorders>
+            <w:vAlign w:val="center"/>
+          </w:tcPr>
+          <w:p>
+            <w:pPr>
+              <w:spacing w:after="40"/>
+            </w:pPr>
+            <w:r>
+              <w:rPr>
+                <w:b w:val="false"/>
+                <w:bCs w:val="false"/>
+              </w:rPr>
+              <w:t xml:space="preserve">0</w:t>
+            </w:r>
+          </w:p>
+        </w:tc>
+      </w:tr>
+    </w:tbl>
+    <w:p>
+      <w:pPr>
+        <w:spacing w:after="200"/>
+      </w:pPr>
+      <w:r>
+        <w:rPr>
+          <w:i/>
+          <w:iCs/>
+          <w:sz w:val="20"/>
+          <w:szCs w:val="20"/>
+        </w:rPr>
+        <w:t xml:space="preserve">Nota. Horas ideales = consumo uniforme planificado. Horas reales = avance efectivo. Elaboración propia.</w:t>
+      </w:r>
+    </w:p>
+    <w:p>
+      <w:pPr>
+        <w:pStyle w:val="Heading3"/>
+        <w:spacing w:after="100" w:before="200"/>
+      </w:pPr>
+      <w:r>
+        <w:t xml:space="preserve">Sprint Review — Sprint 8</w:t>
+      </w:r>
+    </w:p>
+    <w:tbl>
+      <w:tblPr>
+        <w:tblW w:type="pct" w:w="100%"/>
+        <w:tblBorders>
+          <w:top w:val="single" w:color="auto" w:sz="4"/>
+          <w:left w:val="single" w:color="auto" w:sz="4"/>
+          <w:bottom w:val="single" w:color="auto" w:sz="4"/>
+          <w:right w:val="single" w:color="auto" w:sz="4"/>
+          <w:insideH w:val="single" w:color="auto" w:sz="4"/>
+          <w:insideV w:val="single" w:color="auto" w:sz="4"/>
+        </w:tblBorders>
+      </w:tblPr>
+      <w:tblGrid>
+        <w:gridCol w:w="100"/>
+        <w:gridCol w:w="100"/>
+        <w:gridCol w:w="100"/>
+        <w:gridCol w:w="100"/>
+      </w:tblGrid>
+      <w:tr>
+        <w:tc>
+          <w:tcPr>
+            <w:tcW w:type="pct" w:w="10%"/>
+            <w:tcBorders>
+              <w:top w:val="single" w:color="999999" w:sz="2"/>
+              <w:left w:val="single" w:color="999999" w:sz="2"/>
+              <w:bottom w:val="single" w:color="999999" w:sz="2"/>
+              <w:right w:val="single" w:color="999999" w:sz="2"/>
+            </w:tcBorders>
+            <w:shd w:fill="D9D9D9" w:color="auto" w:val="clear"/>
+            <w:vAlign w:val="center"/>
+          </w:tcPr>
+          <w:p>
+            <w:pPr>
+              <w:spacing w:after="40"/>
+            </w:pPr>
+            <w:r>
+              <w:rPr>
+                <w:b/>
+                <w:bCs/>
+              </w:rPr>
+              <w:t xml:space="preserve">HU</w:t>
+            </w:r>
+          </w:p>
+        </w:tc>
+        <w:tc>
+          <w:tcPr>
+            <w:tcW w:type="pct" w:w="25%"/>
+            <w:tcBorders>
+              <w:top w:val="single" w:color="999999" w:sz="2"/>
+              <w:left w:val="single" w:color="999999" w:sz="2"/>
+              <w:bottom w:val="single" w:color="999999" w:sz="2"/>
+              <w:right w:val="single" w:color="999999" w:sz="2"/>
+            </w:tcBorders>
+            <w:shd w:fill="D9D9D9" w:color="auto" w:val="clear"/>
+            <w:vAlign w:val="center"/>
+          </w:tcPr>
+          <w:p>
+            <w:pPr>
+              <w:spacing w:after="40"/>
+            </w:pPr>
+            <w:r>
+              <w:rPr>
+                <w:b/>
+                <w:bCs/>
+              </w:rPr>
+              <w:t xml:space="preserve">Entregable</w:t>
+            </w:r>
+          </w:p>
+        </w:tc>
+        <w:tc>
+          <w:tcPr>
+            <w:tcW w:type="pct" w:w="50%"/>
+            <w:tcBorders>
+              <w:top w:val="single" w:color="999999" w:sz="2"/>
+              <w:left w:val="single" w:color="999999" w:sz="2"/>
+              <w:bottom w:val="single" w:color="999999" w:sz="2"/>
+              <w:right w:val="single" w:color="999999" w:sz="2"/>
+            </w:tcBorders>
+            <w:shd w:fill="D9D9D9" w:color="auto" w:val="clear"/>
+            <w:vAlign w:val="center"/>
+          </w:tcPr>
+          <w:p>
+            <w:pPr>
+              <w:spacing w:after="40"/>
+            </w:pPr>
+            <w:r>
+              <w:rPr>
+                <w:b/>
+                <w:bCs/>
+              </w:rPr>
+              <w:t xml:space="preserve">Criterio de aceptación</w:t>
+            </w:r>
+          </w:p>
+        </w:tc>
+        <w:tc>
+          <w:tcPr>
+            <w:tcW w:type="pct" w:w="15%"/>
+            <w:tcBorders>
+              <w:top w:val="single" w:color="999999" w:sz="2"/>
+              <w:left w:val="single" w:color="999999" w:sz="2"/>
+              <w:bottom w:val="single" w:color="999999" w:sz="2"/>
+              <w:right w:val="single" w:color="999999" w:sz="2"/>
+            </w:tcBorders>
+            <w:shd w:fill="D9D9D9" w:color="auto" w:val="clear"/>
+            <w:vAlign w:val="center"/>
+          </w:tcPr>
+          <w:p>
+            <w:pPr>
+              <w:spacing w:after="40"/>
+            </w:pPr>
+            <w:r>
+              <w:rPr>
+                <w:b/>
+                <w:bCs/>
+              </w:rPr>
+              <w:t xml:space="preserve">Resultado</w:t>
+            </w:r>
+          </w:p>
+        </w:tc>
+      </w:tr>
+      <w:tr>
+        <w:tc>
+          <w:tcPr>
+            <w:tcW w:type="pct" w:w="10%"/>
+            <w:tcBorders>
+              <w:top w:val="single" w:color="999999" w:sz="2"/>
+              <w:left w:val="single" w:color="999999" w:sz="2"/>
+              <w:bottom w:val="single" w:color="999999" w:sz="2"/>
+              <w:right w:val="single" w:color="999999" w:sz="2"/>
+            </w:tcBorders>
+            <w:vAlign w:val="center"/>
+          </w:tcPr>
+          <w:p>
+            <w:pPr>
+              <w:spacing w:after="40"/>
+            </w:pPr>
+            <w:r>
+              <w:rPr>
+                <w:b w:val="false"/>
+                <w:bCs w:val="false"/>
+              </w:rPr>
+              <w:t xml:space="preserve">HU-21</w:t>
+            </w:r>
+          </w:p>
+        </w:tc>
+        <w:tc>
+          <w:tcPr>
+            <w:tcW w:type="pct" w:w="25%"/>
+            <w:tcBorders>
+              <w:top w:val="single" w:color="999999" w:sz="2"/>
+              <w:left w:val="single" w:color="999999" w:sz="2"/>
+              <w:bottom w:val="single" w:color="999999" w:sz="2"/>
+              <w:right w:val="single" w:color="999999" w:sz="2"/>
+            </w:tcBorders>
+            <w:vAlign w:val="center"/>
+          </w:tcPr>
+          <w:p>
+            <w:pPr>
+              <w:spacing w:after="40"/>
+            </w:pPr>
+            <w:r>
+              <w:rPr>
+                <w:b w:val="false"/>
+                <w:bCs w:val="false"/>
+              </w:rPr>
+              <w:t xml:space="preserve">Vista de agenda diaria diferenciada por rol (Mi Agenda)</w:t>
+            </w:r>
+          </w:p>
+        </w:tc>
+        <w:tc>
+          <w:tcPr>
+            <w:tcW w:type="pct" w:w="50%"/>
+            <w:tcBorders>
+              <w:top w:val="single" w:color="999999" w:sz="2"/>
+              <w:left w:val="single" w:color="999999" w:sz="2"/>
+              <w:bottom w:val="single" w:color="999999" w:sz="2"/>
+              <w:right w:val="single" w:color="999999" w:sz="2"/>
+            </w:tcBorders>
+            <w:vAlign w:val="center"/>
+          </w:tcPr>
+          <w:p>
+            <w:pPr>
+              <w:spacing w:after="40"/>
+            </w:pPr>
+            <w:r>
+              <w:rPr>
+                <w:b w:val="false"/>
+                <w:bCs w:val="false"/>
+              </w:rPr>
+              <w:t xml:space="preserve">Atender a mis pacientes sin depender de filtros manuales ni ver información de otros médicos</w:t>
+            </w:r>
+          </w:p>
+        </w:tc>
+        <w:tc>
+          <w:tcPr>
+            <w:tcW w:type="pct" w:w="15%"/>
+            <w:tcBorders>
+              <w:top w:val="single" w:color="999999" w:sz="2"/>
+              <w:left w:val="single" w:color="999999" w:sz="2"/>
+              <w:bottom w:val="single" w:color="999999" w:sz="2"/>
+              <w:right w:val="single" w:color="999999" w:sz="2"/>
+            </w:tcBorders>
+            <w:vAlign w:val="center"/>
+          </w:tcPr>
+          <w:p>
+            <w:pPr>
+              <w:spacing w:after="40"/>
+            </w:pPr>
+            <w:r>
+              <w:rPr>
+                <w:b w:val="false"/>
+                <w:bCs w:val="false"/>
+              </w:rPr>
+              <w:t xml:space="preserve">Aceptado</w:t>
+            </w:r>
+          </w:p>
+        </w:tc>
+      </w:tr>
+      <w:tr>
+        <w:tc>
+          <w:tcPr>
+            <w:tcW w:type="pct" w:w="10%"/>
+            <w:tcBorders>
+              <w:top w:val="single" w:color="999999" w:sz="2"/>
+              <w:left w:val="single" w:color="999999" w:sz="2"/>
+              <w:bottom w:val="single" w:color="999999" w:sz="2"/>
+              <w:right w:val="single" w:color="999999" w:sz="2"/>
+            </w:tcBorders>
+            <w:vAlign w:val="center"/>
+          </w:tcPr>
+          <w:p>
+            <w:pPr>
+              <w:spacing w:after="40"/>
+            </w:pPr>
+            <w:r>
+              <w:rPr>
+                <w:b w:val="false"/>
+                <w:bCs w:val="false"/>
+              </w:rPr>
+              <w:t xml:space="preserve">HU-22</w:t>
+            </w:r>
+          </w:p>
+        </w:tc>
+        <w:tc>
+          <w:tcPr>
+            <w:tcW w:type="pct" w:w="25%"/>
+            <w:tcBorders>
+              <w:top w:val="single" w:color="999999" w:sz="2"/>
+              <w:left w:val="single" w:color="999999" w:sz="2"/>
+              <w:bottom w:val="single" w:color="999999" w:sz="2"/>
+              <w:right w:val="single" w:color="999999" w:sz="2"/>
+            </w:tcBorders>
+            <w:vAlign w:val="center"/>
+          </w:tcPr>
+          <w:p>
+            <w:pPr>
+              <w:spacing w:after="40"/>
+            </w:pPr>
+            <w:r>
+              <w:rPr>
+                <w:b w:val="false"/>
+                <w:bCs w:val="false"/>
+              </w:rPr>
+              <w:t xml:space="preserve">Historial clínico consultable por paciente</w:t>
+            </w:r>
+          </w:p>
+        </w:tc>
+        <w:tc>
+          <w:tcPr>
+            <w:tcW w:type="pct" w:w="50%"/>
+            <w:tcBorders>
+              <w:top w:val="single" w:color="999999" w:sz="2"/>
+              <w:left w:val="single" w:color="999999" w:sz="2"/>
+              <w:bottom w:val="single" w:color="999999" w:sz="2"/>
+              <w:right w:val="single" w:color="999999" w:sz="2"/>
+            </w:tcBorders>
+            <w:vAlign w:val="center"/>
+          </w:tcPr>
+          <w:p>
+            <w:pPr>
+              <w:spacing w:after="40"/>
+            </w:pPr>
+            <w:r>
+              <w:rPr>
+                <w:b w:val="false"/>
+                <w:bCs w:val="false"/>
+              </w:rPr>
+              <w:t xml:space="preserve">Contar con el contexto de continuidad de atención del paciente antes de una nueva consulta</w:t>
+            </w:r>
+          </w:p>
+        </w:tc>
+        <w:tc>
+          <w:tcPr>
+            <w:tcW w:type="pct" w:w="15%"/>
+            <w:tcBorders>
+              <w:top w:val="single" w:color="999999" w:sz="2"/>
+              <w:left w:val="single" w:color="999999" w:sz="2"/>
+              <w:bottom w:val="single" w:color="999999" w:sz="2"/>
+              <w:right w:val="single" w:color="999999" w:sz="2"/>
+            </w:tcBorders>
+            <w:vAlign w:val="center"/>
+          </w:tcPr>
+          <w:p>
+            <w:pPr>
+              <w:spacing w:after="40"/>
+            </w:pPr>
+            <w:r>
+              <w:rPr>
+                <w:b w:val="false"/>
+                <w:bCs w:val="false"/>
+              </w:rPr>
+              <w:t xml:space="preserve">Aceptado</w:t>
+            </w:r>
+          </w:p>
+        </w:tc>
+      </w:tr>
+      <w:tr>
+        <w:tc>
+          <w:tcPr>
+            <w:tcW w:type="pct" w:w="10%"/>
+            <w:tcBorders>
+              <w:top w:val="single" w:color="999999" w:sz="2"/>
+              <w:left w:val="single" w:color="999999" w:sz="2"/>
+              <w:bottom w:val="single" w:color="999999" w:sz="2"/>
+              <w:right w:val="single" w:color="999999" w:sz="2"/>
+            </w:tcBorders>
+            <w:vAlign w:val="center"/>
+          </w:tcPr>
+          <w:p>
+            <w:pPr>
+              <w:spacing w:after="40"/>
+            </w:pPr>
+            <w:r>
+              <w:rPr>
+                <w:b w:val="false"/>
+                <w:bCs w:val="false"/>
+              </w:rPr>
+              <w:t xml:space="preserve">HU-23</w:t>
+            </w:r>
+          </w:p>
+        </w:tc>
+        <w:tc>
+          <w:tcPr>
+            <w:tcW w:type="pct" w:w="25%"/>
+            <w:tcBorders>
+              <w:top w:val="single" w:color="999999" w:sz="2"/>
+              <w:left w:val="single" w:color="999999" w:sz="2"/>
+              <w:bottom w:val="single" w:color="999999" w:sz="2"/>
+              <w:right w:val="single" w:color="999999" w:sz="2"/>
+            </w:tcBorders>
+            <w:vAlign w:val="center"/>
+          </w:tcPr>
+          <w:p>
+            <w:pPr>
+              <w:spacing w:after="40"/>
+            </w:pPr>
+            <w:r>
+              <w:rPr>
+                <w:b w:val="false"/>
+                <w:bCs w:val="false"/>
+              </w:rPr>
+              <w:t xml:space="preserve">Filtros avanzados en la gestión de citas</w:t>
+            </w:r>
+          </w:p>
+        </w:tc>
+        <w:tc>
+          <w:tcPr>
+            <w:tcW w:type="pct" w:w="50%"/>
+            <w:tcBorders>
+              <w:top w:val="single" w:color="999999" w:sz="2"/>
+              <w:left w:val="single" w:color="999999" w:sz="2"/>
+              <w:bottom w:val="single" w:color="999999" w:sz="2"/>
+              <w:right w:val="single" w:color="999999" w:sz="2"/>
+            </w:tcBorders>
+            <w:vAlign w:val="center"/>
+          </w:tcPr>
+          <w:p>
+            <w:pPr>
+              <w:spacing w:after="40"/>
+            </w:pPr>
+            <w:r>
+              <w:rPr>
+                <w:b w:val="false"/>
+                <w:bCs w:val="false"/>
+              </w:rPr>
+              <w:t xml:space="preserve">Ubicar rápidamente las citas relevantes sin depender de una única fecha exacta ni desplazarme por el listado completo</w:t>
+            </w:r>
+          </w:p>
+        </w:tc>
+        <w:tc>
+          <w:tcPr>
+            <w:tcW w:type="pct" w:w="15%"/>
+            <w:tcBorders>
+              <w:top w:val="single" w:color="999999" w:sz="2"/>
+              <w:left w:val="single" w:color="999999" w:sz="2"/>
+              <w:bottom w:val="single" w:color="999999" w:sz="2"/>
+              <w:right w:val="single" w:color="999999" w:sz="2"/>
+            </w:tcBorders>
+            <w:vAlign w:val="center"/>
+          </w:tcPr>
+          <w:p>
+            <w:pPr>
+              <w:spacing w:after="40"/>
+            </w:pPr>
+            <w:r>
+              <w:rPr>
+                <w:b w:val="false"/>
+                <w:bCs w:val="false"/>
+              </w:rPr>
+              <w:t xml:space="preserve">Aceptado</w:t>
+            </w:r>
+          </w:p>
+        </w:tc>
+      </w:tr>
+      <w:tr>
+        <w:tc>
+          <w:tcPr>
+            <w:tcW w:type="pct" w:w="10%"/>
+            <w:tcBorders>
+              <w:top w:val="single" w:color="999999" w:sz="2"/>
+              <w:left w:val="single" w:color="999999" w:sz="2"/>
+              <w:bottom w:val="single" w:color="999999" w:sz="2"/>
+              <w:right w:val="single" w:color="999999" w:sz="2"/>
+            </w:tcBorders>
+            <w:vAlign w:val="center"/>
+          </w:tcPr>
+          <w:p>
+            <w:pPr>
+              <w:spacing w:after="40"/>
+            </w:pPr>
+            <w:r>
+              <w:rPr>
+                <w:b w:val="false"/>
+                <w:bCs w:val="false"/>
+              </w:rPr>
+              <w:t xml:space="preserve">HU-24</w:t>
+            </w:r>
+          </w:p>
+        </w:tc>
+        <w:tc>
+          <w:tcPr>
+            <w:tcW w:type="pct" w:w="25%"/>
+            <w:tcBorders>
+              <w:top w:val="single" w:color="999999" w:sz="2"/>
+              <w:left w:val="single" w:color="999999" w:sz="2"/>
+              <w:bottom w:val="single" w:color="999999" w:sz="2"/>
+              <w:right w:val="single" w:color="999999" w:sz="2"/>
+            </w:tcBorders>
+            <w:vAlign w:val="center"/>
+          </w:tcPr>
+          <w:p>
+            <w:pPr>
+              <w:spacing w:after="40"/>
+            </w:pPr>
+            <w:r>
+              <w:rPr>
+                <w:b w:val="false"/>
+                <w:bCs w:val="false"/>
+              </w:rPr>
+              <w:t xml:space="preserve">Gestión de descansos y vacaciones de médicos</w:t>
+            </w:r>
+          </w:p>
+        </w:tc>
+        <w:tc>
+          <w:tcPr>
+            <w:tcW w:type="pct" w:w="50%"/>
+            <w:tcBorders>
+              <w:top w:val="single" w:color="999999" w:sz="2"/>
+              <w:left w:val="single" w:color="999999" w:sz="2"/>
+              <w:bottom w:val="single" w:color="999999" w:sz="2"/>
+              <w:right w:val="single" w:color="999999" w:sz="2"/>
+            </w:tcBorders>
+            <w:vAlign w:val="center"/>
+          </w:tcPr>
+          <w:p>
+            <w:pPr>
+              <w:spacing w:after="40"/>
+            </w:pPr>
+            <w:r>
+              <w:rPr>
+                <w:b w:val="false"/>
+                <w:bCs w:val="false"/>
+              </w:rPr>
+              <w:t xml:space="preserve">Que esas fechas dejen de ofrecerse automáticamente al momento de asignar citas, evitando agendar contra días en los que el médico no atenderá</w:t>
+            </w:r>
+          </w:p>
+        </w:tc>
+        <w:tc>
+          <w:tcPr>
+            <w:tcW w:type="pct" w:w="15%"/>
+            <w:tcBorders>
+              <w:top w:val="single" w:color="999999" w:sz="2"/>
+              <w:left w:val="single" w:color="999999" w:sz="2"/>
+              <w:bottom w:val="single" w:color="999999" w:sz="2"/>
+              <w:right w:val="single" w:color="999999" w:sz="2"/>
+            </w:tcBorders>
+            <w:vAlign w:val="center"/>
+          </w:tcPr>
+          <w:p>
+            <w:pPr>
+              <w:spacing w:after="40"/>
+            </w:pPr>
+            <w:r>
+              <w:rPr>
+                <w:b w:val="false"/>
+                <w:bCs w:val="false"/>
+              </w:rPr>
+              <w:t xml:space="preserve">Aceptado</w:t>
+            </w:r>
+          </w:p>
+        </w:tc>
+      </w:tr>
+      <w:tr>
+        <w:tc>
+          <w:tcPr>
+            <w:tcW w:type="pct" w:w="10%"/>
+            <w:tcBorders>
+              <w:top w:val="single" w:color="999999" w:sz="2"/>
+              <w:left w:val="single" w:color="999999" w:sz="2"/>
+              <w:bottom w:val="single" w:color="999999" w:sz="2"/>
+              <w:right w:val="single" w:color="999999" w:sz="2"/>
+            </w:tcBorders>
+            <w:vAlign w:val="center"/>
+          </w:tcPr>
+          <w:p>
+            <w:pPr>
+              <w:spacing w:after="40"/>
+            </w:pPr>
+            <w:r>
+              <w:rPr>
+                <w:b w:val="false"/>
+                <w:bCs w:val="false"/>
+              </w:rPr>
+              <w:t xml:space="preserve">HU-25</w:t>
+            </w:r>
+          </w:p>
+        </w:tc>
+        <w:tc>
+          <w:tcPr>
+            <w:tcW w:type="pct" w:w="25%"/>
+            <w:tcBorders>
+              <w:top w:val="single" w:color="999999" w:sz="2"/>
+              <w:left w:val="single" w:color="999999" w:sz="2"/>
+              <w:bottom w:val="single" w:color="999999" w:sz="2"/>
+              <w:right w:val="single" w:color="999999" w:sz="2"/>
+            </w:tcBorders>
+            <w:vAlign w:val="center"/>
+          </w:tcPr>
+          <w:p>
+            <w:pPr>
+              <w:spacing w:after="40"/>
+            </w:pPr>
+            <w:r>
+              <w:rPr>
+                <w:b w:val="false"/>
+                <w:bCs w:val="false"/>
+              </w:rPr>
+              <w:t xml:space="preserve">Registro opcional de triaje de enfermería</w:t>
+            </w:r>
+          </w:p>
+        </w:tc>
+        <w:tc>
+          <w:tcPr>
+            <w:tcW w:type="pct" w:w="50%"/>
+            <w:tcBorders>
+              <w:top w:val="single" w:color="999999" w:sz="2"/>
+              <w:left w:val="single" w:color="999999" w:sz="2"/>
+              <w:bottom w:val="single" w:color="999999" w:sz="2"/>
+              <w:right w:val="single" w:color="999999" w:sz="2"/>
+            </w:tcBorders>
+            <w:vAlign w:val="center"/>
+          </w:tcPr>
+          <w:p>
+            <w:pPr>
+              <w:spacing w:after="40"/>
+            </w:pPr>
+            <w:r>
+              <w:rPr>
+                <w:b w:val="false"/>
+                <w:bCs w:val="false"/>
+              </w:rPr>
+              <w:t xml:space="preserve">Que el médico cuente con esa información clínica antes de iniciar la consulta</w:t>
+            </w:r>
+          </w:p>
+        </w:tc>
+        <w:tc>
+          <w:tcPr>
+            <w:tcW w:type="pct" w:w="15%"/>
+            <w:tcBorders>
+              <w:top w:val="single" w:color="999999" w:sz="2"/>
+              <w:left w:val="single" w:color="999999" w:sz="2"/>
+              <w:bottom w:val="single" w:color="999999" w:sz="2"/>
+              <w:right w:val="single" w:color="999999" w:sz="2"/>
+            </w:tcBorders>
+            <w:vAlign w:val="center"/>
+          </w:tcPr>
+          <w:p>
+            <w:pPr>
+              <w:spacing w:after="40"/>
+            </w:pPr>
+            <w:r>
+              <w:rPr>
+                <w:b w:val="false"/>
+                <w:bCs w:val="false"/>
+              </w:rPr>
+              <w:t xml:space="preserve">Aceptado</w:t>
+            </w:r>
+          </w:p>
+        </w:tc>
+      </w:tr>
+      <w:tr>
+        <w:tc>
+          <w:tcPr>
+            <w:tcW w:type="pct" w:w="10%"/>
+            <w:tcBorders>
+              <w:top w:val="single" w:color="999999" w:sz="2"/>
+              <w:left w:val="single" w:color="999999" w:sz="2"/>
+              <w:bottom w:val="single" w:color="999999" w:sz="2"/>
+              <w:right w:val="single" w:color="999999" w:sz="2"/>
+            </w:tcBorders>
+            <w:vAlign w:val="center"/>
+          </w:tcPr>
+          <w:p>
+            <w:pPr>
+              <w:spacing w:after="40"/>
+            </w:pPr>
+            <w:r>
+              <w:rPr>
+                <w:b w:val="false"/>
+                <w:bCs w:val="false"/>
+              </w:rPr>
+              <w:t xml:space="preserve">HU-26</w:t>
+            </w:r>
+          </w:p>
+        </w:tc>
+        <w:tc>
+          <w:tcPr>
+            <w:tcW w:type="pct" w:w="25%"/>
+            <w:tcBorders>
+              <w:top w:val="single" w:color="999999" w:sz="2"/>
+              <w:left w:val="single" w:color="999999" w:sz="2"/>
+              <w:bottom w:val="single" w:color="999999" w:sz="2"/>
+              <w:right w:val="single" w:color="999999" w:sz="2"/>
+            </w:tcBorders>
+            <w:vAlign w:val="center"/>
+          </w:tcPr>
+          <w:p>
+            <w:pPr>
+              <w:spacing w:after="40"/>
+            </w:pPr>
+            <w:r>
+              <w:rPr>
+                <w:b w:val="false"/>
+                <w:bCs w:val="false"/>
+              </w:rPr>
+              <w:t xml:space="preserve">Datos de demostración realistas y publicación del repositorio</w:t>
+            </w:r>
+          </w:p>
+        </w:tc>
+        <w:tc>
+          <w:tcPr>
+            <w:tcW w:type="pct" w:w="50%"/>
+            <w:tcBorders>
+              <w:top w:val="single" w:color="999999" w:sz="2"/>
+              <w:left w:val="single" w:color="999999" w:sz="2"/>
+              <w:bottom w:val="single" w:color="999999" w:sz="2"/>
+              <w:right w:val="single" w:color="999999" w:sz="2"/>
+            </w:tcBorders>
+            <w:vAlign w:val="center"/>
+          </w:tcPr>
+          <w:p>
+            <w:pPr>
+              <w:spacing w:after="40"/>
+            </w:pPr>
+            <w:r>
+              <w:rPr>
+                <w:b w:val="false"/>
+                <w:bCs w:val="false"/>
+              </w:rPr>
+              <w:t xml:space="preserve">Poder demostrar el sistema en un uso habitual y respaldar el trabajo desarrollado en un repositorio versionado</w:t>
             </w:r>
           </w:p>
         </w:tc>
